--- a/thesis/thesis.docx
+++ b/thesis/thesis.docx
@@ -3561,14 +3561,14 @@
           <w:b/>
           <w:bCs/>
         </w:rPr>
-        <w:t xml:space="preserve">基于时间</w:t>
+        <w:t xml:space="preserve">基于time-bin–MPS</w:t>
       </w:r>
       <w:r>
         <w:rPr>
           <w:b/>
           <w:bCs/>
         </w:rPr>
-        <w:t xml:space="preserve"> bin–MPS </w:t>
+        <w:t xml:space="preserve"> </w:t>
       </w:r>
       <w:r>
         <w:rPr>

--- a/thesis/thesis.docx
+++ b/thesis/thesis.docx
@@ -36,7 +36,79 @@
         <w:rPr>
           <w:rFonts w:hint="eastAsia"/>
         </w:rPr>
-        <w:t xml:space="preserve">本文研究了跨尺度噪声与高效光纤接口耦合协同优化的中性原子量子接口问题。量子网络与量子计算的发展对高效光子-原子接口提出了迫切需求，而中性原子系统因其成熟技术和良好量子存储特性成为热门研究平台。然而，当前实验中存在光纤耦合效率偏低以及多尺度噪声（从微观的自发辐射到宏观的机械振动）对保真度影响等关键问题。本文建立了基于Lindblad主方程的跨尺度噪声理论模型，通过数值仿真对模型进行验证，并与实验数据进行详细对比，提出了针对光纤耦合及噪声管理的实验参数优化策略，为实现高保真量子接口提供了理论与实验依据。</w:t>
+        <w:t xml:space="preserve">本文针对中性原子量子计算体系的光子—原子量子接口，建立了基于时间</w:t>
+      </w:r>
+      <w:r>
+        <w:t xml:space="preserve"> bin </w:t>
+      </w:r>
+      <w:r>
+        <w:rPr>
+          <w:rFonts w:hint="eastAsia"/>
+        </w:rPr>
+        <w:t xml:space="preserve">离散化与矩阵乘积态（MPS）张量网络的第一性原理端到端仿真框架。在量子网络与分布式量子计算的背景下，远程纠缠建立的成功率与条件态保真度受到链路中多种非理想因素的耦合影响，传统的经验参数模型难以给出可追溯的定量预测。本文将整条接口链路——包括原子发射与偏振映射、量子频率转换（QFC）及其噪声、光纤偏振演化与色散、分束干涉与贝尔态测量、以及真实探测器响应——统一表述为时间</w:t>
+      </w:r>
+      <w:r>
+        <w:t xml:space="preserve"> bin </w:t>
+      </w:r>
+      <w:r>
+        <w:rPr>
+          <w:rFonts w:hint="eastAsia"/>
+        </w:rPr>
+        <w:t xml:space="preserve">序列上的量子线路演化与测量条件化过程。在数值实现上，采用</w:t>
+      </w:r>
+      <w:r>
+        <w:t xml:space="preserve"> MPS </w:t>
+      </w:r>
+      <w:r>
+        <w:rPr>
+          <w:rFonts w:hint="eastAsia"/>
+        </w:rPr>
+        <w:t xml:space="preserve">表示联合量子态，通过</w:t>
+      </w:r>
+      <w:r>
+        <w:t xml:space="preserve"> TEBD </w:t>
+      </w:r>
+      <w:r>
+        <w:rPr>
+          <w:rFonts w:hint="eastAsia"/>
+        </w:rPr>
+        <w:t xml:space="preserve">算法实现逐</w:t>
+      </w:r>
+      <w:r>
+        <w:t xml:space="preserve"> bin </w:t>
+      </w:r>
+      <w:r>
+        <w:rPr>
+          <w:rFonts w:hint="eastAsia"/>
+        </w:rPr>
+        <w:t xml:space="preserve">的局域门演化与</w:t>
+      </w:r>
+      <w:r>
+        <w:t xml:space="preserve"> SWAP </w:t>
+      </w:r>
+      <w:r>
+        <w:rPr>
+          <w:rFonts w:hint="eastAsia"/>
+        </w:rPr>
+        <w:t xml:space="preserve">传送带调度，并以量子轨迹采样与</w:t>
+      </w:r>
+      <w:r>
+        <w:t xml:space="preserve"> Kraus </w:t>
+      </w:r>
+      <w:r>
+        <w:rPr>
+          <w:rFonts w:hint="eastAsia"/>
+        </w:rPr>
+        <w:t xml:space="preserve">算符投影完成探测器响应仿真，最终重建成功条件下的原子约化密度矩阵并评估保真度与纠缠度量。该框架能够在可控计算资源下处理数百量级时间</w:t>
+      </w:r>
+      <w:r>
+        <w:t xml:space="preserve"> bin </w:t>
+      </w:r>
+      <w:r>
+        <w:rPr>
+          <w:rFonts w:hint="eastAsia"/>
+        </w:rPr>
+        <w:t xml:space="preserve">的脉冲演化与条件化统计，为接口参数优化、误差来源分解以及不同方案的系统级比较提供了可解释、可复现的第一性原理工具。</w:t>
       </w:r>
     </w:p>
     <w:p>
@@ -44,7 +116,7 @@
         <w:pStyle w:val="BodyText"/>
       </w:pPr>
       <w:r>
-        <w:t xml:space="preserve">This thesis investigates the collaborative optimization of cross-scale noise and efficient fiber interface coupling in neutral atom quantum interfaces. The development of quantum networks and quantum computing has created an urgent demand for efficient photon-atom interfaces, with neutral atom systems becoming popular research platforms due to their mature technology and excellent quantum storage characteristics. However, key issues exist in current experiments, including low fiber coupling efficiency and the impact of multi-scale noise (from microscopic spontaneous emission to macroscopic mechanical vibrations) on fidelity. This thesis establishes a cross-scale noise theoretical model based on the Lindblad master equation, validates the model through numerical simulation, compares it with experimental data in detail, and proposes experimental parameter optimization strategies for fiber coupling and noise management, providing theoretical and experimental basis for achieving high-fidelity quantum interfaces.</w:t>
+        <w:t xml:space="preserve">This thesis develops a first-principles, end-to-end simulation framework for photon–atom quantum interfaces in neutral-atom quantum computing systems, based on time-bin discretization and matrix product state (MPS) tensor network methods. In the context of quantum networks and distributed quantum computing, the success rate and conditional-state fidelity of remote entanglement generation are jointly affected by multiple non-ideal factors along the interface link, which are difficult to predict quantitatively using traditional empirical models. This work formulates the entire interface link—including atomic emission and polarization mapping, quantum frequency conversion (QFC) with associated noise, fiber polarization evolution and dispersion, beam-splitter interference and Bell-state measurement, as well as realistic detector response—as a quantum circuit evolution over a time-bin sequence combined with measurement conditioning. Numerically, the joint quantum state is represented as an MPS, evolved via the TEBD algorithm with per-bin local gates and a SWAP conveyor-belt scheduling scheme; detector response is simulated through quantum trajectory sampling and Kraus operator projection, ultimately reconstructing the atomic reduced density matrix conditioned on successful detection events and evaluating fidelity and entanglement metrics. This framework can handle pulse evolution and conditional statistics over hundreds of time bins within manageable computational resources, providing an interpretable and reproducible first-principles tool for interface parameter optimization, error-source decomposition, and system-level comparison of different schemes.</w:t>
       </w:r>
     </w:p>
     <w:p>
@@ -55,7 +127,79 @@
         <w:rPr>
           <w:rFonts w:hint="eastAsia"/>
         </w:rPr>
-        <w:t xml:space="preserve">本文研究了跨尺度噪声与高效光纤接口耦合协同优化的中性原子量子接口问题。量子网络与量子计算的发展对高效光子-原子接口提出了迫切需求，而中性原子系统因其成熟技术和良好量子存储特性成为热门研究平台。然而，当前实验中存在光纤耦合效率偏低以及多尺度噪声（从微观的自发辐射到宏观的机械振动）对保真度影响等关键问题。本文建立了基于Lindblad主方程的跨尺度噪声理论模型，通过数值仿真对模型进行验证，并与实验数据进行详细对比，提出了针对光纤耦合及噪声管理的实验参数优化策略，为实现高保真量子接口提供了理论与实验依据。</w:t>
+        <w:t xml:space="preserve">本文针对中性原子量子计算体系的光子—原子量子接口，建立了基于时间</w:t>
+      </w:r>
+      <w:r>
+        <w:t xml:space="preserve"> bin </w:t>
+      </w:r>
+      <w:r>
+        <w:rPr>
+          <w:rFonts w:hint="eastAsia"/>
+        </w:rPr>
+        <w:t xml:space="preserve">离散化与矩阵乘积态（MPS）张量网络的第一性原理端到端仿真框架。在量子网络与分布式量子计算的背景下，远程纠缠建立的成功率与条件态保真度受到链路中多种非理想因素的耦合影响，传统的经验参数模型难以给出可追溯的定量预测。本文将整条接口链路——包括原子发射与偏振映射、量子频率转换（QFC）及其噪声、光纤偏振演化与色散、分束干涉与贝尔态测量、以及真实探测器响应——统一表述为时间</w:t>
+      </w:r>
+      <w:r>
+        <w:t xml:space="preserve"> bin </w:t>
+      </w:r>
+      <w:r>
+        <w:rPr>
+          <w:rFonts w:hint="eastAsia"/>
+        </w:rPr>
+        <w:t xml:space="preserve">序列上的量子线路演化与测量条件化过程。在数值实现上，采用</w:t>
+      </w:r>
+      <w:r>
+        <w:t xml:space="preserve"> MPS </w:t>
+      </w:r>
+      <w:r>
+        <w:rPr>
+          <w:rFonts w:hint="eastAsia"/>
+        </w:rPr>
+        <w:t xml:space="preserve">表示联合量子态，通过</w:t>
+      </w:r>
+      <w:r>
+        <w:t xml:space="preserve"> TEBD </w:t>
+      </w:r>
+      <w:r>
+        <w:rPr>
+          <w:rFonts w:hint="eastAsia"/>
+        </w:rPr>
+        <w:t xml:space="preserve">算法实现逐</w:t>
+      </w:r>
+      <w:r>
+        <w:t xml:space="preserve"> bin </w:t>
+      </w:r>
+      <w:r>
+        <w:rPr>
+          <w:rFonts w:hint="eastAsia"/>
+        </w:rPr>
+        <w:t xml:space="preserve">的局域门演化与</w:t>
+      </w:r>
+      <w:r>
+        <w:t xml:space="preserve"> SWAP </w:t>
+      </w:r>
+      <w:r>
+        <w:rPr>
+          <w:rFonts w:hint="eastAsia"/>
+        </w:rPr>
+        <w:t xml:space="preserve">传送带调度，并以量子轨迹采样与</w:t>
+      </w:r>
+      <w:r>
+        <w:t xml:space="preserve"> Kraus </w:t>
+      </w:r>
+      <w:r>
+        <w:rPr>
+          <w:rFonts w:hint="eastAsia"/>
+        </w:rPr>
+        <w:t xml:space="preserve">算符投影完成探测器响应仿真，最终重建成功条件下的原子约化密度矩阵并评估保真度与纠缠度量。该框架能够在可控计算资源下处理数百量级时间</w:t>
+      </w:r>
+      <w:r>
+        <w:t xml:space="preserve"> bin </w:t>
+      </w:r>
+      <w:r>
+        <w:rPr>
+          <w:rFonts w:hint="eastAsia"/>
+        </w:rPr>
+        <w:t xml:space="preserve">的脉冲演化与条件化统计，为接口参数优化、误差来源分解以及不同方案的系统级比较提供了可解释、可复现的第一性原理工具。</w:t>
       </w:r>
     </w:p>
     <w:p>
@@ -63,7 +207,7 @@
         <w:pStyle w:val="BodyText"/>
       </w:pPr>
       <w:r>
-        <w:t xml:space="preserve">This thesis investigates the collaborative optimization of cross-scale noise and efficient fiber interface coupling in neutral atom quantum interfaces. The development of quantum networks and quantum computing has created an urgent demand for efficient photon-atom interfaces, with neutral atom systems becoming popular research platforms due to their mature technology and excellent quantum storage characteristics. However, key issues exist in current experiments, including low fiber coupling efficiency and the impact of multi-scale noise (from microscopic spontaneous emission to macroscopic mechanical vibrations) on fidelity. This thesis establishes a cross-scale noise theoretical model based on the Lindblad master equation, validates the model through numerical simulation, compares it with experimental data in detail, and proposes experimental parameter optimization strategies for fiber coupling and noise management, providing theoretical and experimental basis for achieving high-fidelity quantum interfaces.</w:t>
+        <w:t xml:space="preserve">This thesis develops a first-principles, end-to-end simulation framework for photon–atom quantum interfaces in neutral-atom quantum computing systems, based on time-bin discretization and matrix product state (MPS) tensor network methods. In the context of quantum networks and distributed quantum computing, the success rate and conditional-state fidelity of remote entanglement generation are jointly affected by multiple non-ideal factors along the interface link, which are difficult to predict quantitatively using traditional empirical models. This work formulates the entire interface link—including atomic emission and polarization mapping, quantum frequency conversion (QFC) with associated noise, fiber polarization evolution and dispersion, beam-splitter interference and Bell-state measurement, as well as realistic detector response—as a quantum circuit evolution over a time-bin sequence combined with measurement conditioning. Numerically, the joint quantum state is represented as an MPS, evolved via the TEBD algorithm with per-bin local gates and a SWAP conveyor-belt scheduling scheme; detector response is simulated through quantum trajectory sampling and Kraus operator projection, ultimately reconstructing the atomic reduced density matrix conditioned on successful detection events and evaluating fidelity and entanglement metrics. This framework can handle pulse evolution and conditional statistics over hundreds of time bins within manageable computational resources, providing an interpretable and reproducible first-principles tool for interface parameter optimization, error-source decomposition, and system-level comparison of different schemes.</w:t>
       </w:r>
     </w:p>
     <w:bookmarkStart w:id="31" w:name="绪论"/>
@@ -3716,44 +3860,7 @@
         <w:rPr>
           <w:rFonts w:hint="eastAsia"/>
         </w:rPr>
-        <w:t xml:space="preserve">围绕</w:t>
-      </w:r>
-      <w:r>
-        <w:rPr>
-          <w:rFonts w:hint="eastAsia"/>
-        </w:rPr>
-        <w:t xml:space="preserve">“中性原子量子计算体系的光子—原子量子接口第一性原理仿真”</w:t>
-      </w:r>
-      <w:r>
-        <w:rPr>
-          <w:rFonts w:hint="eastAsia"/>
-        </w:rPr>
-        <w:t xml:space="preserve">这一主线，本文其余章节的安排如下。</w:t>
-      </w:r>
-    </w:p>
-    <w:p>
-      <w:pPr>
-        <w:pStyle w:val="BodyText"/>
-      </w:pPr>
-      <w:r>
-        <w:rPr>
-          <w:rFonts w:hint="eastAsia"/>
-        </w:rPr>
-        <w:t xml:space="preserve">第二章将从量子接口与量子网络的基本物理出发，系统梳理光子—原子接口的典型实现路径与关键指标，并结合中性原子量子计算体系的节点结构，明确本文所研究的接口链路类型、自由度编码方式（如偏振/时间模式）以及与实验可观测量之间的对应关系。</w:t>
-      </w:r>
-      <w:r>
-        <w:t xml:space="preserve">。</w:t>
-      </w:r>
-    </w:p>
-    <w:p>
-      <w:pPr>
-        <w:pStyle w:val="BodyText"/>
-      </w:pPr>
-      <w:r>
-        <w:rPr>
-          <w:rFonts w:hint="eastAsia"/>
-        </w:rPr>
-        <w:t xml:space="preserve">第三章将给出本文端到端模型的统一表述：包括时间</w:t>
+        <w:t xml:space="preserve">围绕"中性原子量子计算体系的光子—原子量子接口第一性原理仿真"这一主线，本文其余章节安排如下：第二章梳理光子—原子接口的物理基础与关键指标；第三章给出端到端模型的时间</w:t>
       </w:r>
       <w:r>
         <w:t xml:space="preserve"> bin </w:t>
@@ -3762,100 +3869,16 @@
         <w:rPr>
           <w:rFonts w:hint="eastAsia"/>
         </w:rPr>
-        <w:t xml:space="preserve">离散与输入—输出形式的等价关系，链路中各物理模块的量子线路化表示（幺正门与量子信道/Kraus</w:t>
-      </w:r>
-      <w:r>
-        <w:t xml:space="preserve"> </w:t>
-      </w:r>
-      <w:r>
-        <w:rPr>
-          <w:rFonts w:hint="eastAsia"/>
-        </w:rPr>
-        <w:t xml:space="preserve">算符），以及成功事件集合与条件化输出态的严格定义，为后续算法与仿真结果建立清晰的理论接口。</w:t>
-      </w:r>
-      <w:r>
-        <w:t xml:space="preserve">。</w:t>
-      </w:r>
-    </w:p>
-    <w:p>
-      <w:pPr>
-        <w:pStyle w:val="BodyText"/>
-      </w:pPr>
-      <w:r>
-        <w:rPr>
-          <w:rFonts w:hint="eastAsia"/>
-        </w:rPr>
-        <w:t xml:space="preserve">第四章将重点介绍本文实现的张量网络求解算法与数值实现细节，包括</w:t>
-      </w:r>
-      <w:r>
-        <w:t xml:space="preserve"> MPS </w:t>
-      </w:r>
-      <w:r>
-        <w:rPr>
-          <w:rFonts w:hint="eastAsia"/>
-        </w:rPr>
-        <w:t xml:space="preserve">表示、逐步演化（TEBD）策略、量子轨迹采样与首击事件统计、以及如何从点击记录重建成功条件下的原子态并进行多指标评估；在这一章中，我们也将讨论算法复杂度、数值截断与结果收敛性等与计算可信度直接相关的问题。</w:t>
-      </w:r>
-      <w:r>
-        <w:t xml:space="preserve">。</w:t>
-      </w:r>
-    </w:p>
-    <w:p>
-      <w:pPr>
-        <w:pStyle w:val="BodyText"/>
-      </w:pPr>
-      <w:r>
-        <w:rPr>
-          <w:rFonts w:hint="eastAsia"/>
-        </w:rPr>
-        <w:t xml:space="preserve">第五章给出基于该仿真平台的系统性结果与讨论：围绕频率转换噪声、滤波带宽、偏振漂移与</w:t>
-      </w:r>
-      <w:r>
-        <w:t xml:space="preserve"> </w:t>
-      </w:r>
-      <w:r>
-        <w:rPr>
-          <w:rFonts w:hint="eastAsia"/>
-        </w:rPr>
-        <w:t xml:space="preserve">PMD、探测窗策略等关键因素，展示成功率—保真度的联合曲线与误差来源分解，并讨论这些结论对中性原子处理节点接口工程设计的启示，尤其是对</w:t>
-      </w:r>
-      <w:r>
-        <w:rPr>
-          <w:rFonts w:hint="eastAsia"/>
-        </w:rPr>
-        <w:t xml:space="preserve">“提升有效纠缠速率”</w:t>
-      </w:r>
-      <w:r>
-        <w:rPr>
-          <w:rFonts w:hint="eastAsia"/>
-        </w:rPr>
-        <w:t xml:space="preserve">与</w:t>
-      </w:r>
-      <w:r>
-        <w:rPr>
-          <w:rFonts w:hint="eastAsia"/>
-        </w:rPr>
-        <w:t xml:space="preserve">“抑制假成功事件”</w:t>
-      </w:r>
-      <w:r>
-        <w:rPr>
-          <w:rFonts w:hint="eastAsia"/>
-        </w:rPr>
-        <w:t xml:space="preserve">的折中策略。</w:t>
-      </w:r>
-    </w:p>
-    <w:p>
-      <w:pPr>
-        <w:pStyle w:val="BodyText"/>
-      </w:pPr>
-      <w:r>
-        <w:rPr>
-          <w:rFonts w:hint="eastAsia"/>
-        </w:rPr>
-        <w:t xml:space="preserve">第六章总结全文工作并展望后续研究方向，包括多路复用/多节点扩展、与纠错协议耦合的资源评估、以及面向片上集成与高效率腔/波导接口的模型扩展等。</w:t>
-      </w:r>
-      <w:r>
-        <w:t xml:space="preserve">。</w:t>
+        <w:t xml:space="preserve">离散化表述与量子线路化描述；第四章介绍基于</w:t>
+      </w:r>
+      <w:r>
+        <w:t xml:space="preserve"> MPS/TEBD </w:t>
+      </w:r>
+      <w:r>
+        <w:rPr>
+          <w:rFonts w:hint="eastAsia"/>
+        </w:rPr>
+        <w:t xml:space="preserve">的张量网络求解算法；第五章展示仿真结果与参数依赖性分析；最后在结论部分总结全文并展望后续研究方向。</w:t>
       </w:r>
     </w:p>
     <w:bookmarkEnd w:id="30"/>
@@ -4505,7 +4528,7 @@
     <w:bookmarkEnd w:id="45"/>
     <w:bookmarkEnd w:id="46"/>
     <w:bookmarkEnd w:id="47"/>
-    <w:bookmarkStart w:id="61" w:name="系统设计与数值仿真方法"/>
+    <w:bookmarkStart w:id="62" w:name="端到端量子接口的理论模型"/>
     <w:p>
       <w:pPr>
         <w:pStyle w:val="Heading1"/>
@@ -4523,7 +4546,7 @@
         <w:rPr>
           <w:rFonts w:hint="eastAsia"/>
         </w:rPr>
-        <w:t xml:space="preserve">系统设计与数值仿真方法</w:t>
+        <w:t xml:space="preserve">端到端量子接口的理论模型</w:t>
       </w:r>
     </w:p>
     <w:p>
@@ -4531,7 +4554,7 @@
         <w:pStyle w:val="FirstParagraph"/>
       </w:pPr>
       <w:r>
-        <w:t xml:space="preserve">[System Design and Numerical Simulation Methods]</w:t>
+        <w:t xml:space="preserve">[End-to-End Theoretical Model for Quantum Interfaces]</w:t>
       </w:r>
     </w:p>
     <w:p>
@@ -4545,7 +4568,7 @@
         <w:t xml:space="preserve">内容</w:t>
       </w:r>
     </w:p>
-    <w:bookmarkStart w:id="50" w:name="实验体系描述与参数确定"/>
+    <w:bookmarkStart w:id="51" w:name="时间-bin-离散化与输入输出形式"/>
     <w:p>
       <w:pPr>
         <w:pStyle w:val="Heading2"/>
@@ -4563,7 +4586,16 @@
         <w:rPr>
           <w:rFonts w:hint="eastAsia"/>
         </w:rPr>
-        <w:t xml:space="preserve">实验体系描述与参数确定</w:t>
+        <w:t xml:space="preserve">时间</w:t>
+      </w:r>
+      <w:r>
+        <w:t xml:space="preserve"> bin </w:t>
+      </w:r>
+      <w:r>
+        <w:rPr>
+          <w:rFonts w:hint="eastAsia"/>
+        </w:rPr>
+        <w:t xml:space="preserve">离散化与输入—输出形式</w:t>
       </w:r>
     </w:p>
     <w:p>
@@ -4571,7 +4603,7 @@
         <w:pStyle w:val="FirstParagraph"/>
       </w:pPr>
       <w:r>
-        <w:t xml:space="preserve">[Experimental System Description and Parameter Determination]</w:t>
+        <w:t xml:space="preserve">[Time-Bin Discretization and Input-Output Formalism]</w:t>
       </w:r>
     </w:p>
     <w:p>
@@ -4585,7 +4617,7 @@
         <w:t xml:space="preserve">内容</w:t>
       </w:r>
     </w:p>
-    <w:bookmarkStart w:id="48" w:name="体系描述"/>
+    <w:bookmarkStart w:id="48" w:name="连续时间光场的离散化方案"/>
     <w:p>
       <w:pPr>
         <w:pStyle w:val="Heading3"/>
@@ -4603,7 +4635,7 @@
         <w:rPr>
           <w:rFonts w:hint="eastAsia"/>
         </w:rPr>
-        <w:t xml:space="preserve">体系描述</w:t>
+        <w:t xml:space="preserve">连续时间光场的离散化方案</w:t>
       </w:r>
     </w:p>
     <w:p>
@@ -4611,7 +4643,7 @@
         <w:pStyle w:val="FirstParagraph"/>
       </w:pPr>
       <w:r>
-        <w:t xml:space="preserve">[System Description]</w:t>
+        <w:t xml:space="preserve">[Discretization of Continuous-Time Optical Fields]</w:t>
       </w:r>
     </w:p>
     <w:p>
@@ -4626,7 +4658,7 @@
       </w:r>
     </w:p>
     <w:bookmarkEnd w:id="48"/>
-    <w:bookmarkStart w:id="49" w:name="参数确定"/>
+    <w:bookmarkStart w:id="49" w:name="输入输出关系与等价量子线路"/>
     <w:p>
       <w:pPr>
         <w:pStyle w:val="Heading3"/>
@@ -4644,7 +4676,7 @@
         <w:rPr>
           <w:rFonts w:hint="eastAsia"/>
         </w:rPr>
-        <w:t xml:space="preserve">参数确定</w:t>
+        <w:t xml:space="preserve">输入—输出关系与等价量子线路</w:t>
       </w:r>
     </w:p>
     <w:p>
@@ -4652,7 +4684,7 @@
         <w:pStyle w:val="FirstParagraph"/>
       </w:pPr>
       <w:r>
-        <w:t xml:space="preserve">[Parameter Determination]</w:t>
+        <w:t xml:space="preserve">[Input-Output Relations and Equivalent Quantum Circuits]</w:t>
       </w:r>
     </w:p>
     <w:p>
@@ -4667,8 +4699,58 @@
       </w:r>
     </w:p>
     <w:bookmarkEnd w:id="49"/>
+    <w:bookmarkStart w:id="50" w:name="时间-bin-模式的正交性与归一化"/>
+    <w:p>
+      <w:pPr>
+        <w:pStyle w:val="Heading3"/>
+      </w:pPr>
+      <w:r>
+        <w:rPr>
+          <w:rStyle w:val="SectionNumber"/>
+        </w:rPr>
+        <w:t xml:space="preserve">3.1.3</w:t>
+      </w:r>
+      <w:r>
+        <w:tab/>
+      </w:r>
+      <w:r>
+        <w:rPr>
+          <w:rFonts w:hint="eastAsia"/>
+        </w:rPr>
+        <w:t xml:space="preserve">时间</w:t>
+      </w:r>
+      <w:r>
+        <w:t xml:space="preserve"> bin </w:t>
+      </w:r>
+      <w:r>
+        <w:rPr>
+          <w:rFonts w:hint="eastAsia"/>
+        </w:rPr>
+        <w:t xml:space="preserve">模式的正交性与归一化</w:t>
+      </w:r>
+    </w:p>
+    <w:p>
+      <w:pPr>
+        <w:pStyle w:val="FirstParagraph"/>
+      </w:pPr>
+      <w:r>
+        <w:t xml:space="preserve">[Orthogonality and Normalization of Time-Bin Modes]</w:t>
+      </w:r>
+    </w:p>
+    <w:p>
+      <w:pPr>
+        <w:pStyle w:val="BodyText"/>
+      </w:pPr>
+      <w:r>
+        <w:rPr>
+          <w:rFonts w:hint="eastAsia"/>
+        </w:rPr>
+        <w:t xml:space="preserve">内容</w:t>
+      </w:r>
+    </w:p>
     <w:bookmarkEnd w:id="50"/>
-    <w:bookmarkStart w:id="53" w:name="多尺度噪声模型的数值实现"/>
+    <w:bookmarkEnd w:id="51"/>
+    <w:bookmarkStart w:id="56" w:name="接口链路各模块的量子线路化表示"/>
     <w:p>
       <w:pPr>
         <w:pStyle w:val="Heading2"/>
@@ -4686,7 +4768,7 @@
         <w:rPr>
           <w:rFonts w:hint="eastAsia"/>
         </w:rPr>
-        <w:t xml:space="preserve">多尺度噪声模型的数值实现</w:t>
+        <w:t xml:space="preserve">接口链路各模块的量子线路化表示</w:t>
       </w:r>
     </w:p>
     <w:p>
@@ -4694,7 +4776,7 @@
         <w:pStyle w:val="FirstParagraph"/>
       </w:pPr>
       <w:r>
-        <w:t xml:space="preserve">[Numerical Implementation of Multi-scale Noise Model]</w:t>
+        <w:t xml:space="preserve">[Quantum Circuit Representation of Interface Link Modules]</w:t>
       </w:r>
     </w:p>
     <w:p>
@@ -4708,7 +4790,7 @@
         <w:t xml:space="preserve">内容</w:t>
       </w:r>
     </w:p>
-    <w:bookmarkStart w:id="51" w:name="离散化方案"/>
+    <w:bookmarkStart w:id="52" w:name="原子发射与偏振映射门"/>
     <w:p>
       <w:pPr>
         <w:pStyle w:val="Heading3"/>
@@ -4726,7 +4808,7 @@
         <w:rPr>
           <w:rFonts w:hint="eastAsia"/>
         </w:rPr>
-        <w:t xml:space="preserve">离散化方案</w:t>
+        <w:t xml:space="preserve">原子发射与偏振映射门</w:t>
       </w:r>
     </w:p>
     <w:p>
@@ -4734,7 +4816,7 @@
         <w:pStyle w:val="FirstParagraph"/>
       </w:pPr>
       <w:r>
-        <w:t xml:space="preserve">[Discretization Scheme]</w:t>
+        <w:t xml:space="preserve">[Atomic Emission and Polarization Mapping Gates]</w:t>
       </w:r>
     </w:p>
     <w:p>
@@ -4748,8 +4830,8 @@
         <w:t xml:space="preserve">内容</w:t>
       </w:r>
     </w:p>
-    <w:bookmarkEnd w:id="51"/>
-    <w:bookmarkStart w:id="52" w:name="噪声数值模拟"/>
+    <w:bookmarkEnd w:id="52"/>
+    <w:bookmarkStart w:id="53" w:name="量子频率转换qfc的幺正与噪声模型"/>
     <w:p>
       <w:pPr>
         <w:pStyle w:val="Heading3"/>
@@ -4767,7 +4849,7 @@
         <w:rPr>
           <w:rFonts w:hint="eastAsia"/>
         </w:rPr>
-        <w:t xml:space="preserve">噪声数值模拟</w:t>
+        <w:t xml:space="preserve">量子频率转换（QFC）的幺正与噪声模型</w:t>
       </w:r>
     </w:p>
     <w:p>
@@ -4775,7 +4857,7 @@
         <w:pStyle w:val="FirstParagraph"/>
       </w:pPr>
       <w:r>
-        <w:t xml:space="preserve">[Noise Numerical Simulation]</w:t>
+        <w:t xml:space="preserve">[Unitary and Noise Models for Quantum Frequency Conversion]</w:t>
       </w:r>
     </w:p>
     <w:p>
@@ -4789,18 +4871,17 @@
         <w:t xml:space="preserve">内容</w:t>
       </w:r>
     </w:p>
-    <w:bookmarkEnd w:id="52"/>
     <w:bookmarkEnd w:id="53"/>
-    <w:bookmarkStart w:id="56" w:name="光纤耦合模拟及模式匹配计算"/>
-    <w:p>
-      <w:pPr>
-        <w:pStyle w:val="Heading2"/>
+    <w:bookmarkStart w:id="54" w:name="光纤偏振演化与色散效应"/>
+    <w:p>
+      <w:pPr>
+        <w:pStyle w:val="Heading3"/>
       </w:pPr>
       <w:r>
         <w:rPr>
           <w:rStyle w:val="SectionNumber"/>
         </w:rPr>
-        <w:t xml:space="preserve">3.3</w:t>
+        <w:t xml:space="preserve">3.2.3</w:t>
       </w:r>
       <w:r>
         <w:tab/>
@@ -4809,7 +4890,7 @@
         <w:rPr>
           <w:rFonts w:hint="eastAsia"/>
         </w:rPr>
-        <w:t xml:space="preserve">光纤耦合模拟及模式匹配计算</w:t>
+        <w:t xml:space="preserve">光纤偏振演化与色散效应</w:t>
       </w:r>
     </w:p>
     <w:p>
@@ -4817,7 +4898,7 @@
         <w:pStyle w:val="FirstParagraph"/>
       </w:pPr>
       <w:r>
-        <w:t xml:space="preserve">[Fiber Coupling Simulation and Mode Matching Calculation]</w:t>
+        <w:t xml:space="preserve">[Fiber Polarization Evolution and Dispersion Effects]</w:t>
       </w:r>
     </w:p>
     <w:p>
@@ -4831,7 +4912,8 @@
         <w:t xml:space="preserve">内容</w:t>
       </w:r>
     </w:p>
-    <w:bookmarkStart w:id="54" w:name="耦合效率仿真"/>
+    <w:bookmarkEnd w:id="54"/>
+    <w:bookmarkStart w:id="55" w:name="分束干涉与贝尔态测量"/>
     <w:p>
       <w:pPr>
         <w:pStyle w:val="Heading3"/>
@@ -4840,7 +4922,7 @@
         <w:rPr>
           <w:rStyle w:val="SectionNumber"/>
         </w:rPr>
-        <w:t xml:space="preserve">3.3.1</w:t>
+        <w:t xml:space="preserve">3.2.4</w:t>
       </w:r>
       <w:r>
         <w:tab/>
@@ -4849,7 +4931,7 @@
         <w:rPr>
           <w:rFonts w:hint="eastAsia"/>
         </w:rPr>
-        <w:t xml:space="preserve">耦合效率仿真</w:t>
+        <w:t xml:space="preserve">分束干涉与贝尔态测量</w:t>
       </w:r>
     </w:p>
     <w:p>
@@ -4857,48 +4939,7 @@
         <w:pStyle w:val="FirstParagraph"/>
       </w:pPr>
       <w:r>
-        <w:t xml:space="preserve">[Coupling Efficiency Simulation]</w:t>
-      </w:r>
-    </w:p>
-    <w:p>
-      <w:pPr>
-        <w:pStyle w:val="BodyText"/>
-      </w:pPr>
-      <w:r>
-        <w:rPr>
-          <w:rFonts w:hint="eastAsia"/>
-        </w:rPr>
-        <w:t xml:space="preserve">内容</w:t>
-      </w:r>
-    </w:p>
-    <w:bookmarkEnd w:id="54"/>
-    <w:bookmarkStart w:id="55" w:name="参数敏感性分析"/>
-    <w:p>
-      <w:pPr>
-        <w:pStyle w:val="Heading3"/>
-      </w:pPr>
-      <w:r>
-        <w:rPr>
-          <w:rStyle w:val="SectionNumber"/>
-        </w:rPr>
-        <w:t xml:space="preserve">3.3.2</w:t>
-      </w:r>
-      <w:r>
-        <w:tab/>
-      </w:r>
-      <w:r>
-        <w:rPr>
-          <w:rFonts w:hint="eastAsia"/>
-        </w:rPr>
-        <w:t xml:space="preserve">参数敏感性分析</w:t>
-      </w:r>
-    </w:p>
-    <w:p>
-      <w:pPr>
-        <w:pStyle w:val="FirstParagraph"/>
-      </w:pPr>
-      <w:r>
-        <w:t xml:space="preserve">[Parameter Sensitivity Analysis]</w:t>
+        <w:t xml:space="preserve">[Beam-Splitter Interference and Bell-State Measurement]</w:t>
       </w:r>
     </w:p>
     <w:p>
@@ -4914,7 +4955,7 @@
     </w:p>
     <w:bookmarkEnd w:id="55"/>
     <w:bookmarkEnd w:id="56"/>
-    <w:bookmarkStart w:id="59" w:name="数据处理与误差分析"/>
+    <w:bookmarkStart w:id="60" w:name="测量条件化与成功事件集合"/>
     <w:p>
       <w:pPr>
         <w:pStyle w:val="Heading2"/>
@@ -4923,6 +4964,188 @@
         <w:rPr>
           <w:rStyle w:val="SectionNumber"/>
         </w:rPr>
+        <w:t xml:space="preserve">3.3</w:t>
+      </w:r>
+      <w:r>
+        <w:tab/>
+      </w:r>
+      <w:r>
+        <w:rPr>
+          <w:rFonts w:hint="eastAsia"/>
+        </w:rPr>
+        <w:t xml:space="preserve">测量条件化与成功事件集合</w:t>
+      </w:r>
+    </w:p>
+    <w:p>
+      <w:pPr>
+        <w:pStyle w:val="FirstParagraph"/>
+      </w:pPr>
+      <w:r>
+        <w:t xml:space="preserve">[Measurement Conditioning and Success Event Sets]</w:t>
+      </w:r>
+    </w:p>
+    <w:p>
+      <w:pPr>
+        <w:pStyle w:val="BodyText"/>
+      </w:pPr>
+      <w:r>
+        <w:rPr>
+          <w:rFonts w:hint="eastAsia"/>
+        </w:rPr>
+        <w:t xml:space="preserve">内容</w:t>
+      </w:r>
+    </w:p>
+    <w:bookmarkStart w:id="57" w:name="探测器-povm-与-kraus-算符表示"/>
+    <w:p>
+      <w:pPr>
+        <w:pStyle w:val="Heading3"/>
+      </w:pPr>
+      <w:r>
+        <w:rPr>
+          <w:rStyle w:val="SectionNumber"/>
+        </w:rPr>
+        <w:t xml:space="preserve">3.3.1</w:t>
+      </w:r>
+      <w:r>
+        <w:tab/>
+      </w:r>
+      <w:r>
+        <w:rPr>
+          <w:rFonts w:hint="eastAsia"/>
+        </w:rPr>
+        <w:t xml:space="preserve">探测器</w:t>
+      </w:r>
+      <w:r>
+        <w:t xml:space="preserve"> POVM </w:t>
+      </w:r>
+      <w:r>
+        <w:rPr>
+          <w:rFonts w:hint="eastAsia"/>
+        </w:rPr>
+        <w:t xml:space="preserve">与</w:t>
+      </w:r>
+      <w:r>
+        <w:t xml:space="preserve"> Kraus </w:t>
+      </w:r>
+      <w:r>
+        <w:rPr>
+          <w:rFonts w:hint="eastAsia"/>
+        </w:rPr>
+        <w:t xml:space="preserve">算符表示</w:t>
+      </w:r>
+    </w:p>
+    <w:p>
+      <w:pPr>
+        <w:pStyle w:val="FirstParagraph"/>
+      </w:pPr>
+      <w:r>
+        <w:t xml:space="preserve">[Detector POVM and Kraus Operator Representation]</w:t>
+      </w:r>
+    </w:p>
+    <w:p>
+      <w:pPr>
+        <w:pStyle w:val="BodyText"/>
+      </w:pPr>
+      <w:r>
+        <w:rPr>
+          <w:rFonts w:hint="eastAsia"/>
+        </w:rPr>
+        <w:t xml:space="preserve">内容</w:t>
+      </w:r>
+    </w:p>
+    <w:bookmarkEnd w:id="57"/>
+    <w:bookmarkStart w:id="58" w:name="成功事件的定义与条件化输出态"/>
+    <w:p>
+      <w:pPr>
+        <w:pStyle w:val="Heading3"/>
+      </w:pPr>
+      <w:r>
+        <w:rPr>
+          <w:rStyle w:val="SectionNumber"/>
+        </w:rPr>
+        <w:t xml:space="preserve">3.3.2</w:t>
+      </w:r>
+      <w:r>
+        <w:tab/>
+      </w:r>
+      <w:r>
+        <w:rPr>
+          <w:rFonts w:hint="eastAsia"/>
+        </w:rPr>
+        <w:t xml:space="preserve">成功事件的定义与条件化输出态</w:t>
+      </w:r>
+    </w:p>
+    <w:p>
+      <w:pPr>
+        <w:pStyle w:val="FirstParagraph"/>
+      </w:pPr>
+      <w:r>
+        <w:t xml:space="preserve">[Definition of Success Events and Conditioned Output States]</w:t>
+      </w:r>
+    </w:p>
+    <w:p>
+      <w:pPr>
+        <w:pStyle w:val="BodyText"/>
+      </w:pPr>
+      <w:r>
+        <w:rPr>
+          <w:rFonts w:hint="eastAsia"/>
+        </w:rPr>
+        <w:t xml:space="preserve">内容</w:t>
+      </w:r>
+    </w:p>
+    <w:bookmarkEnd w:id="58"/>
+    <w:bookmarkStart w:id="59" w:name="成功率与条件态保真度的严格定义"/>
+    <w:p>
+      <w:pPr>
+        <w:pStyle w:val="Heading3"/>
+      </w:pPr>
+      <w:r>
+        <w:rPr>
+          <w:rStyle w:val="SectionNumber"/>
+        </w:rPr>
+        <w:t xml:space="preserve">3.3.3</w:t>
+      </w:r>
+      <w:r>
+        <w:tab/>
+      </w:r>
+      <w:r>
+        <w:rPr>
+          <w:rFonts w:hint="eastAsia"/>
+        </w:rPr>
+        <w:t xml:space="preserve">成功率与条件态保真度的严格定义</w:t>
+      </w:r>
+    </w:p>
+    <w:p>
+      <w:pPr>
+        <w:pStyle w:val="FirstParagraph"/>
+      </w:pPr>
+      <w:r>
+        <w:t xml:space="preserve">[Rigorous Definitions of Success Rate and Conditional Fidelity]</w:t>
+      </w:r>
+    </w:p>
+    <w:p>
+      <w:pPr>
+        <w:pStyle w:val="BodyText"/>
+      </w:pPr>
+      <w:r>
+        <w:rPr>
+          <w:rFonts w:hint="eastAsia"/>
+        </w:rPr>
+        <w:t xml:space="preserve">内容</w:t>
+      </w:r>
+    </w:p>
+    <w:bookmarkEnd w:id="59"/>
+    <w:bookmarkEnd w:id="60"/>
+    <w:bookmarkStart w:id="61" w:name="本章小结"/>
+    <w:p>
+      <w:pPr>
+        <w:pStyle w:val="Heading2"/>
+      </w:pPr>
+      <w:r>
+        <w:rPr>
+          <w:rStyle w:val="SectionNumber"/>
+        </w:rPr>
         <w:t xml:space="preserve">3.4</w:t>
       </w:r>
       <w:r>
@@ -4932,7 +5155,7 @@
         <w:rPr>
           <w:rFonts w:hint="eastAsia"/>
         </w:rPr>
-        <w:t xml:space="preserve">数据处理与误差分析</w:t>
+        <w:t xml:space="preserve">本章小结</w:t>
       </w:r>
     </w:p>
     <w:p>
@@ -4940,7 +5163,7 @@
         <w:pStyle w:val="FirstParagraph"/>
       </w:pPr>
       <w:r>
-        <w:t xml:space="preserve">[Data Processing and Error Analysis]</w:t>
+        <w:t xml:space="preserve">[Chapter Summary]</w:t>
       </w:r>
     </w:p>
     <w:p>
@@ -4954,7 +5177,89 @@
         <w:t xml:space="preserve">内容</w:t>
       </w:r>
     </w:p>
-    <w:bookmarkStart w:id="57" w:name="数据记录"/>
+    <w:bookmarkEnd w:id="61"/>
+    <w:bookmarkEnd w:id="62"/>
+    <w:bookmarkStart w:id="80" w:name="基于张量网络的数值仿真方法"/>
+    <w:p>
+      <w:pPr>
+        <w:pStyle w:val="Heading1"/>
+      </w:pPr>
+      <w:r>
+        <w:rPr>
+          <w:rStyle w:val="SectionNumber"/>
+        </w:rPr>
+        <w:t xml:space="preserve">4</w:t>
+      </w:r>
+      <w:r>
+        <w:tab/>
+      </w:r>
+      <w:r>
+        <w:rPr>
+          <w:rFonts w:hint="eastAsia"/>
+        </w:rPr>
+        <w:t xml:space="preserve">基于张量网络的数值仿真方法</w:t>
+      </w:r>
+    </w:p>
+    <w:p>
+      <w:pPr>
+        <w:pStyle w:val="FirstParagraph"/>
+      </w:pPr>
+      <w:r>
+        <w:t xml:space="preserve">[Tensor Network-Based Numerical Simulation Methods]</w:t>
+      </w:r>
+    </w:p>
+    <w:p>
+      <w:pPr>
+        <w:pStyle w:val="BodyText"/>
+      </w:pPr>
+      <w:r>
+        <w:rPr>
+          <w:rFonts w:hint="eastAsia"/>
+        </w:rPr>
+        <w:t xml:space="preserve">内容</w:t>
+      </w:r>
+    </w:p>
+    <w:bookmarkStart w:id="66" w:name="矩阵乘积态mps表示与基本操作"/>
+    <w:p>
+      <w:pPr>
+        <w:pStyle w:val="Heading2"/>
+      </w:pPr>
+      <w:r>
+        <w:rPr>
+          <w:rStyle w:val="SectionNumber"/>
+        </w:rPr>
+        <w:t xml:space="preserve">4.1</w:t>
+      </w:r>
+      <w:r>
+        <w:tab/>
+      </w:r>
+      <w:r>
+        <w:rPr>
+          <w:rFonts w:hint="eastAsia"/>
+        </w:rPr>
+        <w:t xml:space="preserve">矩阵乘积态（MPS）表示与基本操作</w:t>
+      </w:r>
+    </w:p>
+    <w:p>
+      <w:pPr>
+        <w:pStyle w:val="FirstParagraph"/>
+      </w:pPr>
+      <w:r>
+        <w:t xml:space="preserve">[Matrix Product State Representation and Basic Operations]</w:t>
+      </w:r>
+    </w:p>
+    <w:p>
+      <w:pPr>
+        <w:pStyle w:val="BodyText"/>
+      </w:pPr>
+      <w:r>
+        <w:rPr>
+          <w:rFonts w:hint="eastAsia"/>
+        </w:rPr>
+        <w:t xml:space="preserve">内容</w:t>
+      </w:r>
+    </w:p>
+    <w:bookmarkStart w:id="63" w:name="mps-的数学结构与规范形式"/>
     <w:p>
       <w:pPr>
         <w:pStyle w:val="Heading3"/>
@@ -4963,16 +5268,19 @@
         <w:rPr>
           <w:rStyle w:val="SectionNumber"/>
         </w:rPr>
-        <w:t xml:space="preserve">3.4.1</w:t>
+        <w:t xml:space="preserve">4.1.1</w:t>
       </w:r>
       <w:r>
         <w:tab/>
       </w:r>
       <w:r>
-        <w:rPr>
-          <w:rFonts w:hint="eastAsia"/>
-        </w:rPr>
-        <w:t xml:space="preserve">数据记录</w:t>
+        <w:t xml:space="preserve">MPS </w:t>
+      </w:r>
+      <w:r>
+        <w:rPr>
+          <w:rFonts w:hint="eastAsia"/>
+        </w:rPr>
+        <w:t xml:space="preserve">的数学结构与规范形式</w:t>
       </w:r>
     </w:p>
     <w:p>
@@ -4980,7 +5288,7 @@
         <w:pStyle w:val="FirstParagraph"/>
       </w:pPr>
       <w:r>
-        <w:t xml:space="preserve">[Data Recording]</w:t>
+        <w:t xml:space="preserve">[Mathematical Structure and Canonical Forms of MPS]</w:t>
       </w:r>
     </w:p>
     <w:p>
@@ -4994,8 +5302,8 @@
         <w:t xml:space="preserve">内容</w:t>
       </w:r>
     </w:p>
-    <w:bookmarkEnd w:id="57"/>
-    <w:bookmarkStart w:id="58" w:name="误差与收敛性检验"/>
+    <w:bookmarkEnd w:id="63"/>
+    <w:bookmarkStart w:id="64" w:name="局域约化密度矩阵的高效计算"/>
     <w:p>
       <w:pPr>
         <w:pStyle w:val="Heading3"/>
@@ -5004,7 +5312,7 @@
         <w:rPr>
           <w:rStyle w:val="SectionNumber"/>
         </w:rPr>
-        <w:t xml:space="preserve">3.4.2</w:t>
+        <w:t xml:space="preserve">4.1.2</w:t>
       </w:r>
       <w:r>
         <w:tab/>
@@ -5013,7 +5321,7 @@
         <w:rPr>
           <w:rFonts w:hint="eastAsia"/>
         </w:rPr>
-        <w:t xml:space="preserve">误差与收敛性检验</w:t>
+        <w:t xml:space="preserve">局域约化密度矩阵的高效计算</w:t>
       </w:r>
     </w:p>
     <w:p>
@@ -5021,7 +5329,7 @@
         <w:pStyle w:val="FirstParagraph"/>
       </w:pPr>
       <w:r>
-        <w:t xml:space="preserve">[Error and Convergence Testing]</w:t>
+        <w:t xml:space="preserve">[Efficient Computation of Local Reduced Density Matrices]</w:t>
       </w:r>
     </w:p>
     <w:p>
@@ -5035,9 +5343,50 @@
         <w:t xml:space="preserve">内容</w:t>
       </w:r>
     </w:p>
-    <w:bookmarkEnd w:id="58"/>
-    <w:bookmarkEnd w:id="59"/>
-    <w:bookmarkStart w:id="60" w:name="本章小结"/>
+    <w:bookmarkEnd w:id="64"/>
+    <w:bookmarkStart w:id="65" w:name="键维截断与纠缠熵控制"/>
+    <w:p>
+      <w:pPr>
+        <w:pStyle w:val="Heading3"/>
+      </w:pPr>
+      <w:r>
+        <w:rPr>
+          <w:rStyle w:val="SectionNumber"/>
+        </w:rPr>
+        <w:t xml:space="preserve">4.1.3</w:t>
+      </w:r>
+      <w:r>
+        <w:tab/>
+      </w:r>
+      <w:r>
+        <w:rPr>
+          <w:rFonts w:hint="eastAsia"/>
+        </w:rPr>
+        <w:t xml:space="preserve">键维截断与纠缠熵控制</w:t>
+      </w:r>
+    </w:p>
+    <w:p>
+      <w:pPr>
+        <w:pStyle w:val="FirstParagraph"/>
+      </w:pPr>
+      <w:r>
+        <w:t xml:space="preserve">[Bond Dimension Truncation and Entanglement Entropy Control]</w:t>
+      </w:r>
+    </w:p>
+    <w:p>
+      <w:pPr>
+        <w:pStyle w:val="BodyText"/>
+      </w:pPr>
+      <w:r>
+        <w:rPr>
+          <w:rFonts w:hint="eastAsia"/>
+        </w:rPr>
+        <w:t xml:space="preserve">内容</w:t>
+      </w:r>
+    </w:p>
+    <w:bookmarkEnd w:id="65"/>
+    <w:bookmarkEnd w:id="66"/>
+    <w:bookmarkStart w:id="70" w:name="tebd-演化与-swap-传送带调度"/>
     <w:p>
       <w:pPr>
         <w:pStyle w:val="Heading2"/>
@@ -5046,12 +5395,564 @@
         <w:rPr>
           <w:rStyle w:val="SectionNumber"/>
         </w:rPr>
-        <w:t xml:space="preserve">3.5</w:t>
+        <w:t xml:space="preserve">4.2</w:t>
       </w:r>
       <w:r>
         <w:tab/>
       </w:r>
       <w:r>
+        <w:t xml:space="preserve">TEBD </w:t>
+      </w:r>
+      <w:r>
+        <w:rPr>
+          <w:rFonts w:hint="eastAsia"/>
+        </w:rPr>
+        <w:t xml:space="preserve">演化与</w:t>
+      </w:r>
+      <w:r>
+        <w:t xml:space="preserve"> SWAP </w:t>
+      </w:r>
+      <w:r>
+        <w:rPr>
+          <w:rFonts w:hint="eastAsia"/>
+        </w:rPr>
+        <w:t xml:space="preserve">传送带调度</w:t>
+      </w:r>
+    </w:p>
+    <w:p>
+      <w:pPr>
+        <w:pStyle w:val="FirstParagraph"/>
+      </w:pPr>
+      <w:r>
+        <w:t xml:space="preserve">[TEBD Evolution and SWAP Conveyor-Belt Scheduling]</w:t>
+      </w:r>
+    </w:p>
+    <w:p>
+      <w:pPr>
+        <w:pStyle w:val="BodyText"/>
+      </w:pPr>
+      <w:r>
+        <w:rPr>
+          <w:rFonts w:hint="eastAsia"/>
+        </w:rPr>
+        <w:t xml:space="preserve">内容</w:t>
+      </w:r>
+    </w:p>
+    <w:bookmarkStart w:id="67" w:name="逐-bin-局域门的-tebd-实现"/>
+    <w:p>
+      <w:pPr>
+        <w:pStyle w:val="Heading3"/>
+      </w:pPr>
+      <w:r>
+        <w:rPr>
+          <w:rStyle w:val="SectionNumber"/>
+        </w:rPr>
+        <w:t xml:space="preserve">4.2.1</w:t>
+      </w:r>
+      <w:r>
+        <w:tab/>
+      </w:r>
+      <w:r>
+        <w:rPr>
+          <w:rFonts w:hint="eastAsia"/>
+        </w:rPr>
+        <w:t xml:space="preserve">逐</w:t>
+      </w:r>
+      <w:r>
+        <w:t xml:space="preserve"> bin </w:t>
+      </w:r>
+      <w:r>
+        <w:rPr>
+          <w:rFonts w:hint="eastAsia"/>
+        </w:rPr>
+        <w:t xml:space="preserve">局域门的</w:t>
+      </w:r>
+      <w:r>
+        <w:t xml:space="preserve"> TEBD </w:t>
+      </w:r>
+      <w:r>
+        <w:rPr>
+          <w:rFonts w:hint="eastAsia"/>
+        </w:rPr>
+        <w:t xml:space="preserve">实现</w:t>
+      </w:r>
+    </w:p>
+    <w:p>
+      <w:pPr>
+        <w:pStyle w:val="FirstParagraph"/>
+      </w:pPr>
+      <w:r>
+        <w:t xml:space="preserve">[TEBD Implementation of Per-Bin Local Gates]</w:t>
+      </w:r>
+    </w:p>
+    <w:p>
+      <w:pPr>
+        <w:pStyle w:val="BodyText"/>
+      </w:pPr>
+      <w:r>
+        <w:rPr>
+          <w:rFonts w:hint="eastAsia"/>
+        </w:rPr>
+        <w:t xml:space="preserve">内容</w:t>
+      </w:r>
+    </w:p>
+    <w:bookmarkEnd w:id="67"/>
+    <w:bookmarkStart w:id="68" w:name="swap-传送带原子与时间-bin-的顺序耦合"/>
+    <w:p>
+      <w:pPr>
+        <w:pStyle w:val="Heading3"/>
+      </w:pPr>
+      <w:r>
+        <w:rPr>
+          <w:rStyle w:val="SectionNumber"/>
+        </w:rPr>
+        <w:t xml:space="preserve">4.2.2</w:t>
+      </w:r>
+      <w:r>
+        <w:tab/>
+      </w:r>
+      <w:r>
+        <w:t xml:space="preserve">SWAP </w:t>
+      </w:r>
+      <w:r>
+        <w:rPr>
+          <w:rFonts w:hint="eastAsia"/>
+        </w:rPr>
+        <w:t xml:space="preserve">传送带：原子与时间</w:t>
+      </w:r>
+      <w:r>
+        <w:t xml:space="preserve"> bin </w:t>
+      </w:r>
+      <w:r>
+        <w:rPr>
+          <w:rFonts w:hint="eastAsia"/>
+        </w:rPr>
+        <w:t xml:space="preserve">的顺序耦合</w:t>
+      </w:r>
+    </w:p>
+    <w:p>
+      <w:pPr>
+        <w:pStyle w:val="FirstParagraph"/>
+      </w:pPr>
+      <w:r>
+        <w:t xml:space="preserve">[SWAP Conveyor Belt: Sequential Coupling of Atom and Time Bins]</w:t>
+      </w:r>
+    </w:p>
+    <w:p>
+      <w:pPr>
+        <w:pStyle w:val="BodyText"/>
+      </w:pPr>
+      <w:r>
+        <w:rPr>
+          <w:rFonts w:hint="eastAsia"/>
+        </w:rPr>
+        <w:t xml:space="preserve">内容</w:t>
+      </w:r>
+    </w:p>
+    <w:bookmarkEnd w:id="68"/>
+    <w:bookmarkStart w:id="69" w:name="双臂并行演化与分束干涉的张量网络处理"/>
+    <w:p>
+      <w:pPr>
+        <w:pStyle w:val="Heading3"/>
+      </w:pPr>
+      <w:r>
+        <w:rPr>
+          <w:rStyle w:val="SectionNumber"/>
+        </w:rPr>
+        <w:t xml:space="preserve">4.2.3</w:t>
+      </w:r>
+      <w:r>
+        <w:tab/>
+      </w:r>
+      <w:r>
+        <w:rPr>
+          <w:rFonts w:hint="eastAsia"/>
+        </w:rPr>
+        <w:t xml:space="preserve">双臂并行演化与分束干涉的张量网络处理</w:t>
+      </w:r>
+    </w:p>
+    <w:p>
+      <w:pPr>
+        <w:pStyle w:val="FirstParagraph"/>
+      </w:pPr>
+      <w:r>
+        <w:t xml:space="preserve">[Tensor Network Treatment of Dual-Arm Parallel Evolution and BS Interference]</w:t>
+      </w:r>
+    </w:p>
+    <w:p>
+      <w:pPr>
+        <w:pStyle w:val="BodyText"/>
+      </w:pPr>
+      <w:r>
+        <w:rPr>
+          <w:rFonts w:hint="eastAsia"/>
+        </w:rPr>
+        <w:t xml:space="preserve">内容</w:t>
+      </w:r>
+    </w:p>
+    <w:bookmarkEnd w:id="69"/>
+    <w:bookmarkEnd w:id="70"/>
+    <w:bookmarkStart w:id="74" w:name="量子轨迹采样与探测器仿真"/>
+    <w:p>
+      <w:pPr>
+        <w:pStyle w:val="Heading2"/>
+      </w:pPr>
+      <w:r>
+        <w:rPr>
+          <w:rStyle w:val="SectionNumber"/>
+        </w:rPr>
+        <w:t xml:space="preserve">4.3</w:t>
+      </w:r>
+      <w:r>
+        <w:tab/>
+      </w:r>
+      <w:r>
+        <w:rPr>
+          <w:rFonts w:hint="eastAsia"/>
+        </w:rPr>
+        <w:t xml:space="preserve">量子轨迹采样与探测器仿真</w:t>
+      </w:r>
+    </w:p>
+    <w:p>
+      <w:pPr>
+        <w:pStyle w:val="FirstParagraph"/>
+      </w:pPr>
+      <w:r>
+        <w:t xml:space="preserve">[Quantum Trajectory Sampling and Detector Simulation]</w:t>
+      </w:r>
+    </w:p>
+    <w:p>
+      <w:pPr>
+        <w:pStyle w:val="BodyText"/>
+      </w:pPr>
+      <w:r>
+        <w:rPr>
+          <w:rFonts w:hint="eastAsia"/>
+        </w:rPr>
+        <w:t xml:space="preserve">内容</w:t>
+      </w:r>
+    </w:p>
+    <w:bookmarkStart w:id="71" w:name="桶式-snspd-的-kraus-算符构造"/>
+    <w:p>
+      <w:pPr>
+        <w:pStyle w:val="Heading3"/>
+      </w:pPr>
+      <w:r>
+        <w:rPr>
+          <w:rStyle w:val="SectionNumber"/>
+        </w:rPr>
+        <w:t xml:space="preserve">4.3.1</w:t>
+      </w:r>
+      <w:r>
+        <w:tab/>
+      </w:r>
+      <w:r>
+        <w:rPr>
+          <w:rFonts w:hint="eastAsia"/>
+        </w:rPr>
+        <w:t xml:space="preserve">桶式</w:t>
+      </w:r>
+      <w:r>
+        <w:t xml:space="preserve"> SNSPD </w:t>
+      </w:r>
+      <w:r>
+        <w:rPr>
+          <w:rFonts w:hint="eastAsia"/>
+        </w:rPr>
+        <w:t xml:space="preserve">的</w:t>
+      </w:r>
+      <w:r>
+        <w:t xml:space="preserve"> Kraus </w:t>
+      </w:r>
+      <w:r>
+        <w:rPr>
+          <w:rFonts w:hint="eastAsia"/>
+        </w:rPr>
+        <w:t xml:space="preserve">算符构造</w:t>
+      </w:r>
+    </w:p>
+    <w:p>
+      <w:pPr>
+        <w:pStyle w:val="FirstParagraph"/>
+      </w:pPr>
+      <w:r>
+        <w:t xml:space="preserve">[Kraus Operator Construction for Bucket-Type SNSPD]</w:t>
+      </w:r>
+    </w:p>
+    <w:p>
+      <w:pPr>
+        <w:pStyle w:val="BodyText"/>
+      </w:pPr>
+      <w:r>
+        <w:rPr>
+          <w:rFonts w:hint="eastAsia"/>
+        </w:rPr>
+        <w:t xml:space="preserve">内容</w:t>
+      </w:r>
+    </w:p>
+    <w:bookmarkEnd w:id="71"/>
+    <w:bookmarkStart w:id="72" w:name="首击事件与符合窗的条件化采样"/>
+    <w:p>
+      <w:pPr>
+        <w:pStyle w:val="Heading3"/>
+      </w:pPr>
+      <w:r>
+        <w:rPr>
+          <w:rStyle w:val="SectionNumber"/>
+        </w:rPr>
+        <w:t xml:space="preserve">4.3.2</w:t>
+      </w:r>
+      <w:r>
+        <w:tab/>
+      </w:r>
+      <w:r>
+        <w:rPr>
+          <w:rFonts w:hint="eastAsia"/>
+        </w:rPr>
+        <w:t xml:space="preserve">首击事件与符合窗的条件化采样</w:t>
+      </w:r>
+    </w:p>
+    <w:p>
+      <w:pPr>
+        <w:pStyle w:val="FirstParagraph"/>
+      </w:pPr>
+      <w:r>
+        <w:t xml:space="preserve">[Conditional Sampling of First-Click Events and Coincidence Windows]</w:t>
+      </w:r>
+    </w:p>
+    <w:p>
+      <w:pPr>
+        <w:pStyle w:val="BodyText"/>
+      </w:pPr>
+      <w:r>
+        <w:rPr>
+          <w:rFonts w:hint="eastAsia"/>
+        </w:rPr>
+        <w:t xml:space="preserve">内容</w:t>
+      </w:r>
+    </w:p>
+    <w:bookmarkEnd w:id="72"/>
+    <w:bookmarkStart w:id="73" w:name="暗计数死时间与时间抖动的建模"/>
+    <w:p>
+      <w:pPr>
+        <w:pStyle w:val="Heading3"/>
+      </w:pPr>
+      <w:r>
+        <w:rPr>
+          <w:rStyle w:val="SectionNumber"/>
+        </w:rPr>
+        <w:t xml:space="preserve">4.3.3</w:t>
+      </w:r>
+      <w:r>
+        <w:tab/>
+      </w:r>
+      <w:r>
+        <w:rPr>
+          <w:rFonts w:hint="eastAsia"/>
+        </w:rPr>
+        <w:t xml:space="preserve">暗计数、死时间与时间抖动的建模</w:t>
+      </w:r>
+    </w:p>
+    <w:p>
+      <w:pPr>
+        <w:pStyle w:val="FirstParagraph"/>
+      </w:pPr>
+      <w:r>
+        <w:t xml:space="preserve">[Modeling of Dark Counts, Dead Time, and Timing Jitter]</w:t>
+      </w:r>
+    </w:p>
+    <w:p>
+      <w:pPr>
+        <w:pStyle w:val="BodyText"/>
+      </w:pPr>
+      <w:r>
+        <w:rPr>
+          <w:rFonts w:hint="eastAsia"/>
+        </w:rPr>
+        <w:t xml:space="preserve">内容</w:t>
+      </w:r>
+    </w:p>
+    <w:bookmarkEnd w:id="73"/>
+    <w:bookmarkEnd w:id="74"/>
+    <w:bookmarkStart w:id="78" w:name="条件态重建与多指标评估"/>
+    <w:p>
+      <w:pPr>
+        <w:pStyle w:val="Heading2"/>
+      </w:pPr>
+      <w:r>
+        <w:rPr>
+          <w:rStyle w:val="SectionNumber"/>
+        </w:rPr>
+        <w:t xml:space="preserve">4.4</w:t>
+      </w:r>
+      <w:r>
+        <w:tab/>
+      </w:r>
+      <w:r>
+        <w:rPr>
+          <w:rFonts w:hint="eastAsia"/>
+        </w:rPr>
+        <w:t xml:space="preserve">条件态重建与多指标评估</w:t>
+      </w:r>
+    </w:p>
+    <w:p>
+      <w:pPr>
+        <w:pStyle w:val="FirstParagraph"/>
+      </w:pPr>
+      <w:r>
+        <w:t xml:space="preserve">[Conditional State Reconstruction and Multi-Metric Evaluation]</w:t>
+      </w:r>
+    </w:p>
+    <w:p>
+      <w:pPr>
+        <w:pStyle w:val="BodyText"/>
+      </w:pPr>
+      <w:r>
+        <w:rPr>
+          <w:rFonts w:hint="eastAsia"/>
+        </w:rPr>
+        <w:t xml:space="preserve">内容</w:t>
+      </w:r>
+    </w:p>
+    <w:bookmarkStart w:id="75" w:name="成功条件下原子约化态的提取"/>
+    <w:p>
+      <w:pPr>
+        <w:pStyle w:val="Heading3"/>
+      </w:pPr>
+      <w:r>
+        <w:rPr>
+          <w:rStyle w:val="SectionNumber"/>
+        </w:rPr>
+        <w:t xml:space="preserve">4.4.1</w:t>
+      </w:r>
+      <w:r>
+        <w:tab/>
+      </w:r>
+      <w:r>
+        <w:rPr>
+          <w:rFonts w:hint="eastAsia"/>
+        </w:rPr>
+        <w:t xml:space="preserve">成功条件下原子约化态的提取</w:t>
+      </w:r>
+    </w:p>
+    <w:p>
+      <w:pPr>
+        <w:pStyle w:val="FirstParagraph"/>
+      </w:pPr>
+      <w:r>
+        <w:t xml:space="preserve">[Extraction of Atomic Reduced State Under Success Condition]</w:t>
+      </w:r>
+    </w:p>
+    <w:p>
+      <w:pPr>
+        <w:pStyle w:val="BodyText"/>
+      </w:pPr>
+      <w:r>
+        <w:rPr>
+          <w:rFonts w:hint="eastAsia"/>
+        </w:rPr>
+        <w:t xml:space="preserve">内容</w:t>
+      </w:r>
+    </w:p>
+    <w:bookmarkEnd w:id="75"/>
+    <w:bookmarkStart w:id="76" w:name="保真度纠缠度量与误差分解"/>
+    <w:p>
+      <w:pPr>
+        <w:pStyle w:val="Heading3"/>
+      </w:pPr>
+      <w:r>
+        <w:rPr>
+          <w:rStyle w:val="SectionNumber"/>
+        </w:rPr>
+        <w:t xml:space="preserve">4.4.2</w:t>
+      </w:r>
+      <w:r>
+        <w:tab/>
+      </w:r>
+      <w:r>
+        <w:rPr>
+          <w:rFonts w:hint="eastAsia"/>
+        </w:rPr>
+        <w:t xml:space="preserve">保真度、纠缠度量与误差分解</w:t>
+      </w:r>
+    </w:p>
+    <w:p>
+      <w:pPr>
+        <w:pStyle w:val="FirstParagraph"/>
+      </w:pPr>
+      <w:r>
+        <w:t xml:space="preserve">[Fidelity, Entanglement Metrics, and Error Decomposition]</w:t>
+      </w:r>
+    </w:p>
+    <w:p>
+      <w:pPr>
+        <w:pStyle w:val="BodyText"/>
+      </w:pPr>
+      <w:r>
+        <w:rPr>
+          <w:rFonts w:hint="eastAsia"/>
+        </w:rPr>
+        <w:t xml:space="preserve">内容</w:t>
+      </w:r>
+    </w:p>
+    <w:bookmarkEnd w:id="76"/>
+    <w:bookmarkStart w:id="77" w:name="数值收敛性与计算复杂度分析"/>
+    <w:p>
+      <w:pPr>
+        <w:pStyle w:val="Heading3"/>
+      </w:pPr>
+      <w:r>
+        <w:rPr>
+          <w:rStyle w:val="SectionNumber"/>
+        </w:rPr>
+        <w:t xml:space="preserve">4.4.3</w:t>
+      </w:r>
+      <w:r>
+        <w:tab/>
+      </w:r>
+      <w:r>
+        <w:rPr>
+          <w:rFonts w:hint="eastAsia"/>
+        </w:rPr>
+        <w:t xml:space="preserve">数值收敛性与计算复杂度分析</w:t>
+      </w:r>
+    </w:p>
+    <w:p>
+      <w:pPr>
+        <w:pStyle w:val="FirstParagraph"/>
+      </w:pPr>
+      <w:r>
+        <w:t xml:space="preserve">[Numerical Convergence and Computational Complexity Analysis]</w:t>
+      </w:r>
+    </w:p>
+    <w:p>
+      <w:pPr>
+        <w:pStyle w:val="BodyText"/>
+      </w:pPr>
+      <w:r>
+        <w:rPr>
+          <w:rFonts w:hint="eastAsia"/>
+        </w:rPr>
+        <w:t xml:space="preserve">内容</w:t>
+      </w:r>
+    </w:p>
+    <w:bookmarkEnd w:id="77"/>
+    <w:bookmarkEnd w:id="78"/>
+    <w:bookmarkStart w:id="79" w:name="本章小结-1"/>
+    <w:p>
+      <w:pPr>
+        <w:pStyle w:val="Heading2"/>
+      </w:pPr>
+      <w:r>
+        <w:rPr>
+          <w:rStyle w:val="SectionNumber"/>
+        </w:rPr>
+        <w:t xml:space="preserve">4.5</w:t>
+      </w:r>
+      <w:r>
+        <w:tab/>
+      </w:r>
+      <w:r>
         <w:rPr>
           <w:rFonts w:hint="eastAsia"/>
         </w:rPr>
@@ -5077,9 +5978,9 @@
         <w:t xml:space="preserve">内容</w:t>
       </w:r>
     </w:p>
-    <w:bookmarkEnd w:id="60"/>
-    <w:bookmarkEnd w:id="61"/>
-    <w:bookmarkStart w:id="77" w:name="数值仿真结果与实验数据比对"/>
+    <w:bookmarkEnd w:id="79"/>
+    <w:bookmarkEnd w:id="80"/>
+    <w:bookmarkStart w:id="96" w:name="仿真结果与参数依赖性分析"/>
     <w:p>
       <w:pPr>
         <w:pStyle w:val="Heading1"/>
@@ -5088,7 +5989,7 @@
         <w:rPr>
           <w:rStyle w:val="SectionNumber"/>
         </w:rPr>
-        <w:t xml:space="preserve">4</w:t>
+        <w:t xml:space="preserve">5</w:t>
       </w:r>
       <w:r>
         <w:tab/>
@@ -5097,7 +5998,7 @@
         <w:rPr>
           <w:rFonts w:hint="eastAsia"/>
         </w:rPr>
-        <w:t xml:space="preserve">数值仿真结果与实验数据比对</w:t>
+        <w:t xml:space="preserve">仿真结果与参数依赖性分析</w:t>
       </w:r>
     </w:p>
     <w:p>
@@ -5105,7 +6006,7 @@
         <w:pStyle w:val="FirstParagraph"/>
       </w:pPr>
       <w:r>
-        <w:t xml:space="preserve">[Numerical Simulation Results and Experimental Data Comparison]</w:t>
+        <w:t xml:space="preserve">[Simulation Results and Parameter Dependence Analysis]</w:t>
       </w:r>
     </w:p>
     <w:p>
@@ -5119,7 +6020,7 @@
         <w:t xml:space="preserve">内容</w:t>
       </w:r>
     </w:p>
-    <w:bookmarkStart w:id="65" w:name="仿真结果展示"/>
+    <w:bookmarkStart w:id="84" w:name="基准场景设定与参数选取"/>
     <w:p>
       <w:pPr>
         <w:pStyle w:val="Heading2"/>
@@ -5128,7 +6029,7 @@
         <w:rPr>
           <w:rStyle w:val="SectionNumber"/>
         </w:rPr>
-        <w:t xml:space="preserve">4.1</w:t>
+        <w:t xml:space="preserve">5.1</w:t>
       </w:r>
       <w:r>
         <w:tab/>
@@ -5137,7 +6038,7 @@
         <w:rPr>
           <w:rFonts w:hint="eastAsia"/>
         </w:rPr>
-        <w:t xml:space="preserve">仿真结果展示</w:t>
+        <w:t xml:space="preserve">基准场景设定与参数选取</w:t>
       </w:r>
     </w:p>
     <w:p>
@@ -5145,7 +6046,7 @@
         <w:pStyle w:val="FirstParagraph"/>
       </w:pPr>
       <w:r>
-        <w:t xml:space="preserve">[Simulation Results Display]</w:t>
+        <w:t xml:space="preserve">[Baseline Scenario Setup and Parameter Selection]</w:t>
       </w:r>
     </w:p>
     <w:p>
@@ -5159,7 +6060,7 @@
         <w:t xml:space="preserve">内容</w:t>
       </w:r>
     </w:p>
-    <w:bookmarkStart w:id="62" w:name="微观噪声效果"/>
+    <w:bookmarkStart w:id="81" w:name="rb-原子三能级模型与发射波包参数"/>
     <w:p>
       <w:pPr>
         <w:pStyle w:val="Heading3"/>
@@ -5168,16 +6069,19 @@
         <w:rPr>
           <w:rStyle w:val="SectionNumber"/>
         </w:rPr>
-        <w:t xml:space="preserve">4.1.1</w:t>
+        <w:t xml:space="preserve">5.1.1</w:t>
       </w:r>
       <w:r>
         <w:tab/>
       </w:r>
       <w:r>
-        <w:rPr>
-          <w:rFonts w:hint="eastAsia"/>
-        </w:rPr>
-        <w:t xml:space="preserve">微观噪声效果</w:t>
+        <w:t xml:space="preserve">Rb </w:t>
+      </w:r>
+      <w:r>
+        <w:rPr>
+          <w:rFonts w:hint="eastAsia"/>
+        </w:rPr>
+        <w:t xml:space="preserve">原子三能级模型与发射波包参数</w:t>
       </w:r>
     </w:p>
     <w:p>
@@ -5185,7 +6089,7 @@
         <w:pStyle w:val="FirstParagraph"/>
       </w:pPr>
       <w:r>
-        <w:t xml:space="preserve">[Microscopic Noise Effects]</w:t>
+        <w:t xml:space="preserve">[Rb Atom Three-Level Model and Emission Wavepacket Parameters]</w:t>
       </w:r>
     </w:p>
     <w:p>
@@ -5199,8 +6103,8 @@
         <w:t xml:space="preserve">内容</w:t>
       </w:r>
     </w:p>
-    <w:bookmarkEnd w:id="62"/>
-    <w:bookmarkStart w:id="63" w:name="中观噪声效果"/>
+    <w:bookmarkEnd w:id="81"/>
+    <w:bookmarkStart w:id="82" w:name="qfc-效率与噪声光子率"/>
     <w:p>
       <w:pPr>
         <w:pStyle w:val="Heading3"/>
@@ -5209,16 +6113,19 @@
         <w:rPr>
           <w:rStyle w:val="SectionNumber"/>
         </w:rPr>
-        <w:t xml:space="preserve">4.1.2</w:t>
+        <w:t xml:space="preserve">5.1.2</w:t>
       </w:r>
       <w:r>
         <w:tab/>
       </w:r>
       <w:r>
-        <w:rPr>
-          <w:rFonts w:hint="eastAsia"/>
-        </w:rPr>
-        <w:t xml:space="preserve">中观噪声效果</w:t>
+        <w:t xml:space="preserve">QFC </w:t>
+      </w:r>
+      <w:r>
+        <w:rPr>
+          <w:rFonts w:hint="eastAsia"/>
+        </w:rPr>
+        <w:t xml:space="preserve">效率与噪声光子率</w:t>
       </w:r>
     </w:p>
     <w:p>
@@ -5226,7 +6133,7 @@
         <w:pStyle w:val="FirstParagraph"/>
       </w:pPr>
       <w:r>
-        <w:t xml:space="preserve">[Mesoscopic Noise Effects]</w:t>
+        <w:t xml:space="preserve">[QFC Efficiency and Noise Photon Rate]</w:t>
       </w:r>
     </w:p>
     <w:p>
@@ -5240,8 +6147,8 @@
         <w:t xml:space="preserve">内容</w:t>
       </w:r>
     </w:p>
-    <w:bookmarkEnd w:id="63"/>
-    <w:bookmarkStart w:id="64" w:name="宏观噪声影响"/>
+    <w:bookmarkEnd w:id="82"/>
+    <w:bookmarkStart w:id="83" w:name="光纤链路与探测器参数"/>
     <w:p>
       <w:pPr>
         <w:pStyle w:val="Heading3"/>
@@ -5250,7 +6157,7 @@
         <w:rPr>
           <w:rStyle w:val="SectionNumber"/>
         </w:rPr>
-        <w:t xml:space="preserve">4.1.3</w:t>
+        <w:t xml:space="preserve">5.1.3</w:t>
       </w:r>
       <w:r>
         <w:tab/>
@@ -5259,7 +6166,7 @@
         <w:rPr>
           <w:rFonts w:hint="eastAsia"/>
         </w:rPr>
-        <w:t xml:space="preserve">宏观噪声影响</w:t>
+        <w:t xml:space="preserve">光纤链路与探测器参数</w:t>
       </w:r>
     </w:p>
     <w:p>
@@ -5267,7 +6174,7 @@
         <w:pStyle w:val="FirstParagraph"/>
       </w:pPr>
       <w:r>
-        <w:t xml:space="preserve">[Macroscopic Noise Impacts]</w:t>
+        <w:t xml:space="preserve">[Fiber Link and Detector Parameters]</w:t>
       </w:r>
     </w:p>
     <w:p>
@@ -5281,9 +6188,9 @@
         <w:t xml:space="preserve">内容</w:t>
       </w:r>
     </w:p>
-    <w:bookmarkEnd w:id="64"/>
-    <w:bookmarkEnd w:id="65"/>
-    <w:bookmarkStart w:id="68" w:name="光纤耦合效率仿真"/>
+    <w:bookmarkEnd w:id="83"/>
+    <w:bookmarkEnd w:id="84"/>
+    <w:bookmarkStart w:id="87" w:name="单臂发射与波包演化验证"/>
     <w:p>
       <w:pPr>
         <w:pStyle w:val="Heading2"/>
@@ -5292,7 +6199,7 @@
         <w:rPr>
           <w:rStyle w:val="SectionNumber"/>
         </w:rPr>
-        <w:t xml:space="preserve">4.2</w:t>
+        <w:t xml:space="preserve">5.2</w:t>
       </w:r>
       <w:r>
         <w:tab/>
@@ -5301,7 +6208,7 @@
         <w:rPr>
           <w:rFonts w:hint="eastAsia"/>
         </w:rPr>
-        <w:t xml:space="preserve">光纤耦合效率仿真</w:t>
+        <w:t xml:space="preserve">单臂发射与波包演化验证</w:t>
       </w:r>
     </w:p>
     <w:p>
@@ -5309,7 +6216,7 @@
         <w:pStyle w:val="FirstParagraph"/>
       </w:pPr>
       <w:r>
-        <w:t xml:space="preserve">[Fiber Coupling Efficiency Simulation]</w:t>
+        <w:t xml:space="preserve">[Single-Arm Emission and Wavepacket Evolution Verification]</w:t>
       </w:r>
     </w:p>
     <w:p>
@@ -5323,7 +6230,7 @@
         <w:t xml:space="preserve">内容</w:t>
       </w:r>
     </w:p>
-    <w:bookmarkStart w:id="66" w:name="理想耦合效率预测"/>
+    <w:bookmarkStart w:id="85" w:name="发射门参数与波包形状的对应关系"/>
     <w:p>
       <w:pPr>
         <w:pStyle w:val="Heading3"/>
@@ -5332,7 +6239,7 @@
         <w:rPr>
           <w:rStyle w:val="SectionNumber"/>
         </w:rPr>
-        <w:t xml:space="preserve">4.2.1</w:t>
+        <w:t xml:space="preserve">5.2.1</w:t>
       </w:r>
       <w:r>
         <w:tab/>
@@ -5341,7 +6248,7 @@
         <w:rPr>
           <w:rFonts w:hint="eastAsia"/>
         </w:rPr>
-        <w:t xml:space="preserve">理想耦合效率预测</w:t>
+        <w:t xml:space="preserve">发射门参数与波包形状的对应关系</w:t>
       </w:r>
     </w:p>
     <w:p>
@@ -5349,7 +6256,7 @@
         <w:pStyle w:val="FirstParagraph"/>
       </w:pPr>
       <w:r>
-        <w:t xml:space="preserve">[Ideal Coupling Efficiency Prediction]</w:t>
+        <w:t xml:space="preserve">[Correspondence Between Emission Gate Parameters and Wavepacket Shape]</w:t>
       </w:r>
     </w:p>
     <w:p>
@@ -5363,8 +6270,8 @@
         <w:t xml:space="preserve">内容</w:t>
       </w:r>
     </w:p>
-    <w:bookmarkEnd w:id="66"/>
-    <w:bookmarkStart w:id="67" w:name="对准与模式匹配影响"/>
+    <w:bookmarkEnd w:id="85"/>
+    <w:bookmarkStart w:id="86" w:name="原子光子纠缠态的生成与验证"/>
     <w:p>
       <w:pPr>
         <w:pStyle w:val="Heading3"/>
@@ -5373,7 +6280,7 @@
         <w:rPr>
           <w:rStyle w:val="SectionNumber"/>
         </w:rPr>
-        <w:t xml:space="preserve">4.2.2</w:t>
+        <w:t xml:space="preserve">5.2.2</w:t>
       </w:r>
       <w:r>
         <w:tab/>
@@ -5382,7 +6289,7 @@
         <w:rPr>
           <w:rFonts w:hint="eastAsia"/>
         </w:rPr>
-        <w:t xml:space="preserve">对准与模式匹配影响</w:t>
+        <w:t xml:space="preserve">原子—光子纠缠态的生成与验证</w:t>
       </w:r>
     </w:p>
     <w:p>
@@ -5390,7 +6297,7 @@
         <w:pStyle w:val="FirstParagraph"/>
       </w:pPr>
       <w:r>
-        <w:t xml:space="preserve">[Alignment and Mode Matching Effects]</w:t>
+        <w:t xml:space="preserve">[Generation and Verification of Atom-Photon Entangled States]</w:t>
       </w:r>
     </w:p>
     <w:p>
@@ -5404,9 +6311,9 @@
         <w:t xml:space="preserve">内容</w:t>
       </w:r>
     </w:p>
-    <w:bookmarkEnd w:id="67"/>
-    <w:bookmarkEnd w:id="68"/>
-    <w:bookmarkStart w:id="71" w:name="实验数据简介"/>
+    <w:bookmarkEnd w:id="86"/>
+    <w:bookmarkEnd w:id="87"/>
+    <w:bookmarkStart w:id="91" w:name="双臂干涉与远程纠缠建立"/>
     <w:p>
       <w:pPr>
         <w:pStyle w:val="Heading2"/>
@@ -5415,7 +6322,7 @@
         <w:rPr>
           <w:rStyle w:val="SectionNumber"/>
         </w:rPr>
-        <w:t xml:space="preserve">4.3</w:t>
+        <w:t xml:space="preserve">5.3</w:t>
       </w:r>
       <w:r>
         <w:tab/>
@@ -5424,7 +6331,7 @@
         <w:rPr>
           <w:rFonts w:hint="eastAsia"/>
         </w:rPr>
-        <w:t xml:space="preserve">实验数据简介</w:t>
+        <w:t xml:space="preserve">双臂干涉与远程纠缠建立</w:t>
       </w:r>
     </w:p>
     <w:p>
@@ -5432,7 +6339,7 @@
         <w:pStyle w:val="FirstParagraph"/>
       </w:pPr>
       <w:r>
-        <w:t xml:space="preserve">[Introduction to Experimental Data]</w:t>
+        <w:t xml:space="preserve">[Dual-Arm Interference and Remote Entanglement Generation]</w:t>
       </w:r>
     </w:p>
     <w:p>
@@ -5446,7 +6353,7 @@
         <w:t xml:space="preserve">内容</w:t>
       </w:r>
     </w:p>
-    <w:bookmarkStart w:id="69" w:name="实验系统描述"/>
+    <w:bookmarkStart w:id="88" w:name="hom-干涉与时间错位效应"/>
     <w:p>
       <w:pPr>
         <w:pStyle w:val="Heading3"/>
@@ -5455,16 +6362,19 @@
         <w:rPr>
           <w:rStyle w:val="SectionNumber"/>
         </w:rPr>
-        <w:t xml:space="preserve">4.3.1</w:t>
+        <w:t xml:space="preserve">5.3.1</w:t>
       </w:r>
       <w:r>
         <w:tab/>
       </w:r>
       <w:r>
-        <w:rPr>
-          <w:rFonts w:hint="eastAsia"/>
-        </w:rPr>
-        <w:t xml:space="preserve">实验系统描述</w:t>
+        <w:t xml:space="preserve">HOM </w:t>
+      </w:r>
+      <w:r>
+        <w:rPr>
+          <w:rFonts w:hint="eastAsia"/>
+        </w:rPr>
+        <w:t xml:space="preserve">干涉与时间错位效应</w:t>
       </w:r>
     </w:p>
     <w:p>
@@ -5472,7 +6382,7 @@
         <w:pStyle w:val="FirstParagraph"/>
       </w:pPr>
       <w:r>
-        <w:t xml:space="preserve">[Experimental System Description]</w:t>
+        <w:t xml:space="preserve">[HOM Interference and Temporal Mismatch Effects]</w:t>
       </w:r>
     </w:p>
     <w:p>
@@ -5486,8 +6396,8 @@
         <w:t xml:space="preserve">内容</w:t>
       </w:r>
     </w:p>
-    <w:bookmarkEnd w:id="69"/>
-    <w:bookmarkStart w:id="70" w:name="测量方法"/>
+    <w:bookmarkEnd w:id="88"/>
+    <w:bookmarkStart w:id="89" w:name="成功率与条件态保真度的参数扫描"/>
     <w:p>
       <w:pPr>
         <w:pStyle w:val="Heading3"/>
@@ -5496,7 +6406,7 @@
         <w:rPr>
           <w:rStyle w:val="SectionNumber"/>
         </w:rPr>
-        <w:t xml:space="preserve">4.3.2</w:t>
+        <w:t xml:space="preserve">5.3.2</w:t>
       </w:r>
       <w:r>
         <w:tab/>
@@ -5505,7 +6415,7 @@
         <w:rPr>
           <w:rFonts w:hint="eastAsia"/>
         </w:rPr>
-        <w:t xml:space="preserve">测量方法</w:t>
+        <w:t xml:space="preserve">成功率与条件态保真度的参数扫描</w:t>
       </w:r>
     </w:p>
     <w:p>
@@ -5513,7 +6423,7 @@
         <w:pStyle w:val="FirstParagraph"/>
       </w:pPr>
       <w:r>
-        <w:t xml:space="preserve">[Measurement Methods]</w:t>
+        <w:t xml:space="preserve">[Parameter Sweeps of Success Rate and Conditional Fidelity]</w:t>
       </w:r>
     </w:p>
     <w:p>
@@ -5527,18 +6437,17 @@
         <w:t xml:space="preserve">内容</w:t>
       </w:r>
     </w:p>
-    <w:bookmarkEnd w:id="70"/>
-    <w:bookmarkEnd w:id="71"/>
-    <w:bookmarkStart w:id="75" w:name="仿真与实验数据比对"/>
-    <w:p>
-      <w:pPr>
-        <w:pStyle w:val="Heading2"/>
+    <w:bookmarkEnd w:id="89"/>
+    <w:bookmarkStart w:id="90" w:name="误差来源分解qfc-噪声pmd探测器效率"/>
+    <w:p>
+      <w:pPr>
+        <w:pStyle w:val="Heading3"/>
       </w:pPr>
       <w:r>
         <w:rPr>
           <w:rStyle w:val="SectionNumber"/>
         </w:rPr>
-        <w:t xml:space="preserve">4.4</w:t>
+        <w:t xml:space="preserve">5.3.3</w:t>
       </w:r>
       <w:r>
         <w:tab/>
@@ -5547,7 +6456,16 @@
         <w:rPr>
           <w:rFonts w:hint="eastAsia"/>
         </w:rPr>
-        <w:t xml:space="preserve">仿真与实验数据比对</w:t>
+        <w:t xml:space="preserve">误差来源分解：QFC</w:t>
+      </w:r>
+      <w:r>
+        <w:t xml:space="preserve"> </w:t>
+      </w:r>
+      <w:r>
+        <w:rPr>
+          <w:rFonts w:hint="eastAsia"/>
+        </w:rPr>
+        <w:t xml:space="preserve">噪声、PMD、探测器效率</w:t>
       </w:r>
     </w:p>
     <w:p>
@@ -5555,745 +6473,7 @@
         <w:pStyle w:val="FirstParagraph"/>
       </w:pPr>
       <w:r>
-        <w:t xml:space="preserve">[Comparison of Simulation and Experimental Data]</w:t>
-      </w:r>
-    </w:p>
-    <w:p>
-      <w:pPr>
-        <w:pStyle w:val="BodyText"/>
-      </w:pPr>
-      <w:r>
-        <w:rPr>
-          <w:rFonts w:hint="eastAsia"/>
-        </w:rPr>
-        <w:t xml:space="preserve">内容</w:t>
-      </w:r>
-    </w:p>
-    <w:bookmarkStart w:id="72" w:name="耦合效率比对"/>
-    <w:p>
-      <w:pPr>
-        <w:pStyle w:val="Heading3"/>
-      </w:pPr>
-      <w:r>
-        <w:rPr>
-          <w:rStyle w:val="SectionNumber"/>
-        </w:rPr>
-        <w:t xml:space="preserve">4.4.1</w:t>
-      </w:r>
-      <w:r>
-        <w:tab/>
-      </w:r>
-      <w:r>
-        <w:rPr>
-          <w:rFonts w:hint="eastAsia"/>
-        </w:rPr>
-        <w:t xml:space="preserve">耦合效率比对</w:t>
-      </w:r>
-    </w:p>
-    <w:p>
-      <w:pPr>
-        <w:pStyle w:val="FirstParagraph"/>
-      </w:pPr>
-      <w:r>
-        <w:t xml:space="preserve">[Coupling Efficiency Comparison]</w:t>
-      </w:r>
-    </w:p>
-    <w:p>
-      <w:pPr>
-        <w:pStyle w:val="BodyText"/>
-      </w:pPr>
-      <w:r>
-        <w:rPr>
-          <w:rFonts w:hint="eastAsia"/>
-        </w:rPr>
-        <w:t xml:space="preserve">内容</w:t>
-      </w:r>
-    </w:p>
-    <w:bookmarkEnd w:id="72"/>
-    <w:bookmarkStart w:id="73" w:name="量子态保真度与退相干比较"/>
-    <w:p>
-      <w:pPr>
-        <w:pStyle w:val="Heading3"/>
-      </w:pPr>
-      <w:r>
-        <w:rPr>
-          <w:rStyle w:val="SectionNumber"/>
-        </w:rPr>
-        <w:t xml:space="preserve">4.4.2</w:t>
-      </w:r>
-      <w:r>
-        <w:tab/>
-      </w:r>
-      <w:r>
-        <w:rPr>
-          <w:rFonts w:hint="eastAsia"/>
-        </w:rPr>
-        <w:t xml:space="preserve">量子态保真度与退相干比较</w:t>
-      </w:r>
-    </w:p>
-    <w:p>
-      <w:pPr>
-        <w:pStyle w:val="FirstParagraph"/>
-      </w:pPr>
-      <w:r>
-        <w:t xml:space="preserve">[Quantum State Fidelity and Decoherence Comparison]</w:t>
-      </w:r>
-    </w:p>
-    <w:p>
-      <w:pPr>
-        <w:pStyle w:val="BodyText"/>
-      </w:pPr>
-      <w:r>
-        <w:rPr>
-          <w:rFonts w:hint="eastAsia"/>
-        </w:rPr>
-        <w:t xml:space="preserve">内容</w:t>
-      </w:r>
-    </w:p>
-    <w:bookmarkEnd w:id="73"/>
-    <w:bookmarkStart w:id="74" w:name="综合讨论"/>
-    <w:p>
-      <w:pPr>
-        <w:pStyle w:val="Heading3"/>
-      </w:pPr>
-      <w:r>
-        <w:rPr>
-          <w:rStyle w:val="SectionNumber"/>
-        </w:rPr>
-        <w:t xml:space="preserve">4.4.3</w:t>
-      </w:r>
-      <w:r>
-        <w:tab/>
-      </w:r>
-      <w:r>
-        <w:rPr>
-          <w:rFonts w:hint="eastAsia"/>
-        </w:rPr>
-        <w:t xml:space="preserve">综合讨论</w:t>
-      </w:r>
-    </w:p>
-    <w:p>
-      <w:pPr>
-        <w:pStyle w:val="FirstParagraph"/>
-      </w:pPr>
-      <w:r>
-        <w:t xml:space="preserve">[Comprehensive Discussion]</w:t>
-      </w:r>
-    </w:p>
-    <w:p>
-      <w:pPr>
-        <w:pStyle w:val="BodyText"/>
-      </w:pPr>
-      <w:r>
-        <w:rPr>
-          <w:rFonts w:hint="eastAsia"/>
-        </w:rPr>
-        <w:t xml:space="preserve">内容</w:t>
-      </w:r>
-    </w:p>
-    <w:bookmarkEnd w:id="74"/>
-    <w:bookmarkEnd w:id="75"/>
-    <w:bookmarkStart w:id="76" w:name="本章小结-1"/>
-    <w:p>
-      <w:pPr>
-        <w:pStyle w:val="Heading2"/>
-      </w:pPr>
-      <w:r>
-        <w:rPr>
-          <w:rStyle w:val="SectionNumber"/>
-        </w:rPr>
-        <w:t xml:space="preserve">4.5</w:t>
-      </w:r>
-      <w:r>
-        <w:tab/>
-      </w:r>
-      <w:r>
-        <w:rPr>
-          <w:rFonts w:hint="eastAsia"/>
-        </w:rPr>
-        <w:t xml:space="preserve">本章小结</w:t>
-      </w:r>
-    </w:p>
-    <w:p>
-      <w:pPr>
-        <w:pStyle w:val="FirstParagraph"/>
-      </w:pPr>
-      <w:r>
-        <w:t xml:space="preserve">[Chapter Summary]</w:t>
-      </w:r>
-    </w:p>
-    <w:p>
-      <w:pPr>
-        <w:pStyle w:val="BodyText"/>
-      </w:pPr>
-      <w:r>
-        <w:rPr>
-          <w:rFonts w:hint="eastAsia"/>
-        </w:rPr>
-        <w:t xml:space="preserve">内容</w:t>
-      </w:r>
-    </w:p>
-    <w:bookmarkEnd w:id="76"/>
-    <w:bookmarkEnd w:id="77"/>
-    <w:bookmarkStart w:id="91" w:name="实验参数优化与改进策略"/>
-    <w:p>
-      <w:pPr>
-        <w:pStyle w:val="Heading1"/>
-      </w:pPr>
-      <w:r>
-        <w:rPr>
-          <w:rStyle w:val="SectionNumber"/>
-        </w:rPr>
-        <w:t xml:space="preserve">5</w:t>
-      </w:r>
-      <w:r>
-        <w:tab/>
-      </w:r>
-      <w:r>
-        <w:rPr>
-          <w:rFonts w:hint="eastAsia"/>
-        </w:rPr>
-        <w:t xml:space="preserve">实验参数优化与改进策略</w:t>
-      </w:r>
-    </w:p>
-    <w:p>
-      <w:pPr>
-        <w:pStyle w:val="FirstParagraph"/>
-      </w:pPr>
-      <w:r>
-        <w:t xml:space="preserve">[Experimental Parameter Optimization and Improvement Strategies]</w:t>
-      </w:r>
-    </w:p>
-    <w:p>
-      <w:pPr>
-        <w:pStyle w:val="BodyText"/>
-      </w:pPr>
-      <w:r>
-        <w:rPr>
-          <w:rFonts w:hint="eastAsia"/>
-        </w:rPr>
-        <w:t xml:space="preserve">内容</w:t>
-      </w:r>
-    </w:p>
-    <w:bookmarkStart w:id="81" w:name="光纤耦合优化策略"/>
-    <w:p>
-      <w:pPr>
-        <w:pStyle w:val="Heading2"/>
-      </w:pPr>
-      <w:r>
-        <w:rPr>
-          <w:rStyle w:val="SectionNumber"/>
-        </w:rPr>
-        <w:t xml:space="preserve">5.1</w:t>
-      </w:r>
-      <w:r>
-        <w:tab/>
-      </w:r>
-      <w:r>
-        <w:rPr>
-          <w:rFonts w:hint="eastAsia"/>
-        </w:rPr>
-        <w:t xml:space="preserve">光纤耦合优化策略</w:t>
-      </w:r>
-    </w:p>
-    <w:p>
-      <w:pPr>
-        <w:pStyle w:val="FirstParagraph"/>
-      </w:pPr>
-      <w:r>
-        <w:t xml:space="preserve">[Fiber Coupling Optimization Strategies]</w:t>
-      </w:r>
-    </w:p>
-    <w:p>
-      <w:pPr>
-        <w:pStyle w:val="BodyText"/>
-      </w:pPr>
-      <w:r>
-        <w:rPr>
-          <w:rFonts w:hint="eastAsia"/>
-        </w:rPr>
-        <w:t xml:space="preserve">内容</w:t>
-      </w:r>
-    </w:p>
-    <w:bookmarkStart w:id="78" w:name="关键参数敏感性分析回顾"/>
-    <w:p>
-      <w:pPr>
-        <w:pStyle w:val="Heading3"/>
-      </w:pPr>
-      <w:r>
-        <w:rPr>
-          <w:rStyle w:val="SectionNumber"/>
-        </w:rPr>
-        <w:t xml:space="preserve">5.1.1</w:t>
-      </w:r>
-      <w:r>
-        <w:tab/>
-      </w:r>
-      <w:r>
-        <w:rPr>
-          <w:rFonts w:hint="eastAsia"/>
-        </w:rPr>
-        <w:t xml:space="preserve">关键参数敏感性分析回顾</w:t>
-      </w:r>
-    </w:p>
-    <w:p>
-      <w:pPr>
-        <w:pStyle w:val="FirstParagraph"/>
-      </w:pPr>
-      <w:r>
-        <w:t xml:space="preserve">[Review of Key Parameter Sensitivity Analysis]</w:t>
-      </w:r>
-    </w:p>
-    <w:p>
-      <w:pPr>
-        <w:pStyle w:val="BodyText"/>
-      </w:pPr>
-      <w:r>
-        <w:rPr>
-          <w:rFonts w:hint="eastAsia"/>
-        </w:rPr>
-        <w:t xml:space="preserve">内容</w:t>
-      </w:r>
-    </w:p>
-    <w:bookmarkEnd w:id="78"/>
-    <w:bookmarkStart w:id="79" w:name="优化方案提出"/>
-    <w:p>
-      <w:pPr>
-        <w:pStyle w:val="Heading3"/>
-      </w:pPr>
-      <w:r>
-        <w:rPr>
-          <w:rStyle w:val="SectionNumber"/>
-        </w:rPr>
-        <w:t xml:space="preserve">5.1.2</w:t>
-      </w:r>
-      <w:r>
-        <w:tab/>
-      </w:r>
-      <w:r>
-        <w:rPr>
-          <w:rFonts w:hint="eastAsia"/>
-        </w:rPr>
-        <w:t xml:space="preserve">优化方案提出</w:t>
-      </w:r>
-    </w:p>
-    <w:p>
-      <w:pPr>
-        <w:pStyle w:val="FirstParagraph"/>
-      </w:pPr>
-      <w:r>
-        <w:t xml:space="preserve">[Optimization Scheme Proposal]</w:t>
-      </w:r>
-    </w:p>
-    <w:p>
-      <w:pPr>
-        <w:pStyle w:val="BodyText"/>
-      </w:pPr>
-      <w:r>
-        <w:rPr>
-          <w:rFonts w:hint="eastAsia"/>
-        </w:rPr>
-        <w:t xml:space="preserve">内容</w:t>
-      </w:r>
-    </w:p>
-    <w:bookmarkEnd w:id="79"/>
-    <w:bookmarkStart w:id="80" w:name="优化措施的数值仿真验证"/>
-    <w:p>
-      <w:pPr>
-        <w:pStyle w:val="Heading3"/>
-      </w:pPr>
-      <w:r>
-        <w:rPr>
-          <w:rStyle w:val="SectionNumber"/>
-        </w:rPr>
-        <w:t xml:space="preserve">5.1.3</w:t>
-      </w:r>
-      <w:r>
-        <w:tab/>
-      </w:r>
-      <w:r>
-        <w:rPr>
-          <w:rFonts w:hint="eastAsia"/>
-        </w:rPr>
-        <w:t xml:space="preserve">优化措施的数值仿真验证</w:t>
-      </w:r>
-    </w:p>
-    <w:p>
-      <w:pPr>
-        <w:pStyle w:val="FirstParagraph"/>
-      </w:pPr>
-      <w:r>
-        <w:t xml:space="preserve">[Numerical Simulation Verification of Optimization Measures]</w:t>
-      </w:r>
-    </w:p>
-    <w:p>
-      <w:pPr>
-        <w:pStyle w:val="BodyText"/>
-      </w:pPr>
-      <w:r>
-        <w:rPr>
-          <w:rFonts w:hint="eastAsia"/>
-        </w:rPr>
-        <w:t xml:space="preserve">内容</w:t>
-      </w:r>
-    </w:p>
-    <w:bookmarkEnd w:id="80"/>
-    <w:bookmarkEnd w:id="81"/>
-    <w:bookmarkStart w:id="85" w:name="噪声管理与抑制策略"/>
-    <w:p>
-      <w:pPr>
-        <w:pStyle w:val="Heading2"/>
-      </w:pPr>
-      <w:r>
-        <w:rPr>
-          <w:rStyle w:val="SectionNumber"/>
-        </w:rPr>
-        <w:t xml:space="preserve">5.2</w:t>
-      </w:r>
-      <w:r>
-        <w:tab/>
-      </w:r>
-      <w:r>
-        <w:rPr>
-          <w:rFonts w:hint="eastAsia"/>
-        </w:rPr>
-        <w:t xml:space="preserve">噪声管理与抑制策略</w:t>
-      </w:r>
-    </w:p>
-    <w:p>
-      <w:pPr>
-        <w:pStyle w:val="FirstParagraph"/>
-      </w:pPr>
-      <w:r>
-        <w:t xml:space="preserve">[Noise Management and Suppression Strategies]</w:t>
-      </w:r>
-    </w:p>
-    <w:p>
-      <w:pPr>
-        <w:pStyle w:val="BodyText"/>
-      </w:pPr>
-      <w:r>
-        <w:rPr>
-          <w:rFonts w:hint="eastAsia"/>
-        </w:rPr>
-        <w:t xml:space="preserve">内容</w:t>
-      </w:r>
-    </w:p>
-    <w:bookmarkStart w:id="82" w:name="激光噪声控制"/>
-    <w:p>
-      <w:pPr>
-        <w:pStyle w:val="Heading3"/>
-      </w:pPr>
-      <w:r>
-        <w:rPr>
-          <w:rStyle w:val="SectionNumber"/>
-        </w:rPr>
-        <w:t xml:space="preserve">5.2.1</w:t>
-      </w:r>
-      <w:r>
-        <w:tab/>
-      </w:r>
-      <w:r>
-        <w:rPr>
-          <w:rFonts w:hint="eastAsia"/>
-        </w:rPr>
-        <w:t xml:space="preserve">激光噪声控制</w:t>
-      </w:r>
-    </w:p>
-    <w:p>
-      <w:pPr>
-        <w:pStyle w:val="FirstParagraph"/>
-      </w:pPr>
-      <w:r>
-        <w:t xml:space="preserve">[Laser Noise Control]</w:t>
-      </w:r>
-    </w:p>
-    <w:p>
-      <w:pPr>
-        <w:pStyle w:val="BodyText"/>
-      </w:pPr>
-      <w:r>
-        <w:rPr>
-          <w:rFonts w:hint="eastAsia"/>
-        </w:rPr>
-        <w:t xml:space="preserve">内容</w:t>
-      </w:r>
-    </w:p>
-    <w:bookmarkEnd w:id="82"/>
-    <w:bookmarkStart w:id="83" w:name="环境噪声与机械振动控制"/>
-    <w:p>
-      <w:pPr>
-        <w:pStyle w:val="Heading3"/>
-      </w:pPr>
-      <w:r>
-        <w:rPr>
-          <w:rStyle w:val="SectionNumber"/>
-        </w:rPr>
-        <w:t xml:space="preserve">5.2.2</w:t>
-      </w:r>
-      <w:r>
-        <w:tab/>
-      </w:r>
-      <w:r>
-        <w:rPr>
-          <w:rFonts w:hint="eastAsia"/>
-        </w:rPr>
-        <w:t xml:space="preserve">环境噪声与机械振动控制</w:t>
-      </w:r>
-    </w:p>
-    <w:p>
-      <w:pPr>
-        <w:pStyle w:val="FirstParagraph"/>
-      </w:pPr>
-      <w:r>
-        <w:t xml:space="preserve">[Environmental Noise and Mechanical Vibration Control]</w:t>
-      </w:r>
-    </w:p>
-    <w:p>
-      <w:pPr>
-        <w:pStyle w:val="BodyText"/>
-      </w:pPr>
-      <w:r>
-        <w:rPr>
-          <w:rFonts w:hint="eastAsia"/>
-        </w:rPr>
-        <w:t xml:space="preserve">内容</w:t>
-      </w:r>
-    </w:p>
-    <w:bookmarkEnd w:id="83"/>
-    <w:bookmarkStart w:id="84" w:name="综合噪声管理效果"/>
-    <w:p>
-      <w:pPr>
-        <w:pStyle w:val="Heading3"/>
-      </w:pPr>
-      <w:r>
-        <w:rPr>
-          <w:rStyle w:val="SectionNumber"/>
-        </w:rPr>
-        <w:t xml:space="preserve">5.2.3</w:t>
-      </w:r>
-      <w:r>
-        <w:tab/>
-      </w:r>
-      <w:r>
-        <w:rPr>
-          <w:rFonts w:hint="eastAsia"/>
-        </w:rPr>
-        <w:t xml:space="preserve">综合噪声管理效果</w:t>
-      </w:r>
-    </w:p>
-    <w:p>
-      <w:pPr>
-        <w:pStyle w:val="FirstParagraph"/>
-      </w:pPr>
-      <w:r>
-        <w:t xml:space="preserve">[Comprehensive Noise Management Effects]</w:t>
-      </w:r>
-    </w:p>
-    <w:p>
-      <w:pPr>
-        <w:pStyle w:val="BodyText"/>
-      </w:pPr>
-      <w:r>
-        <w:rPr>
-          <w:rFonts w:hint="eastAsia"/>
-        </w:rPr>
-        <w:t xml:space="preserve">内容</w:t>
-      </w:r>
-    </w:p>
-    <w:bookmarkEnd w:id="84"/>
-    <w:bookmarkEnd w:id="85"/>
-    <w:bookmarkStart w:id="89" w:name="实验参数优化与实施建议"/>
-    <w:p>
-      <w:pPr>
-        <w:pStyle w:val="Heading2"/>
-      </w:pPr>
-      <w:r>
-        <w:rPr>
-          <w:rStyle w:val="SectionNumber"/>
-        </w:rPr>
-        <w:t xml:space="preserve">5.3</w:t>
-      </w:r>
-      <w:r>
-        <w:tab/>
-      </w:r>
-      <w:r>
-        <w:rPr>
-          <w:rFonts w:hint="eastAsia"/>
-        </w:rPr>
-        <w:t xml:space="preserve">实验参数优化与实施建议</w:t>
-      </w:r>
-    </w:p>
-    <w:p>
-      <w:pPr>
-        <w:pStyle w:val="FirstParagraph"/>
-      </w:pPr>
-      <w:r>
-        <w:t xml:space="preserve">[Experimental Parameter Optimization and Implementation Recommendations]</w:t>
-      </w:r>
-    </w:p>
-    <w:p>
-      <w:pPr>
-        <w:pStyle w:val="BodyText"/>
-      </w:pPr>
-      <w:r>
-        <w:rPr>
-          <w:rFonts w:hint="eastAsia"/>
-        </w:rPr>
-        <w:t xml:space="preserve">内容</w:t>
-      </w:r>
-    </w:p>
-    <w:bookmarkStart w:id="86" w:name="参数优化细节"/>
-    <w:p>
-      <w:pPr>
-        <w:pStyle w:val="Heading3"/>
-      </w:pPr>
-      <w:r>
-        <w:rPr>
-          <w:rStyle w:val="SectionNumber"/>
-        </w:rPr>
-        <w:t xml:space="preserve">5.3.1</w:t>
-      </w:r>
-      <w:r>
-        <w:tab/>
-      </w:r>
-      <w:r>
-        <w:rPr>
-          <w:rFonts w:hint="eastAsia"/>
-        </w:rPr>
-        <w:t xml:space="preserve">参数优化细节</w:t>
-      </w:r>
-    </w:p>
-    <w:p>
-      <w:pPr>
-        <w:pStyle w:val="FirstParagraph"/>
-      </w:pPr>
-      <w:r>
-        <w:t xml:space="preserve">[Parameter Optimization Details]</w:t>
-      </w:r>
-    </w:p>
-    <w:p>
-      <w:pPr>
-        <w:pStyle w:val="BodyText"/>
-      </w:pPr>
-      <w:r>
-        <w:rPr>
-          <w:rFonts w:hint="eastAsia"/>
-        </w:rPr>
-        <w:t xml:space="preserve">内容</w:t>
-      </w:r>
-    </w:p>
-    <w:bookmarkEnd w:id="86"/>
-    <w:bookmarkStart w:id="87" w:name="实验装置升级方案"/>
-    <w:p>
-      <w:pPr>
-        <w:pStyle w:val="Heading3"/>
-      </w:pPr>
-      <w:r>
-        <w:rPr>
-          <w:rStyle w:val="SectionNumber"/>
-        </w:rPr>
-        <w:t xml:space="preserve">5.3.2</w:t>
-      </w:r>
-      <w:r>
-        <w:tab/>
-      </w:r>
-      <w:r>
-        <w:rPr>
-          <w:rFonts w:hint="eastAsia"/>
-        </w:rPr>
-        <w:t xml:space="preserve">实验装置升级方案</w:t>
-      </w:r>
-    </w:p>
-    <w:p>
-      <w:pPr>
-        <w:pStyle w:val="FirstParagraph"/>
-      </w:pPr>
-      <w:r>
-        <w:t xml:space="preserve">[Experimental Setup Upgrade Plan]</w:t>
-      </w:r>
-    </w:p>
-    <w:p>
-      <w:pPr>
-        <w:pStyle w:val="BodyText"/>
-      </w:pPr>
-      <w:r>
-        <w:rPr>
-          <w:rFonts w:hint="eastAsia"/>
-        </w:rPr>
-        <w:t xml:space="preserve">内容</w:t>
-      </w:r>
-    </w:p>
-    <w:bookmarkEnd w:id="87"/>
-    <w:bookmarkStart w:id="88" w:name="未来扩展与可重复性"/>
-    <w:p>
-      <w:pPr>
-        <w:pStyle w:val="Heading3"/>
-      </w:pPr>
-      <w:r>
-        <w:rPr>
-          <w:rStyle w:val="SectionNumber"/>
-        </w:rPr>
-        <w:t xml:space="preserve">5.3.3</w:t>
-      </w:r>
-      <w:r>
-        <w:tab/>
-      </w:r>
-      <w:r>
-        <w:rPr>
-          <w:rFonts w:hint="eastAsia"/>
-        </w:rPr>
-        <w:t xml:space="preserve">未来扩展与可重复性</w:t>
-      </w:r>
-    </w:p>
-    <w:p>
-      <w:pPr>
-        <w:pStyle w:val="FirstParagraph"/>
-      </w:pPr>
-      <w:r>
-        <w:t xml:space="preserve">[Future Extensions and Reproducibility]</w:t>
-      </w:r>
-    </w:p>
-    <w:p>
-      <w:pPr>
-        <w:pStyle w:val="BodyText"/>
-      </w:pPr>
-      <w:r>
-        <w:rPr>
-          <w:rFonts w:hint="eastAsia"/>
-        </w:rPr>
-        <w:t xml:space="preserve">内容</w:t>
-      </w:r>
-    </w:p>
-    <w:bookmarkEnd w:id="88"/>
-    <w:bookmarkEnd w:id="89"/>
-    <w:bookmarkStart w:id="90" w:name="本章小结-2"/>
-    <w:p>
-      <w:pPr>
-        <w:pStyle w:val="Heading2"/>
-      </w:pPr>
-      <w:r>
-        <w:rPr>
-          <w:rStyle w:val="SectionNumber"/>
-        </w:rPr>
-        <w:t xml:space="preserve">5.4</w:t>
-      </w:r>
-      <w:r>
-        <w:tab/>
-      </w:r>
-      <w:r>
-        <w:rPr>
-          <w:rFonts w:hint="eastAsia"/>
-        </w:rPr>
-        <w:t xml:space="preserve">本章小结</w:t>
-      </w:r>
-    </w:p>
-    <w:p>
-      <w:pPr>
-        <w:pStyle w:val="FirstParagraph"/>
-      </w:pPr>
-      <w:r>
-        <w:t xml:space="preserve">[Chapter Summary]</w:t>
+        <w:t xml:space="preserve">[Error Source Decomposition: QFC Noise, PMD, Detector Efficiency]</w:t>
       </w:r>
     </w:p>
     <w:p>
@@ -6309,16 +6489,16 @@
     </w:p>
     <w:bookmarkEnd w:id="90"/>
     <w:bookmarkEnd w:id="91"/>
-    <w:bookmarkStart w:id="97" w:name="结论与未来展望"/>
-    <w:p>
-      <w:pPr>
-        <w:pStyle w:val="Heading1"/>
+    <w:bookmarkStart w:id="94" w:name="多路复用与资源权衡"/>
+    <w:p>
+      <w:pPr>
+        <w:pStyle w:val="Heading2"/>
       </w:pPr>
       <w:r>
         <w:rPr>
           <w:rStyle w:val="SectionNumber"/>
         </w:rPr>
-        <w:t xml:space="preserve">6</w:t>
+        <w:t xml:space="preserve">5.4</w:t>
       </w:r>
       <w:r>
         <w:tab/>
@@ -6327,7 +6507,7 @@
         <w:rPr>
           <w:rFonts w:hint="eastAsia"/>
         </w:rPr>
-        <w:t xml:space="preserve">结论与未来展望</w:t>
+        <w:t xml:space="preserve">多路复用与资源权衡</w:t>
       </w:r>
     </w:p>
     <w:p>
@@ -6335,7 +6515,7 @@
         <w:pStyle w:val="FirstParagraph"/>
       </w:pPr>
       <w:r>
-        <w:t xml:space="preserve">[Conclusions and Future Prospects]</w:t>
+        <w:t xml:space="preserve">[Multiplexing and Resource Trade-offs]</w:t>
       </w:r>
     </w:p>
     <w:p>
@@ -6349,16 +6529,16 @@
         <w:t xml:space="preserve">内容</w:t>
       </w:r>
     </w:p>
-    <w:bookmarkStart w:id="94" w:name="全文总结"/>
-    <w:p>
-      <w:pPr>
-        <w:pStyle w:val="Heading2"/>
+    <w:bookmarkStart w:id="92" w:name="时间复用方案的成功率增益"/>
+    <w:p>
+      <w:pPr>
+        <w:pStyle w:val="Heading3"/>
       </w:pPr>
       <w:r>
         <w:rPr>
           <w:rStyle w:val="SectionNumber"/>
         </w:rPr>
-        <w:t xml:space="preserve">6.1</w:t>
+        <w:t xml:space="preserve">5.4.1</w:t>
       </w:r>
       <w:r>
         <w:tab/>
@@ -6367,7 +6547,7 @@
         <w:rPr>
           <w:rFonts w:hint="eastAsia"/>
         </w:rPr>
-        <w:t xml:space="preserve">全文总结</w:t>
+        <w:t xml:space="preserve">时间复用方案的成功率增益</w:t>
       </w:r>
     </w:p>
     <w:p>
@@ -6375,7 +6555,7 @@
         <w:pStyle w:val="FirstParagraph"/>
       </w:pPr>
       <w:r>
-        <w:t xml:space="preserve">[Summary of the Thesis]</w:t>
+        <w:t xml:space="preserve">[Success Rate Gain from Temporal Multiplexing]</w:t>
       </w:r>
     </w:p>
     <w:p>
@@ -6389,7 +6569,8 @@
         <w:t xml:space="preserve">内容</w:t>
       </w:r>
     </w:p>
-    <w:bookmarkStart w:id="92" w:name="研究工作回顾"/>
+    <w:bookmarkEnd w:id="92"/>
+    <w:bookmarkStart w:id="93" w:name="键维增长与计算资源需求"/>
     <w:p>
       <w:pPr>
         <w:pStyle w:val="Heading3"/>
@@ -6398,7 +6579,7 @@
         <w:rPr>
           <w:rStyle w:val="SectionNumber"/>
         </w:rPr>
-        <w:t xml:space="preserve">6.1.1</w:t>
+        <w:t xml:space="preserve">5.4.2</w:t>
       </w:r>
       <w:r>
         <w:tab/>
@@ -6407,7 +6588,7 @@
         <w:rPr>
           <w:rFonts w:hint="eastAsia"/>
         </w:rPr>
-        <w:t xml:space="preserve">研究工作回顾</w:t>
+        <w:t xml:space="preserve">键维增长与计算资源需求</w:t>
       </w:r>
     </w:p>
     <w:p>
@@ -6415,48 +6596,7 @@
         <w:pStyle w:val="FirstParagraph"/>
       </w:pPr>
       <w:r>
-        <w:t xml:space="preserve">[Review of Research Work]</w:t>
-      </w:r>
-    </w:p>
-    <w:p>
-      <w:pPr>
-        <w:pStyle w:val="BodyText"/>
-      </w:pPr>
-      <w:r>
-        <w:rPr>
-          <w:rFonts w:hint="eastAsia"/>
-        </w:rPr>
-        <w:t xml:space="preserve">内容</w:t>
-      </w:r>
-    </w:p>
-    <w:bookmarkEnd w:id="92"/>
-    <w:bookmarkStart w:id="93" w:name="主要成果总结"/>
-    <w:p>
-      <w:pPr>
-        <w:pStyle w:val="Heading3"/>
-      </w:pPr>
-      <w:r>
-        <w:rPr>
-          <w:rStyle w:val="SectionNumber"/>
-        </w:rPr>
-        <w:t xml:space="preserve">6.1.2</w:t>
-      </w:r>
-      <w:r>
-        <w:tab/>
-      </w:r>
-      <w:r>
-        <w:rPr>
-          <w:rFonts w:hint="eastAsia"/>
-        </w:rPr>
-        <w:t xml:space="preserve">主要成果总结</w:t>
-      </w:r>
-    </w:p>
-    <w:p>
-      <w:pPr>
-        <w:pStyle w:val="FirstParagraph"/>
-      </w:pPr>
-      <w:r>
-        <w:t xml:space="preserve">[Summary of Main Achievements]</w:t>
+        <w:t xml:space="preserve">[Bond Dimension Growth and Computational Resource Requirements]</w:t>
       </w:r>
     </w:p>
     <w:p>
@@ -6472,7 +6612,7 @@
     </w:p>
     <w:bookmarkEnd w:id="93"/>
     <w:bookmarkEnd w:id="94"/>
-    <w:bookmarkStart w:id="95" w:name="研究贡献与意义"/>
+    <w:bookmarkStart w:id="95" w:name="本章小结-2"/>
     <w:p>
       <w:pPr>
         <w:pStyle w:val="Heading2"/>
@@ -6481,16 +6621,2788 @@
         <w:rPr>
           <w:rStyle w:val="SectionNumber"/>
         </w:rPr>
+        <w:t xml:space="preserve">5.5</w:t>
+      </w:r>
+      <w:r>
+        <w:tab/>
+      </w:r>
+      <w:r>
+        <w:rPr>
+          <w:rFonts w:hint="eastAsia"/>
+        </w:rPr>
+        <w:t xml:space="preserve">本章小结</w:t>
+      </w:r>
+    </w:p>
+    <w:p>
+      <w:pPr>
+        <w:pStyle w:val="FirstParagraph"/>
+      </w:pPr>
+      <w:r>
+        <w:t xml:space="preserve">[Chapter Summary]</w:t>
+      </w:r>
+    </w:p>
+    <w:p>
+      <w:pPr>
+        <w:pStyle w:val="BodyText"/>
+      </w:pPr>
+      <w:r>
+        <w:rPr>
+          <w:rFonts w:hint="eastAsia"/>
+        </w:rPr>
+        <w:t xml:space="preserve">内容</w:t>
+      </w:r>
+    </w:p>
+    <w:p>
+      <w:pPr>
+        <w:pStyle w:val="BodyText"/>
+      </w:pPr>
+      <w:r>
+        <w:rPr>
+          <w:rFonts w:hint="eastAsia"/>
+        </w:rPr>
+        <w:t xml:space="preserve">本文围绕"中性原子量子计算体系的光子—原子量子接口"这一方向，建立了端到端第一性原理仿真框架，主要工作与结论如下：</w:t>
+      </w:r>
+    </w:p>
+    <w:p>
+      <w:pPr>
+        <w:pStyle w:val="BodyText"/>
+      </w:pPr>
+      <w:r>
+        <w:rPr>
+          <w:rFonts w:hint="eastAsia"/>
+        </w:rPr>
+        <w:t xml:space="preserve">（1）建立了面向中性原子处理节点的端到端量子线路化模型，将发射、量子频率转换、光纤偏振演化、分束干涉与探测等模块统一纳入时间</w:t>
+      </w:r>
+      <w:r>
+        <w:t xml:space="preserve"> bin </w:t>
+      </w:r>
+      <w:r>
+        <w:rPr>
+          <w:rFonts w:hint="eastAsia"/>
+        </w:rPr>
+        <w:t xml:space="preserve">离散的量子演化描述，实现了从器件参数到远程纠缠性能的定量映射。</w:t>
+      </w:r>
+    </w:p>
+    <w:p>
+      <w:pPr>
+        <w:pStyle w:val="BodyText"/>
+      </w:pPr>
+      <w:r>
+        <w:rPr>
+          <w:rFonts w:hint="eastAsia"/>
+        </w:rPr>
+        <w:t xml:space="preserve">（2）实现了基于矩阵积态（MPS）与时间演化块消去（TEBD）的数值求解框架，通过量子轨迹采样处理测量条件化，在可控计算资源下完成数百时间</w:t>
+      </w:r>
+      <w:r>
+        <w:t xml:space="preserve"> bin </w:t>
+      </w:r>
+      <w:r>
+        <w:rPr>
+          <w:rFonts w:hint="eastAsia"/>
+        </w:rPr>
+        <w:t xml:space="preserve">规模的仿真，输出成功率、条件态保真度等可直接对照实验的统计量。</w:t>
+      </w:r>
+    </w:p>
+    <w:p>
+      <w:pPr>
+        <w:pStyle w:val="BodyText"/>
+      </w:pPr>
+      <w:r>
+        <w:rPr>
+          <w:rFonts w:hint="eastAsia"/>
+        </w:rPr>
+        <w:t xml:space="preserve">（3）系统分析了</w:t>
+      </w:r>
+      <w:r>
+        <w:t xml:space="preserve"> QFC </w:t>
+      </w:r>
+      <w:r>
+        <w:rPr>
+          <w:rFonts w:hint="eastAsia"/>
+        </w:rPr>
+        <w:t xml:space="preserve">噪声、光纤损耗、偏振漂移、探测效率等关键参数对接口性能的影响，给出了成功率—保真度的联合依赖关系与误差来源分解，为接口工程优化提供了定量依据。</w:t>
+      </w:r>
+    </w:p>
+    <w:p>
+      <w:pPr>
+        <w:pStyle w:val="BodyText"/>
+      </w:pPr>
+      <w:r>
+        <w:rPr>
+          <w:rFonts w:hint="eastAsia"/>
+        </w:rPr>
+        <w:t xml:space="preserve">本文工作的局限性在于：当前模型采用了若干简化假设（如忽略滤波器件的时间记忆效应、PMD</w:t>
+      </w:r>
+      <w:r>
+        <w:t xml:space="preserve"> </w:t>
+      </w:r>
+      <w:r>
+        <w:rPr>
+          <w:rFonts w:hint="eastAsia"/>
+        </w:rPr>
+        <w:t xml:space="preserve">的频率相关性等），数值方法在高纠缠场景下的键维度增长仍需进一步优化。</w:t>
+      </w:r>
+    </w:p>
+    <w:p>
+      <w:pPr>
+        <w:pStyle w:val="BodyText"/>
+      </w:pPr>
+      <w:r>
+        <w:rPr>
+          <w:rFonts w:hint="eastAsia"/>
+        </w:rPr>
+        <w:t xml:space="preserve">未来研究方向包括：（1）多路复用与多节点网络的扩展建模；（2）与量子纠错协议耦合的资源评估；（3）面向片上集成与高效率腔/波导接口的模型推广。</w:t>
+      </w:r>
+    </w:p>
+    <w:p>
+      <w:pPr>
+        <w:pStyle w:val="BodyText"/>
+      </w:pPr>
+      <w:r>
+        <w:rPr>
+          <w:rFonts w:hint="eastAsia"/>
+        </w:rPr>
+        <w:t xml:space="preserve">衷心感谢导师</w:t>
+      </w:r>
+      <w:r>
+        <w:t xml:space="preserve"> XXX </w:t>
+      </w:r>
+      <w:r>
+        <w:rPr>
+          <w:rFonts w:hint="eastAsia"/>
+        </w:rPr>
+        <w:t xml:space="preserve">教授对本人的精心指导。他的言传身教将使我终生受益。</w:t>
+      </w:r>
+    </w:p>
+    <w:p>
+      <w:pPr>
+        <w:pStyle w:val="BodyText"/>
+      </w:pPr>
+      <w:r>
+        <w:t xml:space="preserve">……</w:t>
+      </w:r>
+    </w:p>
+    <w:p>
+      <w:pPr>
+        <w:pStyle w:val="BodyText"/>
+      </w:pPr>
+      <w:r>
+        <w:rPr>
+          <w:rFonts w:hint="eastAsia"/>
+        </w:rPr>
+        <w:t xml:space="preserve">感谢哈工大LaTeX</w:t>
+      </w:r>
+      <w:r>
+        <w:t xml:space="preserve"> </w:t>
+      </w:r>
+      <w:r>
+        <w:rPr>
+          <w:rFonts w:hint="eastAsia"/>
+        </w:rPr>
+        <w:t xml:space="preserve">论文模板</w:t>
+      </w:r>
+      <w:r>
+        <w:t xml:space="preserve"> !</w:t>
+      </w:r>
+    </w:p>
+    <w:bookmarkEnd w:id="95"/>
+    <w:bookmarkEnd w:id="96"/>
+    <w:bookmarkStart w:id="99" w:name="补充数学推导"/>
+    <w:p>
+      <w:pPr>
+        <w:pStyle w:val="Heading1"/>
+      </w:pPr>
+      <w:r>
+        <w:rPr>
+          <w:rStyle w:val="SectionNumber"/>
+        </w:rPr>
+        <w:t xml:space="preserve">6</w:t>
+      </w:r>
+      <w:r>
+        <w:tab/>
+      </w:r>
+      <w:r>
+        <w:rPr>
+          <w:rFonts w:hint="eastAsia"/>
+        </w:rPr>
+        <w:t xml:space="preserve">补充数学推导</w:t>
+      </w:r>
+    </w:p>
+    <w:p>
+      <w:pPr>
+        <w:pStyle w:val="FirstParagraph"/>
+      </w:pPr>
+      <w:r>
+        <w:t xml:space="preserve">[Supplementary Mathematical Derivations]</w:t>
+      </w:r>
+    </w:p>
+    <w:p>
+      <w:pPr>
+        <w:pStyle w:val="BodyText"/>
+      </w:pPr>
+      <w:r>
+        <w:rPr>
+          <w:rFonts w:hint="eastAsia"/>
+        </w:rPr>
+        <w:t xml:space="preserve">本附录给出正文中省略的详细数学推导。</w:t>
+      </w:r>
+    </w:p>
+    <w:bookmarkStart w:id="97" w:name="时间-bin-离散化与量子门构造"/>
+    <w:p>
+      <w:pPr>
+        <w:pStyle w:val="Heading2"/>
+      </w:pPr>
+      <w:r>
+        <w:rPr>
+          <w:rStyle w:val="SectionNumber"/>
+        </w:rPr>
+        <w:t xml:space="preserve">6.1</w:t>
+      </w:r>
+      <w:r>
+        <w:tab/>
+      </w:r>
+      <w:r>
+        <w:rPr>
+          <w:rFonts w:hint="eastAsia"/>
+        </w:rPr>
+        <w:t xml:space="preserve">时间</w:t>
+      </w:r>
+      <w:r>
+        <w:t xml:space="preserve"> bin </w:t>
+      </w:r>
+      <w:r>
+        <w:rPr>
+          <w:rFonts w:hint="eastAsia"/>
+        </w:rPr>
+        <w:t xml:space="preserve">离散化与量子门构造</w:t>
+      </w:r>
+    </w:p>
+    <w:p>
+      <w:pPr>
+        <w:pStyle w:val="FirstParagraph"/>
+      </w:pPr>
+      <w:r>
+        <w:t xml:space="preserve">[Time-Bin Discretization and Quantum Gate Construction]</w:t>
+      </w:r>
+    </w:p>
+    <w:p>
+      <w:pPr>
+        <w:pStyle w:val="BodyText"/>
+      </w:pPr>
+      <w:r>
+        <w:rPr>
+          <w:rFonts w:hint="eastAsia"/>
+          <w:b/>
+          <w:bCs/>
+        </w:rPr>
+        <w:t xml:space="preserve">光场离散化.</w:t>
+      </w:r>
+      <w:r>
+        <w:t xml:space="preserve"> </w:t>
+      </w:r>
+      <w:r>
+        <w:rPr>
+          <w:rFonts w:hint="eastAsia"/>
+        </w:rPr>
+        <w:t xml:space="preserve">连续时间湮灭算符</w:t>
+      </w:r>
+      <w:r>
+        <w:t xml:space="preserve"> </w:t>
+      </w:r>
+      <m:oMath>
+        <m:acc>
+          <m:accPr>
+            <m:chr m:val="̂"/>
+          </m:accPr>
+          <m:e>
+            <m:r>
+              <m:t>a</m:t>
+            </m:r>
+          </m:e>
+        </m:acc>
+        <m:d>
+          <m:dPr>
+            <m:begChr m:val="("/>
+            <m:sepChr m:val=""/>
+            <m:endChr m:val=")"/>
+            <m:grow/>
+          </m:dPr>
+          <m:e>
+            <m:r>
+              <m:t>t</m:t>
+            </m:r>
+          </m:e>
+        </m:d>
+      </m:oMath>
+      <w:r>
+        <w:t xml:space="preserve"> </w:t>
+      </w:r>
+      <w:r>
+        <w:rPr>
+          <w:rFonts w:hint="eastAsia"/>
+        </w:rPr>
+        <w:t xml:space="preserve">满足</w:t>
+      </w:r>
+      <w:r>
+        <w:t xml:space="preserve"> </w:t>
+      </w:r>
+      <m:oMath>
+        <m:d>
+          <m:dPr>
+            <m:begChr m:val="["/>
+            <m:sepChr m:val=""/>
+            <m:endChr m:val="]"/>
+            <m:grow/>
+          </m:dPr>
+          <m:e>
+            <m:acc>
+              <m:accPr>
+                <m:chr m:val="̂"/>
+              </m:accPr>
+              <m:e>
+                <m:r>
+                  <m:t>a</m:t>
+                </m:r>
+              </m:e>
+            </m:acc>
+            <m:d>
+              <m:dPr>
+                <m:begChr m:val="("/>
+                <m:sepChr m:val=""/>
+                <m:endChr m:val=")"/>
+                <m:grow/>
+              </m:dPr>
+              <m:e>
+                <m:r>
+                  <m:t>t</m:t>
+                </m:r>
+              </m:e>
+            </m:d>
+            <m:r>
+              <m:rPr>
+                <m:sty m:val="p"/>
+              </m:rPr>
+              <m:t>,</m:t>
+            </m:r>
+            <m:sSup>
+              <m:e>
+                <m:acc>
+                  <m:accPr>
+                    <m:chr m:val="̂"/>
+                  </m:accPr>
+                  <m:e>
+                    <m:r>
+                      <m:t>a</m:t>
+                    </m:r>
+                  </m:e>
+                </m:acc>
+              </m:e>
+              <m:sup>
+                <m:r>
+                  <m:rPr>
+                    <m:sty m:val="p"/>
+                  </m:rPr>
+                  <m:t>†</m:t>
+                </m:r>
+              </m:sup>
+            </m:sSup>
+            <m:d>
+              <m:dPr>
+                <m:begChr m:val="("/>
+                <m:sepChr m:val=""/>
+                <m:endChr m:val=")"/>
+                <m:grow/>
+              </m:dPr>
+              <m:e>
+                <m:r>
+                  <m:t>t</m:t>
+                </m:r>
+                <m:r>
+                  <m:rPr>
+                    <m:sty m:val="p"/>
+                  </m:rPr>
+                  <m:t>′</m:t>
+                </m:r>
+              </m:e>
+            </m:d>
+          </m:e>
+        </m:d>
+        <m:r>
+          <m:rPr>
+            <m:sty m:val="p"/>
+          </m:rPr>
+          <m:t>=</m:t>
+        </m:r>
+        <m:r>
+          <m:t>δ</m:t>
+        </m:r>
+        <m:d>
+          <m:dPr>
+            <m:begChr m:val="("/>
+            <m:sepChr m:val=""/>
+            <m:endChr m:val=")"/>
+            <m:grow/>
+          </m:dPr>
+          <m:e>
+            <m:r>
+              <m:t>t</m:t>
+            </m:r>
+            <m:r>
+              <m:rPr>
+                <m:sty m:val="p"/>
+              </m:rPr>
+              <m:t>−</m:t>
+            </m:r>
+            <m:r>
+              <m:t>t</m:t>
+            </m:r>
+            <m:r>
+              <m:rPr>
+                <m:sty m:val="p"/>
+              </m:rPr>
+              <m:t>′</m:t>
+            </m:r>
+          </m:e>
+        </m:d>
+      </m:oMath>
+      <w:r>
+        <w:rPr>
+          <w:rFonts w:hint="eastAsia"/>
+        </w:rPr>
+        <w:t xml:space="preserve">。定义时间</w:t>
+      </w:r>
+      <w:r>
+        <w:t xml:space="preserve"> bin </w:t>
+      </w:r>
+      <w:r>
+        <w:rPr>
+          <w:rFonts w:hint="eastAsia"/>
+        </w:rPr>
+        <w:t xml:space="preserve">算符</w:t>
+      </w:r>
+    </w:p>
+    <w:p>
+      <w:pPr>
+        <w:pStyle w:val="BodyText"/>
+      </w:pPr>
+      <m:oMathPara>
+        <m:oMathParaPr>
+          <m:jc m:val="center"/>
+        </m:oMathParaPr>
+        <m:oMath>
+          <m:sSub>
+            <m:e>
+              <m:acc>
+                <m:accPr>
+                  <m:chr m:val="̂"/>
+                </m:accPr>
+                <m:e>
+                  <m:r>
+                    <m:t>a</m:t>
+                  </m:r>
+                </m:e>
+              </m:acc>
+            </m:e>
+            <m:sub>
+              <m:r>
+                <m:t>n</m:t>
+              </m:r>
+            </m:sub>
+          </m:sSub>
+          <m:r>
+            <m:rPr>
+              <m:sty m:val="p"/>
+            </m:rPr>
+            <m:t>=</m:t>
+          </m:r>
+          <m:f>
+            <m:fPr>
+              <m:type m:val="bar"/>
+            </m:fPr>
+            <m:num>
+              <m:r>
+                <m:t>1</m:t>
+              </m:r>
+            </m:num>
+            <m:den>
+              <m:rad>
+                <m:radPr>
+                  <m:degHide m:val="on"/>
+                </m:radPr>
+                <m:deg/>
+                <m:e>
+                  <m:r>
+                    <m:t>Δ</m:t>
+                  </m:r>
+                  <m:r>
+                    <m:t>t</m:t>
+                  </m:r>
+                </m:e>
+              </m:rad>
+            </m:den>
+          </m:f>
+          <m:nary>
+            <m:naryPr>
+              <m:chr m:val="∫"/>
+              <m:limLoc m:val="subSup"/>
+              <m:subHide m:val="off"/>
+              <m:supHide m:val="off"/>
+            </m:naryPr>
+            <m:sub>
+              <m:sSub>
+                <m:e>
+                  <m:r>
+                    <m:t>t</m:t>
+                  </m:r>
+                </m:e>
+                <m:sub>
+                  <m:r>
+                    <m:t>n</m:t>
+                  </m:r>
+                </m:sub>
+              </m:sSub>
+            </m:sub>
+            <m:sup>
+              <m:sSub>
+                <m:e>
+                  <m:r>
+                    <m:t>t</m:t>
+                  </m:r>
+                </m:e>
+                <m:sub>
+                  <m:r>
+                    <m:t>n</m:t>
+                  </m:r>
+                </m:sub>
+              </m:sSub>
+              <m:r>
+                <m:rPr>
+                  <m:sty m:val="p"/>
+                </m:rPr>
+                <m:t>+</m:t>
+              </m:r>
+              <m:r>
+                <m:t>Δ</m:t>
+              </m:r>
+              <m:r>
+                <m:t>t</m:t>
+              </m:r>
+            </m:sup>
+            <m:e>
+              <m:acc>
+                <m:accPr>
+                  <m:chr m:val="̂"/>
+                </m:accPr>
+                <m:e>
+                  <m:r>
+                    <m:t>a</m:t>
+                  </m:r>
+                </m:e>
+              </m:acc>
+            </m:e>
+          </m:nary>
+          <m:d>
+            <m:dPr>
+              <m:begChr m:val="("/>
+              <m:sepChr m:val=""/>
+              <m:endChr m:val=")"/>
+              <m:grow/>
+            </m:dPr>
+            <m:e>
+              <m:r>
+                <m:t>t</m:t>
+              </m:r>
+            </m:e>
+          </m:d>
+          <m:r>
+            <m:t> </m:t>
+          </m:r>
+          <m:r>
+            <m:rPr>
+              <m:sty m:val="p"/>
+            </m:rPr>
+            <m:t>d</m:t>
+          </m:r>
+          <m:r>
+            <m:t>t</m:t>
+          </m:r>
+          <m:r>
+            <m:rPr>
+              <m:sty m:val="p"/>
+            </m:rPr>
+            <m:t>,</m:t>
+          </m:r>
+          <m:r>
+            <m:t> </m:t>
+          </m:r>
+          <m:d>
+            <m:dPr>
+              <m:begChr m:val="["/>
+              <m:sepChr m:val=""/>
+              <m:endChr m:val="]"/>
+              <m:grow/>
+            </m:dPr>
+            <m:e>
+              <m:sSub>
+                <m:e>
+                  <m:acc>
+                    <m:accPr>
+                      <m:chr m:val="̂"/>
+                    </m:accPr>
+                    <m:e>
+                      <m:r>
+                        <m:t>a</m:t>
+                      </m:r>
+                    </m:e>
+                  </m:acc>
+                </m:e>
+                <m:sub>
+                  <m:r>
+                    <m:t>m</m:t>
+                  </m:r>
+                </m:sub>
+              </m:sSub>
+              <m:r>
+                <m:rPr>
+                  <m:sty m:val="p"/>
+                </m:rPr>
+                <m:t>,</m:t>
+              </m:r>
+              <m:sSubSup>
+                <m:e>
+                  <m:acc>
+                    <m:accPr>
+                      <m:chr m:val="̂"/>
+                    </m:accPr>
+                    <m:e>
+                      <m:r>
+                        <m:t>a</m:t>
+                      </m:r>
+                    </m:e>
+                  </m:acc>
+                </m:e>
+                <m:sub>
+                  <m:r>
+                    <m:t>n</m:t>
+                  </m:r>
+                </m:sub>
+                <m:sup>
+                  <m:r>
+                    <m:rPr>
+                      <m:sty m:val="p"/>
+                    </m:rPr>
+                    <m:t>†</m:t>
+                  </m:r>
+                </m:sup>
+              </m:sSubSup>
+            </m:e>
+          </m:d>
+          <m:r>
+            <m:rPr>
+              <m:sty m:val="p"/>
+            </m:rPr>
+            <m:t>=</m:t>
+          </m:r>
+          <m:sSub>
+            <m:e>
+              <m:r>
+                <m:t>δ</m:t>
+              </m:r>
+            </m:e>
+            <m:sub>
+              <m:r>
+                <m:t>m</m:t>
+              </m:r>
+              <m:r>
+                <m:t>n</m:t>
+              </m:r>
+            </m:sub>
+          </m:sSub>
+          <m:r>
+            <m:rPr>
+              <m:sty m:val="p"/>
+            </m:rPr>
+            <m:t>.</m:t>
+          </m:r>
+        </m:oMath>
+      </m:oMathPara>
+    </w:p>
+    <w:p>
+      <w:pPr>
+        <w:pStyle w:val="FirstParagraph"/>
+      </w:pPr>
+      <w:r>
+        <w:rPr>
+          <w:rFonts w:hint="eastAsia"/>
+          <w:b/>
+          <w:bCs/>
+        </w:rPr>
+        <w:t xml:space="preserve">发射门.</w:t>
+      </w:r>
+      <w:r>
+        <w:t xml:space="preserve"> </w:t>
+      </w:r>
+      <m:oMath>
+        <m:r>
+          <m:t>Λ</m:t>
+        </m:r>
+      </m:oMath>
+      <w:r>
+        <w:t xml:space="preserve"> </w:t>
+      </w:r>
+      <w:r>
+        <w:rPr>
+          <w:rFonts w:hint="eastAsia"/>
+        </w:rPr>
+        <w:t xml:space="preserve">型三能级原子（基态</w:t>
+      </w:r>
+      <w:r>
+        <w:t xml:space="preserve"> </w:t>
+      </w:r>
+      <m:oMath>
+        <m:r>
+          <m:rPr>
+            <m:sty m:val="p"/>
+          </m:rPr>
+          <m:t>|</m:t>
+        </m:r>
+        <m:r>
+          <m:t>0</m:t>
+        </m:r>
+        <m:r>
+          <m:rPr>
+            <m:sty m:val="p"/>
+          </m:rPr>
+          <m:t>⟩</m:t>
+        </m:r>
+      </m:oMath>
+      <w:r>
+        <w:t xml:space="preserve">,</w:t>
+      </w:r>
+      <w:r>
+        <w:t xml:space="preserve"> </w:t>
+      </w:r>
+      <m:oMath>
+        <m:r>
+          <m:rPr>
+            <m:sty m:val="p"/>
+          </m:rPr>
+          <m:t>|</m:t>
+        </m:r>
+        <m:r>
+          <m:t>1</m:t>
+        </m:r>
+        <m:r>
+          <m:rPr>
+            <m:sty m:val="p"/>
+          </m:rPr>
+          <m:t>⟩</m:t>
+        </m:r>
+      </m:oMath>
+      <w:r>
+        <w:rPr>
+          <w:rFonts w:hint="eastAsia"/>
+        </w:rPr>
+        <w:t xml:space="preserve">，激发态</w:t>
+      </w:r>
+      <w:r>
+        <w:t xml:space="preserve"> </w:t>
+      </w:r>
+      <m:oMath>
+        <m:r>
+          <m:rPr>
+            <m:sty m:val="p"/>
+          </m:rPr>
+          <m:t>|</m:t>
+        </m:r>
+        <m:r>
+          <m:t>e</m:t>
+        </m:r>
+        <m:r>
+          <m:rPr>
+            <m:sty m:val="p"/>
+          </m:rPr>
+          <m:t>⟩</m:t>
+        </m:r>
+      </m:oMath>
+      <w:r>
+        <w:rPr>
+          <w:rFonts w:hint="eastAsia"/>
+        </w:rPr>
+        <w:t xml:space="preserve">）的跃迁算符为</w:t>
+      </w:r>
+      <w:r>
+        <w:t xml:space="preserve"> </w:t>
+      </w:r>
+      <m:oMath>
+        <m:sSub>
+          <m:e>
+            <m:acc>
+              <m:accPr>
+                <m:chr m:val="̂"/>
+              </m:accPr>
+              <m:e>
+                <m:r>
+                  <m:t>S</m:t>
+                </m:r>
+              </m:e>
+            </m:acc>
+          </m:e>
+          <m:sub>
+            <m:r>
+              <m:rPr>
+                <m:sty m:val="p"/>
+              </m:rPr>
+              <m:t>+</m:t>
+            </m:r>
+          </m:sub>
+        </m:sSub>
+        <m:r>
+          <m:rPr>
+            <m:sty m:val="p"/>
+          </m:rPr>
+          <m:t>=</m:t>
+        </m:r>
+        <m:d>
+          <m:dPr>
+            <m:begChr m:val="|"/>
+            <m:sepChr m:val=""/>
+            <m:endChr m:val="|"/>
+            <m:grow/>
+          </m:dPr>
+          <m:e>
+            <m:r>
+              <m:t>0</m:t>
+            </m:r>
+            <m:r>
+              <m:rPr>
+                <m:sty m:val="p"/>
+              </m:rPr>
+              <m:t>⟩</m:t>
+            </m:r>
+            <m:r>
+              <m:rPr>
+                <m:sty m:val="p"/>
+              </m:rPr>
+              <m:t>⟨</m:t>
+            </m:r>
+            <m:r>
+              <m:t>e</m:t>
+            </m:r>
+          </m:e>
+        </m:d>
+      </m:oMath>
+      <w:r>
+        <w:t xml:space="preserve">,</w:t>
+      </w:r>
+      <w:r>
+        <w:t xml:space="preserve"> </w:t>
+      </w:r>
+      <m:oMath>
+        <m:sSub>
+          <m:e>
+            <m:acc>
+              <m:accPr>
+                <m:chr m:val="̂"/>
+              </m:accPr>
+              <m:e>
+                <m:r>
+                  <m:t>S</m:t>
+                </m:r>
+              </m:e>
+            </m:acc>
+          </m:e>
+          <m:sub>
+            <m:r>
+              <m:rPr>
+                <m:sty m:val="p"/>
+              </m:rPr>
+              <m:t>−</m:t>
+            </m:r>
+          </m:sub>
+        </m:sSub>
+        <m:r>
+          <m:rPr>
+            <m:sty m:val="p"/>
+          </m:rPr>
+          <m:t>=</m:t>
+        </m:r>
+        <m:d>
+          <m:dPr>
+            <m:begChr m:val="|"/>
+            <m:sepChr m:val=""/>
+            <m:endChr m:val="|"/>
+            <m:grow/>
+          </m:dPr>
+          <m:e>
+            <m:r>
+              <m:t>1</m:t>
+            </m:r>
+            <m:r>
+              <m:rPr>
+                <m:sty m:val="p"/>
+              </m:rPr>
+              <m:t>⟩</m:t>
+            </m:r>
+            <m:r>
+              <m:rPr>
+                <m:sty m:val="p"/>
+              </m:rPr>
+              <m:t>⟨</m:t>
+            </m:r>
+            <m:r>
+              <m:t>e</m:t>
+            </m:r>
+          </m:e>
+        </m:d>
+      </m:oMath>
+      <w:r>
+        <w:rPr>
+          <w:rFonts w:hint="eastAsia"/>
+        </w:rPr>
+        <w:t xml:space="preserve">。设偏振映射矩阵</w:t>
+      </w:r>
+      <w:r>
+        <w:t xml:space="preserve"> </w:t>
+      </w:r>
+      <m:oMath>
+        <m:r>
+          <m:rPr>
+            <m:sty m:val="b"/>
+          </m:rPr>
+          <m:t>α</m:t>
+        </m:r>
+      </m:oMath>
+      <w:r>
+        <w:rPr>
+          <w:rFonts w:hint="eastAsia"/>
+        </w:rPr>
+        <w:t xml:space="preserve">，Lindblad</w:t>
+      </w:r>
+      <w:r>
+        <w:t xml:space="preserve"> </w:t>
+      </w:r>
+      <w:r>
+        <w:rPr>
+          <w:rFonts w:hint="eastAsia"/>
+        </w:rPr>
+        <w:t xml:space="preserve">算符为</w:t>
+      </w:r>
+    </w:p>
+    <w:p>
+      <w:pPr>
+        <w:pStyle w:val="BodyText"/>
+      </w:pPr>
+      <m:oMathPara>
+        <m:oMathParaPr>
+          <m:jc m:val="center"/>
+        </m:oMathParaPr>
+        <m:oMath>
+          <m:sSub>
+            <m:e>
+              <m:acc>
+                <m:accPr>
+                  <m:chr m:val="̂"/>
+                </m:accPr>
+                <m:e>
+                  <m:r>
+                    <m:t>L</m:t>
+                  </m:r>
+                </m:e>
+              </m:acc>
+            </m:e>
+            <m:sub>
+              <m:r>
+                <m:t>H</m:t>
+              </m:r>
+              <m:r>
+                <m:rPr>
+                  <m:sty m:val="p"/>
+                </m:rPr>
+                <m:t>/</m:t>
+              </m:r>
+              <m:r>
+                <m:t>V</m:t>
+              </m:r>
+            </m:sub>
+          </m:sSub>
+          <m:r>
+            <m:rPr>
+              <m:sty m:val="p"/>
+            </m:rPr>
+            <m:t>=</m:t>
+          </m:r>
+          <m:rad>
+            <m:radPr>
+              <m:degHide m:val="on"/>
+            </m:radPr>
+            <m:deg/>
+            <m:e>
+              <m:r>
+                <m:t>γ</m:t>
+              </m:r>
+            </m:e>
+          </m:rad>
+          <m:d>
+            <m:dPr>
+              <m:begChr m:val="("/>
+              <m:sepChr m:val=""/>
+              <m:endChr m:val=")"/>
+              <m:grow/>
+            </m:dPr>
+            <m:e>
+              <m:sSub>
+                <m:e>
+                  <m:r>
+                    <m:t>α</m:t>
+                  </m:r>
+                </m:e>
+                <m:sub>
+                  <m:r>
+                    <m:t>H</m:t>
+                  </m:r>
+                  <m:r>
+                    <m:rPr>
+                      <m:sty m:val="p"/>
+                    </m:rPr>
+                    <m:t>/</m:t>
+                  </m:r>
+                  <m:r>
+                    <m:t>V</m:t>
+                  </m:r>
+                  <m:r>
+                    <m:rPr>
+                      <m:sty m:val="p"/>
+                    </m:rPr>
+                    <m:t>,</m:t>
+                  </m:r>
+                  <m:r>
+                    <m:rPr>
+                      <m:sty m:val="p"/>
+                    </m:rPr>
+                    <m:t>+</m:t>
+                  </m:r>
+                </m:sub>
+              </m:sSub>
+              <m:sSub>
+                <m:e>
+                  <m:acc>
+                    <m:accPr>
+                      <m:chr m:val="̂"/>
+                    </m:accPr>
+                    <m:e>
+                      <m:r>
+                        <m:t>S</m:t>
+                      </m:r>
+                    </m:e>
+                  </m:acc>
+                </m:e>
+                <m:sub>
+                  <m:r>
+                    <m:rPr>
+                      <m:sty m:val="p"/>
+                    </m:rPr>
+                    <m:t>+</m:t>
+                  </m:r>
+                </m:sub>
+              </m:sSub>
+              <m:r>
+                <m:rPr>
+                  <m:sty m:val="p"/>
+                </m:rPr>
+                <m:t>+</m:t>
+              </m:r>
+              <m:sSub>
+                <m:e>
+                  <m:r>
+                    <m:t>α</m:t>
+                  </m:r>
+                </m:e>
+                <m:sub>
+                  <m:r>
+                    <m:t>H</m:t>
+                  </m:r>
+                  <m:r>
+                    <m:rPr>
+                      <m:sty m:val="p"/>
+                    </m:rPr>
+                    <m:t>/</m:t>
+                  </m:r>
+                  <m:r>
+                    <m:t>V</m:t>
+                  </m:r>
+                  <m:r>
+                    <m:rPr>
+                      <m:sty m:val="p"/>
+                    </m:rPr>
+                    <m:t>,</m:t>
+                  </m:r>
+                  <m:r>
+                    <m:rPr>
+                      <m:sty m:val="p"/>
+                    </m:rPr>
+                    <m:t>−</m:t>
+                  </m:r>
+                </m:sub>
+              </m:sSub>
+              <m:sSub>
+                <m:e>
+                  <m:acc>
+                    <m:accPr>
+                      <m:chr m:val="̂"/>
+                    </m:accPr>
+                    <m:e>
+                      <m:r>
+                        <m:t>S</m:t>
+                      </m:r>
+                    </m:e>
+                  </m:acc>
+                </m:e>
+                <m:sub>
+                  <m:r>
+                    <m:rPr>
+                      <m:sty m:val="p"/>
+                    </m:rPr>
+                    <m:t>−</m:t>
+                  </m:r>
+                </m:sub>
+              </m:sSub>
+            </m:e>
+          </m:d>
+          <m:r>
+            <m:rPr>
+              <m:sty m:val="p"/>
+            </m:rPr>
+            <m:t>.</m:t>
+          </m:r>
+        </m:oMath>
+      </m:oMathPara>
+    </w:p>
+    <w:p>
+      <w:pPr>
+        <w:pStyle w:val="FirstParagraph"/>
+      </w:pPr>
+      <w:r>
+        <w:rPr>
+          <w:rFonts w:hint="eastAsia"/>
+        </w:rPr>
+        <w:t xml:space="preserve">发射门</w:t>
+      </w:r>
+      <w:r>
+        <w:t xml:space="preserve"> </w:t>
+      </w:r>
+      <m:oMath>
+        <m:sSub>
+          <m:e>
+            <m:acc>
+              <m:accPr>
+                <m:chr m:val="̂"/>
+              </m:accPr>
+              <m:e>
+                <m:r>
+                  <m:t>U</m:t>
+                </m:r>
+              </m:e>
+            </m:acc>
+          </m:e>
+          <m:sub>
+            <m:r>
+              <m:rPr>
+                <m:sty m:val="p"/>
+              </m:rPr>
+              <m:t>e</m:t>
+            </m:r>
+            <m:r>
+              <m:rPr>
+                <m:sty m:val="p"/>
+              </m:rPr>
+              <m:t>m</m:t>
+            </m:r>
+            <m:r>
+              <m:rPr>
+                <m:sty m:val="p"/>
+              </m:rPr>
+              <m:t>i</m:t>
+            </m:r>
+            <m:r>
+              <m:rPr>
+                <m:sty m:val="p"/>
+              </m:rPr>
+              <m:t>t</m:t>
+            </m:r>
+          </m:sub>
+        </m:sSub>
+        <m:r>
+          <m:rPr>
+            <m:sty m:val="p"/>
+          </m:rPr>
+          <m:t>=</m:t>
+        </m:r>
+        <m:r>
+          <m:rPr>
+            <m:sty m:val="p"/>
+          </m:rPr>
+          <m:t>exp</m:t>
+        </m:r>
+        <m:d>
+          <m:dPr>
+            <m:begChr m:val="["/>
+            <m:sepChr m:val=""/>
+            <m:endChr m:val="]"/>
+            <m:grow/>
+          </m:dPr>
+          <m:e>
+            <m:rad>
+              <m:radPr>
+                <m:degHide m:val="on"/>
+              </m:radPr>
+              <m:deg/>
+              <m:e>
+                <m:r>
+                  <m:t>Δ</m:t>
+                </m:r>
+                <m:r>
+                  <m:t>t</m:t>
+                </m:r>
+              </m:e>
+            </m:rad>
+            <m:d>
+              <m:dPr>
+                <m:begChr m:val="("/>
+                <m:sepChr m:val=""/>
+                <m:endChr m:val=")"/>
+                <m:grow/>
+              </m:dPr>
+              <m:e>
+                <m:sSub>
+                  <m:e>
+                    <m:acc>
+                      <m:accPr>
+                        <m:chr m:val="̂"/>
+                      </m:accPr>
+                      <m:e>
+                        <m:r>
+                          <m:t>L</m:t>
+                        </m:r>
+                      </m:e>
+                    </m:acc>
+                  </m:e>
+                  <m:sub>
+                    <m:r>
+                      <m:t>H</m:t>
+                    </m:r>
+                  </m:sub>
+                </m:sSub>
+                <m:r>
+                  <m:rPr>
+                    <m:sty m:val="p"/>
+                  </m:rPr>
+                  <m:t>⊗</m:t>
+                </m:r>
+                <m:sSubSup>
+                  <m:e>
+                    <m:acc>
+                      <m:accPr>
+                        <m:chr m:val="̂"/>
+                      </m:accPr>
+                      <m:e>
+                        <m:r>
+                          <m:t>b</m:t>
+                        </m:r>
+                      </m:e>
+                    </m:acc>
+                  </m:e>
+                  <m:sub>
+                    <m:r>
+                      <m:t>H</m:t>
+                    </m:r>
+                  </m:sub>
+                  <m:sup>
+                    <m:r>
+                      <m:rPr>
+                        <m:sty m:val="p"/>
+                      </m:rPr>
+                      <m:t>†</m:t>
+                    </m:r>
+                  </m:sup>
+                </m:sSubSup>
+                <m:r>
+                  <m:rPr>
+                    <m:sty m:val="p"/>
+                  </m:rPr>
+                  <m:t>+</m:t>
+                </m:r>
+                <m:sSub>
+                  <m:e>
+                    <m:acc>
+                      <m:accPr>
+                        <m:chr m:val="̂"/>
+                      </m:accPr>
+                      <m:e>
+                        <m:r>
+                          <m:t>L</m:t>
+                        </m:r>
+                      </m:e>
+                    </m:acc>
+                  </m:e>
+                  <m:sub>
+                    <m:r>
+                      <m:t>V</m:t>
+                    </m:r>
+                  </m:sub>
+                </m:sSub>
+                <m:r>
+                  <m:rPr>
+                    <m:sty m:val="p"/>
+                  </m:rPr>
+                  <m:t>⊗</m:t>
+                </m:r>
+                <m:sSubSup>
+                  <m:e>
+                    <m:acc>
+                      <m:accPr>
+                        <m:chr m:val="̂"/>
+                      </m:accPr>
+                      <m:e>
+                        <m:r>
+                          <m:t>b</m:t>
+                        </m:r>
+                      </m:e>
+                    </m:acc>
+                  </m:e>
+                  <m:sub>
+                    <m:r>
+                      <m:t>V</m:t>
+                    </m:r>
+                  </m:sub>
+                  <m:sup>
+                    <m:r>
+                      <m:rPr>
+                        <m:sty m:val="p"/>
+                      </m:rPr>
+                      <m:t>†</m:t>
+                    </m:r>
+                  </m:sup>
+                </m:sSubSup>
+                <m:r>
+                  <m:rPr>
+                    <m:sty m:val="p"/>
+                  </m:rPr>
+                  <m:t>−</m:t>
+                </m:r>
+                <m:r>
+                  <m:rPr>
+                    <m:sty m:val="p"/>
+                  </m:rPr>
+                  <m:t>h</m:t>
+                </m:r>
+                <m:r>
+                  <m:rPr>
+                    <m:sty m:val="p"/>
+                  </m:rPr>
+                  <m:t>.</m:t>
+                </m:r>
+                <m:r>
+                  <m:rPr>
+                    <m:sty m:val="p"/>
+                  </m:rPr>
+                  <m:t>c</m:t>
+                </m:r>
+                <m:r>
+                  <m:rPr>
+                    <m:sty m:val="p"/>
+                  </m:rPr>
+                  <m:t>.</m:t>
+                </m:r>
+              </m:e>
+            </m:d>
+          </m:e>
+        </m:d>
+      </m:oMath>
+      <w:r>
+        <w:t xml:space="preserve"> </w:t>
+      </w:r>
+      <w:r>
+        <w:rPr>
+          <w:rFonts w:hint="eastAsia"/>
+        </w:rPr>
+        <w:t xml:space="preserve">产生原子—光子纠缠。</w:t>
+      </w:r>
+    </w:p>
+    <w:p>
+      <w:pPr>
+        <w:pStyle w:val="BodyText"/>
+      </w:pPr>
+      <w:r>
+        <w:rPr>
+          <w:b/>
+          <w:bCs/>
+        </w:rPr>
+        <w:t xml:space="preserve">QFC </w:t>
+      </w:r>
+      <w:r>
+        <w:rPr>
+          <w:rFonts w:hint="eastAsia"/>
+          <w:b/>
+          <w:bCs/>
+        </w:rPr>
+        <w:t xml:space="preserve">门.</w:t>
+      </w:r>
+      <w:r>
+        <w:t xml:space="preserve"> </w:t>
+      </w:r>
+      <w:r>
+        <w:rPr>
+          <w:rFonts w:hint="eastAsia"/>
+        </w:rPr>
+        <w:t xml:space="preserve">量子频率转换的幺正演化为</w:t>
+      </w:r>
+    </w:p>
+    <w:p>
+      <w:pPr>
+        <w:pStyle w:val="BodyText"/>
+      </w:pPr>
+      <m:oMathPara>
+        <m:oMathParaPr>
+          <m:jc m:val="center"/>
+        </m:oMathParaPr>
+        <m:oMath>
+          <m:sSub>
+            <m:e>
+              <m:acc>
+                <m:accPr>
+                  <m:chr m:val="̂"/>
+                </m:accPr>
+                <m:e>
+                  <m:r>
+                    <m:t>U</m:t>
+                  </m:r>
+                </m:e>
+              </m:acc>
+            </m:e>
+            <m:sub>
+              <m:r>
+                <m:rPr>
+                  <m:sty m:val="p"/>
+                </m:rPr>
+                <m:t>Q</m:t>
+              </m:r>
+              <m:r>
+                <m:rPr>
+                  <m:sty m:val="p"/>
+                </m:rPr>
+                <m:t>F</m:t>
+              </m:r>
+              <m:r>
+                <m:rPr>
+                  <m:sty m:val="p"/>
+                </m:rPr>
+                <m:t>C</m:t>
+              </m:r>
+            </m:sub>
+          </m:sSub>
+          <m:r>
+            <m:rPr>
+              <m:sty m:val="p"/>
+            </m:rPr>
+            <m:t>=</m:t>
+          </m:r>
+          <m:r>
+            <m:rPr>
+              <m:sty m:val="p"/>
+            </m:rPr>
+            <m:t>exp</m:t>
+          </m:r>
+          <m:d>
+            <m:dPr>
+              <m:begChr m:val="["/>
+              <m:sepChr m:val=""/>
+              <m:endChr m:val="]"/>
+              <m:grow/>
+            </m:dPr>
+            <m:e>
+              <m:sSub>
+                <m:e>
+                  <m:r>
+                    <m:t>θ</m:t>
+                  </m:r>
+                </m:e>
+                <m:sub>
+                  <m:r>
+                    <m:t>H</m:t>
+                  </m:r>
+                </m:sub>
+              </m:sSub>
+              <m:d>
+                <m:dPr>
+                  <m:begChr m:val="("/>
+                  <m:sepChr m:val=""/>
+                  <m:endChr m:val=")"/>
+                  <m:grow/>
+                </m:dPr>
+                <m:e>
+                  <m:sSub>
+                    <m:e>
+                      <m:acc>
+                        <m:accPr>
+                          <m:chr m:val="̂"/>
+                        </m:accPr>
+                        <m:e>
+                          <m:r>
+                            <m:t>b</m:t>
+                          </m:r>
+                        </m:e>
+                      </m:acc>
+                    </m:e>
+                    <m:sub>
+                      <m:r>
+                        <m:t>H</m:t>
+                      </m:r>
+                    </m:sub>
+                  </m:sSub>
+                  <m:sSubSup>
+                    <m:e>
+                      <m:acc>
+                        <m:accPr>
+                          <m:chr m:val="̂"/>
+                        </m:accPr>
+                        <m:e>
+                          <m:r>
+                            <m:t>c</m:t>
+                          </m:r>
+                        </m:e>
+                      </m:acc>
+                    </m:e>
+                    <m:sub>
+                      <m:r>
+                        <m:t>H</m:t>
+                      </m:r>
+                    </m:sub>
+                    <m:sup>
+                      <m:r>
+                        <m:rPr>
+                          <m:sty m:val="p"/>
+                        </m:rPr>
+                        <m:t>†</m:t>
+                      </m:r>
+                    </m:sup>
+                  </m:sSubSup>
+                  <m:r>
+                    <m:rPr>
+                      <m:sty m:val="p"/>
+                    </m:rPr>
+                    <m:t>−</m:t>
+                  </m:r>
+                  <m:sSubSup>
+                    <m:e>
+                      <m:acc>
+                        <m:accPr>
+                          <m:chr m:val="̂"/>
+                        </m:accPr>
+                        <m:e>
+                          <m:r>
+                            <m:t>b</m:t>
+                          </m:r>
+                        </m:e>
+                      </m:acc>
+                    </m:e>
+                    <m:sub>
+                      <m:r>
+                        <m:t>H</m:t>
+                      </m:r>
+                    </m:sub>
+                    <m:sup>
+                      <m:r>
+                        <m:rPr>
+                          <m:sty m:val="p"/>
+                        </m:rPr>
+                        <m:t>†</m:t>
+                      </m:r>
+                    </m:sup>
+                  </m:sSubSup>
+                  <m:sSub>
+                    <m:e>
+                      <m:acc>
+                        <m:accPr>
+                          <m:chr m:val="̂"/>
+                        </m:accPr>
+                        <m:e>
+                          <m:r>
+                            <m:t>c</m:t>
+                          </m:r>
+                        </m:e>
+                      </m:acc>
+                    </m:e>
+                    <m:sub>
+                      <m:r>
+                        <m:t>H</m:t>
+                      </m:r>
+                    </m:sub>
+                  </m:sSub>
+                </m:e>
+              </m:d>
+              <m:r>
+                <m:rPr>
+                  <m:sty m:val="p"/>
+                </m:rPr>
+                <m:t>+</m:t>
+              </m:r>
+              <m:sSub>
+                <m:e>
+                  <m:r>
+                    <m:t>θ</m:t>
+                  </m:r>
+                </m:e>
+                <m:sub>
+                  <m:r>
+                    <m:t>V</m:t>
+                  </m:r>
+                </m:sub>
+              </m:sSub>
+              <m:d>
+                <m:dPr>
+                  <m:begChr m:val="("/>
+                  <m:sepChr m:val=""/>
+                  <m:endChr m:val=")"/>
+                  <m:grow/>
+                </m:dPr>
+                <m:e>
+                  <m:sSub>
+                    <m:e>
+                      <m:acc>
+                        <m:accPr>
+                          <m:chr m:val="̂"/>
+                        </m:accPr>
+                        <m:e>
+                          <m:r>
+                            <m:t>b</m:t>
+                          </m:r>
+                        </m:e>
+                      </m:acc>
+                    </m:e>
+                    <m:sub>
+                      <m:r>
+                        <m:t>V</m:t>
+                      </m:r>
+                    </m:sub>
+                  </m:sSub>
+                  <m:sSubSup>
+                    <m:e>
+                      <m:acc>
+                        <m:accPr>
+                          <m:chr m:val="̂"/>
+                        </m:accPr>
+                        <m:e>
+                          <m:r>
+                            <m:t>c</m:t>
+                          </m:r>
+                        </m:e>
+                      </m:acc>
+                    </m:e>
+                    <m:sub>
+                      <m:r>
+                        <m:t>V</m:t>
+                      </m:r>
+                    </m:sub>
+                    <m:sup>
+                      <m:r>
+                        <m:rPr>
+                          <m:sty m:val="p"/>
+                        </m:rPr>
+                        <m:t>†</m:t>
+                      </m:r>
+                    </m:sup>
+                  </m:sSubSup>
+                  <m:r>
+                    <m:rPr>
+                      <m:sty m:val="p"/>
+                    </m:rPr>
+                    <m:t>−</m:t>
+                  </m:r>
+                  <m:sSubSup>
+                    <m:e>
+                      <m:acc>
+                        <m:accPr>
+                          <m:chr m:val="̂"/>
+                        </m:accPr>
+                        <m:e>
+                          <m:r>
+                            <m:t>b</m:t>
+                          </m:r>
+                        </m:e>
+                      </m:acc>
+                    </m:e>
+                    <m:sub>
+                      <m:r>
+                        <m:t>V</m:t>
+                      </m:r>
+                    </m:sub>
+                    <m:sup>
+                      <m:r>
+                        <m:rPr>
+                          <m:sty m:val="p"/>
+                        </m:rPr>
+                        <m:t>†</m:t>
+                      </m:r>
+                    </m:sup>
+                  </m:sSubSup>
+                  <m:sSub>
+                    <m:e>
+                      <m:acc>
+                        <m:accPr>
+                          <m:chr m:val="̂"/>
+                        </m:accPr>
+                        <m:e>
+                          <m:r>
+                            <m:t>c</m:t>
+                          </m:r>
+                        </m:e>
+                      </m:acc>
+                    </m:e>
+                    <m:sub>
+                      <m:r>
+                        <m:t>V</m:t>
+                      </m:r>
+                    </m:sub>
+                  </m:sSub>
+                </m:e>
+              </m:d>
+            </m:e>
+          </m:d>
+          <m:r>
+            <m:rPr>
+              <m:sty m:val="p"/>
+            </m:rPr>
+            <m:t>,</m:t>
+          </m:r>
+        </m:oMath>
+      </m:oMathPara>
+    </w:p>
+    <w:p>
+      <w:pPr>
+        <w:pStyle w:val="FirstParagraph"/>
+      </w:pPr>
+      <w:r>
+        <w:rPr>
+          <w:rFonts w:hint="eastAsia"/>
+        </w:rPr>
+        <w:t xml:space="preserve">其中</w:t>
+      </w:r>
+      <w:r>
+        <w:t xml:space="preserve"> </w:t>
+      </w:r>
+      <m:oMath>
+        <m:acc>
+          <m:accPr>
+            <m:chr m:val="̂"/>
+          </m:accPr>
+          <m:e>
+            <m:r>
+              <m:t>b</m:t>
+            </m:r>
+          </m:e>
+        </m:acc>
+      </m:oMath>
+      <w:r>
+        <w:t xml:space="preserve">,</w:t>
+      </w:r>
+      <w:r>
+        <w:t xml:space="preserve"> </w:t>
+      </w:r>
+      <m:oMath>
+        <m:acc>
+          <m:accPr>
+            <m:chr m:val="̂"/>
+          </m:accPr>
+          <m:e>
+            <m:r>
+              <m:t>c</m:t>
+            </m:r>
+          </m:e>
+        </m:acc>
+      </m:oMath>
+      <w:r>
+        <w:t xml:space="preserve"> </w:t>
+      </w:r>
+      <w:r>
+        <w:rPr>
+          <w:rFonts w:hint="eastAsia"/>
+        </w:rPr>
+        <w:t xml:space="preserve">分别为</w:t>
+      </w:r>
+      <w:r>
+        <w:t xml:space="preserve"> 780 nm </w:t>
+      </w:r>
+      <w:r>
+        <w:rPr>
+          <w:rFonts w:hint="eastAsia"/>
+        </w:rPr>
+        <w:t xml:space="preserve">和</w:t>
+      </w:r>
+      <w:r>
+        <w:t xml:space="preserve"> 1517 nm </w:t>
+      </w:r>
+      <w:r>
+        <w:rPr>
+          <w:rFonts w:hint="eastAsia"/>
+        </w:rPr>
+        <w:t xml:space="preserve">模式算符，转换效率</w:t>
+      </w:r>
+      <w:r>
+        <w:t xml:space="preserve"> </w:t>
+      </w:r>
+      <m:oMath>
+        <m:r>
+          <m:t>η</m:t>
+        </m:r>
+        <m:r>
+          <m:rPr>
+            <m:sty m:val="p"/>
+          </m:rPr>
+          <m:t>=</m:t>
+        </m:r>
+        <m:sSup>
+          <m:e>
+            <m:r>
+              <m:rPr>
+                <m:sty m:val="p"/>
+              </m:rPr>
+              <m:t>sin</m:t>
+            </m:r>
+          </m:e>
+          <m:sup>
+            <m:r>
+              <m:t>2</m:t>
+            </m:r>
+          </m:sup>
+        </m:sSup>
+        <m:r>
+          <m:t>θ</m:t>
+        </m:r>
+      </m:oMath>
+      <w:r>
+        <w:t xml:space="preserve">。</w:t>
+      </w:r>
+    </w:p>
+    <w:p>
+      <w:pPr>
+        <w:pStyle w:val="BodyText"/>
+      </w:pPr>
+      <w:r>
+        <w:rPr>
+          <w:rFonts w:hint="eastAsia"/>
+          <w:b/>
+          <w:bCs/>
+        </w:rPr>
+        <w:t xml:space="preserve">分束器门.</w:t>
+      </w:r>
+      <w:r>
+        <w:t xml:space="preserve"> </w:t>
+      </w:r>
+      <w:r>
+        <w:t xml:space="preserve">50/50 </w:t>
+      </w:r>
+      <w:r>
+        <w:rPr>
+          <w:rFonts w:hint="eastAsia"/>
+        </w:rPr>
+        <w:t xml:space="preserve">分束器</w:t>
+      </w:r>
+      <w:r>
+        <w:t xml:space="preserve"> </w:t>
+      </w:r>
+      <m:oMath>
+        <m:sSub>
+          <m:e>
+            <m:acc>
+              <m:accPr>
+                <m:chr m:val="̂"/>
+              </m:accPr>
+              <m:e>
+                <m:r>
+                  <m:t>U</m:t>
+                </m:r>
+              </m:e>
+            </m:acc>
+          </m:e>
+          <m:sub>
+            <m:r>
+              <m:rPr>
+                <m:sty m:val="p"/>
+              </m:rPr>
+              <m:t>B</m:t>
+            </m:r>
+            <m:r>
+              <m:rPr>
+                <m:sty m:val="p"/>
+              </m:rPr>
+              <m:t>S</m:t>
+            </m:r>
+          </m:sub>
+        </m:sSub>
+        <m:r>
+          <m:rPr>
+            <m:sty m:val="p"/>
+          </m:rPr>
+          <m:t>=</m:t>
+        </m:r>
+        <m:r>
+          <m:rPr>
+            <m:sty m:val="p"/>
+          </m:rPr>
+          <m:t>exp</m:t>
+        </m:r>
+        <m:d>
+          <m:dPr>
+            <m:begChr m:val="["/>
+            <m:sepChr m:val=""/>
+            <m:endChr m:val="]"/>
+            <m:grow/>
+          </m:dPr>
+          <m:e>
+            <m:f>
+              <m:fPr>
+                <m:type m:val="bar"/>
+              </m:fPr>
+              <m:num>
+                <m:r>
+                  <m:t>π</m:t>
+                </m:r>
+              </m:num>
+              <m:den>
+                <m:r>
+                  <m:t>4</m:t>
+                </m:r>
+              </m:den>
+            </m:f>
+            <m:d>
+              <m:dPr>
+                <m:begChr m:val="("/>
+                <m:sepChr m:val=""/>
+                <m:endChr m:val=")"/>
+                <m:grow/>
+              </m:dPr>
+              <m:e>
+                <m:sSubSup>
+                  <m:e>
+                    <m:acc>
+                      <m:accPr>
+                        <m:chr m:val="̂"/>
+                      </m:accPr>
+                      <m:e>
+                        <m:r>
+                          <m:t>a</m:t>
+                        </m:r>
+                      </m:e>
+                    </m:acc>
+                  </m:e>
+                  <m:sub>
+                    <m:r>
+                      <m:t>A</m:t>
+                    </m:r>
+                  </m:sub>
+                  <m:sup>
+                    <m:r>
+                      <m:rPr>
+                        <m:sty m:val="p"/>
+                      </m:rPr>
+                      <m:t>†</m:t>
+                    </m:r>
+                  </m:sup>
+                </m:sSubSup>
+                <m:sSub>
+                  <m:e>
+                    <m:acc>
+                      <m:accPr>
+                        <m:chr m:val="̂"/>
+                      </m:accPr>
+                      <m:e>
+                        <m:r>
+                          <m:t>a</m:t>
+                        </m:r>
+                      </m:e>
+                    </m:acc>
+                  </m:e>
+                  <m:sub>
+                    <m:r>
+                      <m:t>B</m:t>
+                    </m:r>
+                  </m:sub>
+                </m:sSub>
+                <m:r>
+                  <m:rPr>
+                    <m:sty m:val="p"/>
+                  </m:rPr>
+                  <m:t>−</m:t>
+                </m:r>
+                <m:sSub>
+                  <m:e>
+                    <m:acc>
+                      <m:accPr>
+                        <m:chr m:val="̂"/>
+                      </m:accPr>
+                      <m:e>
+                        <m:r>
+                          <m:t>a</m:t>
+                        </m:r>
+                      </m:e>
+                    </m:acc>
+                  </m:e>
+                  <m:sub>
+                    <m:r>
+                      <m:t>A</m:t>
+                    </m:r>
+                  </m:sub>
+                </m:sSub>
+                <m:sSubSup>
+                  <m:e>
+                    <m:acc>
+                      <m:accPr>
+                        <m:chr m:val="̂"/>
+                      </m:accPr>
+                      <m:e>
+                        <m:r>
+                          <m:t>a</m:t>
+                        </m:r>
+                      </m:e>
+                    </m:acc>
+                  </m:e>
+                  <m:sub>
+                    <m:r>
+                      <m:t>B</m:t>
+                    </m:r>
+                  </m:sub>
+                  <m:sup>
+                    <m:r>
+                      <m:rPr>
+                        <m:sty m:val="p"/>
+                      </m:rPr>
+                      <m:t>†</m:t>
+                    </m:r>
+                  </m:sup>
+                </m:sSubSup>
+              </m:e>
+            </m:d>
+          </m:e>
+        </m:d>
+      </m:oMath>
+      <w:r>
+        <w:t xml:space="preserve"> </w:t>
+      </w:r>
+      <w:r>
+        <w:rPr>
+          <w:rFonts w:hint="eastAsia"/>
+        </w:rPr>
+        <w:t xml:space="preserve">实现</w:t>
+      </w:r>
+    </w:p>
+    <w:p>
+      <w:pPr>
+        <w:pStyle w:val="BodyText"/>
+      </w:pPr>
+      <m:oMathPara>
+        <m:oMathParaPr>
+          <m:jc m:val="center"/>
+        </m:oMathParaPr>
+        <m:oMath>
+          <m:sSub>
+            <m:e>
+              <m:acc>
+                <m:accPr>
+                  <m:chr m:val="̂"/>
+                </m:accPr>
+                <m:e>
+                  <m:r>
+                    <m:t>a</m:t>
+                  </m:r>
+                </m:e>
+              </m:acc>
+            </m:e>
+            <m:sub>
+              <m:r>
+                <m:t>A</m:t>
+              </m:r>
+            </m:sub>
+          </m:sSub>
+          <m:r>
+            <m:rPr>
+              <m:sty m:val="p"/>
+            </m:rPr>
+            <m:t>→</m:t>
+          </m:r>
+          <m:f>
+            <m:fPr>
+              <m:type m:val="bar"/>
+            </m:fPr>
+            <m:num>
+              <m:r>
+                <m:t>1</m:t>
+              </m:r>
+            </m:num>
+            <m:den>
+              <m:rad>
+                <m:radPr>
+                  <m:degHide m:val="on"/>
+                </m:radPr>
+                <m:deg/>
+                <m:e>
+                  <m:r>
+                    <m:t>2</m:t>
+                  </m:r>
+                </m:e>
+              </m:rad>
+            </m:den>
+          </m:f>
+          <m:d>
+            <m:dPr>
+              <m:begChr m:val="("/>
+              <m:sepChr m:val=""/>
+              <m:endChr m:val=")"/>
+              <m:grow/>
+            </m:dPr>
+            <m:e>
+              <m:sSub>
+                <m:e>
+                  <m:acc>
+                    <m:accPr>
+                      <m:chr m:val="̂"/>
+                    </m:accPr>
+                    <m:e>
+                      <m:r>
+                        <m:t>a</m:t>
+                      </m:r>
+                    </m:e>
+                  </m:acc>
+                </m:e>
+                <m:sub>
+                  <m:r>
+                    <m:t>A</m:t>
+                  </m:r>
+                </m:sub>
+              </m:sSub>
+              <m:r>
+                <m:rPr>
+                  <m:sty m:val="p"/>
+                </m:rPr>
+                <m:t>+</m:t>
+              </m:r>
+              <m:sSub>
+                <m:e>
+                  <m:acc>
+                    <m:accPr>
+                      <m:chr m:val="̂"/>
+                    </m:accPr>
+                    <m:e>
+                      <m:r>
+                        <m:t>a</m:t>
+                      </m:r>
+                    </m:e>
+                  </m:acc>
+                </m:e>
+                <m:sub>
+                  <m:r>
+                    <m:t>B</m:t>
+                  </m:r>
+                </m:sub>
+              </m:sSub>
+            </m:e>
+          </m:d>
+          <m:r>
+            <m:rPr>
+              <m:sty m:val="p"/>
+            </m:rPr>
+            <m:t>,</m:t>
+          </m:r>
+          <m:r>
+            <m:t> </m:t>
+          </m:r>
+          <m:sSub>
+            <m:e>
+              <m:acc>
+                <m:accPr>
+                  <m:chr m:val="̂"/>
+                </m:accPr>
+                <m:e>
+                  <m:r>
+                    <m:t>a</m:t>
+                  </m:r>
+                </m:e>
+              </m:acc>
+            </m:e>
+            <m:sub>
+              <m:r>
+                <m:t>B</m:t>
+              </m:r>
+            </m:sub>
+          </m:sSub>
+          <m:r>
+            <m:rPr>
+              <m:sty m:val="p"/>
+            </m:rPr>
+            <m:t>→</m:t>
+          </m:r>
+          <m:f>
+            <m:fPr>
+              <m:type m:val="bar"/>
+            </m:fPr>
+            <m:num>
+              <m:r>
+                <m:t>1</m:t>
+              </m:r>
+            </m:num>
+            <m:den>
+              <m:rad>
+                <m:radPr>
+                  <m:degHide m:val="on"/>
+                </m:radPr>
+                <m:deg/>
+                <m:e>
+                  <m:r>
+                    <m:t>2</m:t>
+                  </m:r>
+                </m:e>
+              </m:rad>
+            </m:den>
+          </m:f>
+          <m:d>
+            <m:dPr>
+              <m:begChr m:val="("/>
+              <m:sepChr m:val=""/>
+              <m:endChr m:val=")"/>
+              <m:grow/>
+            </m:dPr>
+            <m:e>
+              <m:sSub>
+                <m:e>
+                  <m:acc>
+                    <m:accPr>
+                      <m:chr m:val="̂"/>
+                    </m:accPr>
+                    <m:e>
+                      <m:r>
+                        <m:t>a</m:t>
+                      </m:r>
+                    </m:e>
+                  </m:acc>
+                </m:e>
+                <m:sub>
+                  <m:r>
+                    <m:t>A</m:t>
+                  </m:r>
+                </m:sub>
+              </m:sSub>
+              <m:r>
+                <m:rPr>
+                  <m:sty m:val="p"/>
+                </m:rPr>
+                <m:t>−</m:t>
+              </m:r>
+              <m:sSub>
+                <m:e>
+                  <m:acc>
+                    <m:accPr>
+                      <m:chr m:val="̂"/>
+                    </m:accPr>
+                    <m:e>
+                      <m:r>
+                        <m:t>a</m:t>
+                      </m:r>
+                    </m:e>
+                  </m:acc>
+                </m:e>
+                <m:sub>
+                  <m:r>
+                    <m:t>B</m:t>
+                  </m:r>
+                </m:sub>
+              </m:sSub>
+            </m:e>
+          </m:d>
+          <m:r>
+            <m:rPr>
+              <m:sty m:val="p"/>
+            </m:rPr>
+            <m:t>.</m:t>
+          </m:r>
+        </m:oMath>
+      </m:oMathPara>
+    </w:p>
+    <w:p>
+      <w:pPr>
+        <w:pStyle w:val="FirstParagraph"/>
+      </w:pPr>
+      <w:r>
+        <w:t xml:space="preserve">Hong-Ou-Mandel </w:t>
+      </w:r>
+      <w:r>
+        <w:rPr>
+          <w:rFonts w:hint="eastAsia"/>
+        </w:rPr>
+        <w:t xml:space="preserve">效应：</w:t>
+      </w:r>
+      <m:oMath>
+        <m:sSub>
+          <m:e>
+            <m:acc>
+              <m:accPr>
+                <m:chr m:val="̂"/>
+              </m:accPr>
+              <m:e>
+                <m:r>
+                  <m:t>U</m:t>
+                </m:r>
+              </m:e>
+            </m:acc>
+          </m:e>
+          <m:sub>
+            <m:r>
+              <m:rPr>
+                <m:sty m:val="p"/>
+              </m:rPr>
+              <m:t>B</m:t>
+            </m:r>
+            <m:r>
+              <m:rPr>
+                <m:sty m:val="p"/>
+              </m:rPr>
+              <m:t>S</m:t>
+            </m:r>
+          </m:sub>
+        </m:sSub>
+        <m:d>
+          <m:dPr>
+            <m:begChr m:val="|"/>
+            <m:sepChr m:val=""/>
+            <m:endChr m:val="|"/>
+            <m:grow/>
+          </m:dPr>
+          <m:e>
+            <m:r>
+              <m:t>1</m:t>
+            </m:r>
+            <m:sSub>
+              <m:e>
+                <m:r>
+                  <m:rPr>
+                    <m:sty m:val="p"/>
+                  </m:rPr>
+                  <m:t>⟩</m:t>
+                </m:r>
+              </m:e>
+              <m:sub>
+                <m:r>
+                  <m:t>A</m:t>
+                </m:r>
+              </m:sub>
+            </m:sSub>
+          </m:e>
+        </m:d>
+        <m:r>
+          <m:t>1</m:t>
+        </m:r>
+        <m:sSub>
+          <m:e>
+            <m:r>
+              <m:rPr>
+                <m:sty m:val="p"/>
+              </m:rPr>
+              <m:t>⟩</m:t>
+            </m:r>
+          </m:e>
+          <m:sub>
+            <m:r>
+              <m:t>B</m:t>
+            </m:r>
+          </m:sub>
+        </m:sSub>
+        <m:r>
+          <m:rPr>
+            <m:sty m:val="p"/>
+          </m:rPr>
+          <m:t>=</m:t>
+        </m:r>
+        <m:f>
+          <m:fPr>
+            <m:type m:val="bar"/>
+          </m:fPr>
+          <m:num>
+            <m:r>
+              <m:t>1</m:t>
+            </m:r>
+          </m:num>
+          <m:den>
+            <m:r>
+              <m:t>2</m:t>
+            </m:r>
+          </m:den>
+        </m:f>
+        <m:d>
+          <m:dPr>
+            <m:begChr m:val="("/>
+            <m:sepChr m:val=""/>
+            <m:endChr m:val=")"/>
+            <m:grow/>
+          </m:dPr>
+          <m:e>
+            <m:d>
+              <m:dPr>
+                <m:begChr m:val="|"/>
+                <m:sepChr m:val=""/>
+                <m:endChr m:val="|"/>
+                <m:grow/>
+              </m:dPr>
+              <m:e>
+                <m:r>
+                  <m:t>2</m:t>
+                </m:r>
+                <m:sSub>
+                  <m:e>
+                    <m:r>
+                      <m:rPr>
+                        <m:sty m:val="p"/>
+                      </m:rPr>
+                      <m:t>⟩</m:t>
+                    </m:r>
+                  </m:e>
+                  <m:sub>
+                    <m:r>
+                      <m:t>A</m:t>
+                    </m:r>
+                  </m:sub>
+                </m:sSub>
+              </m:e>
+            </m:d>
+            <m:r>
+              <m:t>0</m:t>
+            </m:r>
+            <m:sSub>
+              <m:e>
+                <m:r>
+                  <m:rPr>
+                    <m:sty m:val="p"/>
+                  </m:rPr>
+                  <m:t>⟩</m:t>
+                </m:r>
+              </m:e>
+              <m:sub>
+                <m:r>
+                  <m:t>B</m:t>
+                </m:r>
+              </m:sub>
+            </m:sSub>
+            <m:r>
+              <m:rPr>
+                <m:sty m:val="p"/>
+              </m:rPr>
+              <m:t>−</m:t>
+            </m:r>
+            <m:d>
+              <m:dPr>
+                <m:begChr m:val="|"/>
+                <m:sepChr m:val=""/>
+                <m:endChr m:val="|"/>
+                <m:grow/>
+              </m:dPr>
+              <m:e>
+                <m:r>
+                  <m:t>0</m:t>
+                </m:r>
+                <m:sSub>
+                  <m:e>
+                    <m:r>
+                      <m:rPr>
+                        <m:sty m:val="p"/>
+                      </m:rPr>
+                      <m:t>⟩</m:t>
+                    </m:r>
+                  </m:e>
+                  <m:sub>
+                    <m:r>
+                      <m:t>A</m:t>
+                    </m:r>
+                  </m:sub>
+                </m:sSub>
+              </m:e>
+            </m:d>
+            <m:r>
+              <m:t>2</m:t>
+            </m:r>
+            <m:sSub>
+              <m:e>
+                <m:r>
+                  <m:rPr>
+                    <m:sty m:val="p"/>
+                  </m:rPr>
+                  <m:t>⟩</m:t>
+                </m:r>
+              </m:e>
+              <m:sub>
+                <m:r>
+                  <m:t>B</m:t>
+                </m:r>
+              </m:sub>
+            </m:sSub>
+          </m:e>
+        </m:d>
+      </m:oMath>
+      <w:r>
+        <w:t xml:space="preserve">。</w:t>
+      </w:r>
+    </w:p>
+    <w:p>
+      <w:pPr>
+        <w:pStyle w:val="BodyText"/>
+      </w:pPr>
+      <w:r>
+        <w:rPr>
+          <w:rFonts w:hint="eastAsia"/>
+          <w:b/>
+          <w:bCs/>
+        </w:rPr>
+        <w:t xml:space="preserve">琼斯门.</w:t>
+      </w:r>
+      <w:r>
+        <w:t xml:space="preserve"> </w:t>
+      </w:r>
+      <w:r>
+        <w:rPr>
+          <w:rFonts w:hint="eastAsia"/>
+        </w:rPr>
+        <w:t xml:space="preserve">光纤偏振演化用</w:t>
+      </w:r>
+      <w:r>
+        <w:t xml:space="preserve"> </w:t>
+      </w:r>
+      <m:oMath>
+        <m:r>
+          <m:rPr>
+            <m:sty m:val="b"/>
+          </m:rPr>
+          <m:t>U</m:t>
+        </m:r>
+        <m:r>
+          <m:rPr>
+            <m:sty m:val="p"/>
+          </m:rPr>
+          <m:t>∈</m:t>
+        </m:r>
+        <m:r>
+          <m:rPr>
+            <m:sty m:val="p"/>
+          </m:rPr>
+          <m:t>S</m:t>
+        </m:r>
+        <m:r>
+          <m:rPr>
+            <m:sty m:val="p"/>
+          </m:rPr>
+          <m:t>U</m:t>
+        </m:r>
+        <m:d>
+          <m:dPr>
+            <m:begChr m:val="("/>
+            <m:sepChr m:val=""/>
+            <m:endChr m:val=")"/>
+            <m:grow/>
+          </m:dPr>
+          <m:e>
+            <m:r>
+              <m:t>2</m:t>
+            </m:r>
+          </m:e>
+        </m:d>
+      </m:oMath>
+      <w:r>
+        <w:t xml:space="preserve"> </w:t>
+      </w:r>
+      <w:r>
+        <w:rPr>
+          <w:rFonts w:hint="eastAsia"/>
+        </w:rPr>
+        <w:t xml:space="preserve">描述，对单光子</w:t>
+      </w:r>
+      <w:r>
+        <w:t xml:space="preserve"> </w:t>
+      </w:r>
+      <m:oMath>
+        <m:d>
+          <m:dPr>
+            <m:begChr m:val="|"/>
+            <m:sepChr m:val=""/>
+            <m:endChr m:val="|"/>
+            <m:grow/>
+          </m:dPr>
+          <m:e>
+            <m:r>
+              <m:t>H</m:t>
+            </m:r>
+            <m:r>
+              <m:rPr>
+                <m:sty m:val="p"/>
+              </m:rPr>
+              <m:t>/</m:t>
+            </m:r>
+            <m:r>
+              <m:t>V</m:t>
+            </m:r>
+            <m:r>
+              <m:rPr>
+                <m:sty m:val="p"/>
+              </m:rPr>
+              <m:t>⟩</m:t>
+            </m:r>
+            <m:r>
+              <m:rPr>
+                <m:sty m:val="p"/>
+              </m:rPr>
+              <m:t>→</m:t>
+            </m:r>
+            <m:sSub>
+              <m:e>
+                <m:r>
+                  <m:t>u</m:t>
+                </m:r>
+              </m:e>
+              <m:sub>
+                <m:r>
+                  <m:t>00</m:t>
+                </m:r>
+                <m:r>
+                  <m:rPr>
+                    <m:sty m:val="p"/>
+                  </m:rPr>
+                  <m:t>/</m:t>
+                </m:r>
+                <m:r>
+                  <m:t>01</m:t>
+                </m:r>
+              </m:sub>
+            </m:sSub>
+          </m:e>
+        </m:d>
+        <m:r>
+          <m:t>H</m:t>
+        </m:r>
+        <m:r>
+          <m:rPr>
+            <m:sty m:val="p"/>
+          </m:rPr>
+          <m:t>⟩</m:t>
+        </m:r>
+        <m:r>
+          <m:rPr>
+            <m:sty m:val="p"/>
+          </m:rPr>
+          <m:t>+</m:t>
+        </m:r>
+        <m:sSub>
+          <m:e>
+            <m:r>
+              <m:t>u</m:t>
+            </m:r>
+          </m:e>
+          <m:sub>
+            <m:r>
+              <m:t>10</m:t>
+            </m:r>
+            <m:r>
+              <m:rPr>
+                <m:sty m:val="p"/>
+              </m:rPr>
+              <m:t>/</m:t>
+            </m:r>
+            <m:r>
+              <m:t>11</m:t>
+            </m:r>
+          </m:sub>
+        </m:sSub>
+        <m:r>
+          <m:rPr>
+            <m:sty m:val="p"/>
+          </m:rPr>
+          <m:t>|</m:t>
+        </m:r>
+        <m:r>
+          <m:t>V</m:t>
+        </m:r>
+        <m:r>
+          <m:rPr>
+            <m:sty m:val="p"/>
+          </m:rPr>
+          <m:t>⟩</m:t>
+        </m:r>
+      </m:oMath>
+      <w:r>
+        <w:rPr>
+          <w:rFonts w:hint="eastAsia"/>
+        </w:rPr>
+        <w:t xml:space="preserve">，对双光子按</w:t>
+      </w:r>
+      <w:r>
+        <w:t xml:space="preserve"> </w:t>
+      </w:r>
+      <m:oMath>
+        <m:r>
+          <m:rPr>
+            <m:sty m:val="b"/>
+          </m:rPr>
+          <m:t>U</m:t>
+        </m:r>
+        <m:r>
+          <m:rPr>
+            <m:sty m:val="p"/>
+          </m:rPr>
+          <m:t>⊗</m:t>
+        </m:r>
+        <m:r>
+          <m:rPr>
+            <m:sty m:val="b"/>
+          </m:rPr>
+          <m:t>U</m:t>
+        </m:r>
+      </m:oMath>
+      <w:r>
+        <w:t xml:space="preserve"> </w:t>
+      </w:r>
+      <w:r>
+        <w:rPr>
+          <w:rFonts w:hint="eastAsia"/>
+        </w:rPr>
+        <w:t xml:space="preserve">作用。</w:t>
+      </w:r>
+    </w:p>
+    <w:bookmarkEnd w:id="97"/>
+    <w:bookmarkStart w:id="98" w:name="kraus-算符与-mps-截断"/>
+    <w:p>
+      <w:pPr>
+        <w:pStyle w:val="Heading2"/>
+      </w:pPr>
+      <w:r>
+        <w:rPr>
+          <w:rStyle w:val="SectionNumber"/>
+        </w:rPr>
         <w:t xml:space="preserve">6.2</w:t>
       </w:r>
       <w:r>
         <w:tab/>
       </w:r>
       <w:r>
-        <w:rPr>
-          <w:rFonts w:hint="eastAsia"/>
-        </w:rPr>
-        <w:t xml:space="preserve">研究贡献与意义</w:t>
+        <w:t xml:space="preserve">Kraus </w:t>
+      </w:r>
+      <w:r>
+        <w:rPr>
+          <w:rFonts w:hint="eastAsia"/>
+        </w:rPr>
+        <w:t xml:space="preserve">算符与</w:t>
+      </w:r>
+      <w:r>
+        <w:t xml:space="preserve"> MPS </w:t>
+      </w:r>
+      <w:r>
+        <w:rPr>
+          <w:rFonts w:hint="eastAsia"/>
+        </w:rPr>
+        <w:t xml:space="preserve">截断</w:t>
       </w:r>
     </w:p>
     <w:p>
@@ -6498,7 +9410,7 @@
         <w:pStyle w:val="FirstParagraph"/>
       </w:pPr>
       <w:r>
-        <w:t xml:space="preserve">[Research Contributions and Significance]</w:t>
+        <w:t xml:space="preserve">[Kraus Operators and MPS Truncation]</w:t>
       </w:r>
     </w:p>
     <w:p>
@@ -6508,38 +9420,834 @@
       <w:r>
         <w:rPr>
           <w:rFonts w:hint="eastAsia"/>
-        </w:rPr>
-        <w:t xml:space="preserve">内容</w:t>
-      </w:r>
-    </w:p>
-    <w:bookmarkEnd w:id="95"/>
-    <w:bookmarkStart w:id="96" w:name="未来研究方向"/>
-    <w:p>
-      <w:pPr>
-        <w:pStyle w:val="Heading2"/>
-      </w:pPr>
-      <w:r>
-        <w:rPr>
-          <w:rStyle w:val="SectionNumber"/>
-        </w:rPr>
-        <w:t xml:space="preserve">6.3</w:t>
-      </w:r>
-      <w:r>
-        <w:tab/>
-      </w:r>
-      <w:r>
-        <w:rPr>
-          <w:rFonts w:hint="eastAsia"/>
-        </w:rPr>
-        <w:t xml:space="preserve">未来研究方向</w:t>
-      </w:r>
-    </w:p>
-    <w:p>
-      <w:pPr>
-        <w:pStyle w:val="FirstParagraph"/>
-      </w:pPr>
-      <w:r>
-        <w:t xml:space="preserve">[Future Research Directions]</w:t>
+          <w:b/>
+          <w:bCs/>
+        </w:rPr>
+        <w:t xml:space="preserve">探测器</w:t>
+      </w:r>
+      <w:r>
+        <w:rPr>
+          <w:b/>
+          <w:bCs/>
+        </w:rPr>
+        <w:t xml:space="preserve"> Kraus </w:t>
+      </w:r>
+      <w:r>
+        <w:rPr>
+          <w:rFonts w:hint="eastAsia"/>
+          <w:b/>
+          <w:bCs/>
+        </w:rPr>
+        <w:t xml:space="preserve">算符.</w:t>
+      </w:r>
+      <w:r>
+        <w:t xml:space="preserve"> </w:t>
+      </w:r>
+      <w:r>
+        <w:rPr>
+          <w:rFonts w:hint="eastAsia"/>
+        </w:rPr>
+        <w:t xml:space="preserve">效率</w:t>
+      </w:r>
+      <w:r>
+        <w:t xml:space="preserve"> </w:t>
+      </w:r>
+      <m:oMath>
+        <m:r>
+          <m:t>η</m:t>
+        </m:r>
+      </m:oMath>
+      <w:r>
+        <w:t xml:space="preserve"> </w:t>
+      </w:r>
+      <w:r>
+        <w:rPr>
+          <w:rFonts w:hint="eastAsia"/>
+        </w:rPr>
+        <w:t xml:space="preserve">的桶式探测器：无点击</w:t>
+      </w:r>
+      <w:r>
+        <w:t xml:space="preserve"> </w:t>
+      </w:r>
+      <m:oMath>
+        <m:sSub>
+          <m:e>
+            <m:acc>
+              <m:accPr>
+                <m:chr m:val="̂"/>
+              </m:accPr>
+              <m:e>
+                <m:r>
+                  <m:t>K</m:t>
+                </m:r>
+              </m:e>
+            </m:acc>
+          </m:e>
+          <m:sub>
+            <m:r>
+              <m:t>0</m:t>
+            </m:r>
+          </m:sub>
+        </m:sSub>
+        <m:r>
+          <m:rPr>
+            <m:sty m:val="p"/>
+          </m:rPr>
+          <m:t>=</m:t>
+        </m:r>
+        <m:nary>
+          <m:naryPr>
+            <m:chr m:val="∑"/>
+            <m:limLoc m:val="undOvr"/>
+            <m:subHide m:val="off"/>
+            <m:supHide m:val="on"/>
+          </m:naryPr>
+          <m:sub>
+            <m:r>
+              <m:t>n</m:t>
+            </m:r>
+          </m:sub>
+          <m:sup>
+            <m:r>
+              <m:t>​</m:t>
+            </m:r>
+          </m:sup>
+          <m:e>
+            <m:sSup>
+              <m:e>
+                <m:d>
+                  <m:dPr>
+                    <m:begChr m:val="("/>
+                    <m:sepChr m:val=""/>
+                    <m:endChr m:val=")"/>
+                    <m:grow/>
+                  </m:dPr>
+                  <m:e>
+                    <m:r>
+                      <m:t>1</m:t>
+                    </m:r>
+                    <m:r>
+                      <m:rPr>
+                        <m:sty m:val="p"/>
+                      </m:rPr>
+                      <m:t>−</m:t>
+                    </m:r>
+                    <m:r>
+                      <m:t>η</m:t>
+                    </m:r>
+                  </m:e>
+                </m:d>
+              </m:e>
+              <m:sup>
+                <m:r>
+                  <m:t>n</m:t>
+                </m:r>
+                <m:r>
+                  <m:rPr>
+                    <m:sty m:val="p"/>
+                  </m:rPr>
+                  <m:t>/</m:t>
+                </m:r>
+                <m:r>
+                  <m:t>2</m:t>
+                </m:r>
+              </m:sup>
+            </m:sSup>
+          </m:e>
+        </m:nary>
+        <m:d>
+          <m:dPr>
+            <m:begChr m:val="|"/>
+            <m:sepChr m:val=""/>
+            <m:endChr m:val="|"/>
+            <m:grow/>
+          </m:dPr>
+          <m:e>
+            <m:r>
+              <m:t>n</m:t>
+            </m:r>
+            <m:r>
+              <m:rPr>
+                <m:sty m:val="p"/>
+              </m:rPr>
+              <m:t>⟩</m:t>
+            </m:r>
+            <m:r>
+              <m:rPr>
+                <m:sty m:val="p"/>
+              </m:rPr>
+              <m:t>⟨</m:t>
+            </m:r>
+            <m:r>
+              <m:t>n</m:t>
+            </m:r>
+          </m:e>
+        </m:d>
+      </m:oMath>
+      <w:r>
+        <w:rPr>
+          <w:rFonts w:hint="eastAsia"/>
+        </w:rPr>
+        <w:t xml:space="preserve">，有点击</w:t>
+      </w:r>
+      <w:r>
+        <w:t xml:space="preserve"> </w:t>
+      </w:r>
+      <m:oMath>
+        <m:sSub>
+          <m:e>
+            <m:acc>
+              <m:accPr>
+                <m:chr m:val="̂"/>
+              </m:accPr>
+              <m:e>
+                <m:r>
+                  <m:t>K</m:t>
+                </m:r>
+              </m:e>
+            </m:acc>
+          </m:e>
+          <m:sub>
+            <m:r>
+              <m:t>1</m:t>
+            </m:r>
+          </m:sub>
+        </m:sSub>
+        <m:r>
+          <m:rPr>
+            <m:sty m:val="p"/>
+          </m:rPr>
+          <m:t>=</m:t>
+        </m:r>
+        <m:nary>
+          <m:naryPr>
+            <m:chr m:val="∑"/>
+            <m:limLoc m:val="undOvr"/>
+            <m:subHide m:val="off"/>
+            <m:supHide m:val="on"/>
+          </m:naryPr>
+          <m:sub>
+            <m:r>
+              <m:t>n</m:t>
+            </m:r>
+          </m:sub>
+          <m:sup>
+            <m:r>
+              <m:t>​</m:t>
+            </m:r>
+          </m:sup>
+          <m:e>
+            <m:rad>
+              <m:radPr>
+                <m:degHide m:val="on"/>
+              </m:radPr>
+              <m:deg/>
+              <m:e>
+                <m:r>
+                  <m:t>1</m:t>
+                </m:r>
+                <m:r>
+                  <m:rPr>
+                    <m:sty m:val="p"/>
+                  </m:rPr>
+                  <m:t>−</m:t>
+                </m:r>
+                <m:sSup>
+                  <m:e>
+                    <m:d>
+                      <m:dPr>
+                        <m:begChr m:val="("/>
+                        <m:sepChr m:val=""/>
+                        <m:endChr m:val=")"/>
+                        <m:grow/>
+                      </m:dPr>
+                      <m:e>
+                        <m:r>
+                          <m:t>1</m:t>
+                        </m:r>
+                        <m:r>
+                          <m:rPr>
+                            <m:sty m:val="p"/>
+                          </m:rPr>
+                          <m:t>−</m:t>
+                        </m:r>
+                        <m:r>
+                          <m:t>η</m:t>
+                        </m:r>
+                      </m:e>
+                    </m:d>
+                  </m:e>
+                  <m:sup>
+                    <m:r>
+                      <m:t>n</m:t>
+                    </m:r>
+                  </m:sup>
+                </m:sSup>
+              </m:e>
+            </m:rad>
+          </m:e>
+        </m:nary>
+        <m:d>
+          <m:dPr>
+            <m:begChr m:val="|"/>
+            <m:sepChr m:val=""/>
+            <m:endChr m:val="|"/>
+            <m:grow/>
+          </m:dPr>
+          <m:e>
+            <m:r>
+              <m:t>0</m:t>
+            </m:r>
+            <m:r>
+              <m:rPr>
+                <m:sty m:val="p"/>
+              </m:rPr>
+              <m:t>⟩</m:t>
+            </m:r>
+            <m:r>
+              <m:rPr>
+                <m:sty m:val="p"/>
+              </m:rPr>
+              <m:t>⟨</m:t>
+            </m:r>
+            <m:r>
+              <m:t>n</m:t>
+            </m:r>
+          </m:e>
+        </m:d>
+      </m:oMath>
+      <w:r>
+        <w:rPr>
+          <w:rFonts w:hint="eastAsia"/>
+        </w:rPr>
+        <w:t xml:space="preserve">，满足</w:t>
+      </w:r>
+      <w:r>
+        <w:t xml:space="preserve"> </w:t>
+      </w:r>
+      <m:oMath>
+        <m:nary>
+          <m:naryPr>
+            <m:chr m:val="∑"/>
+            <m:limLoc m:val="undOvr"/>
+            <m:subHide m:val="off"/>
+            <m:supHide m:val="on"/>
+          </m:naryPr>
+          <m:sub>
+            <m:r>
+              <m:t>μ</m:t>
+            </m:r>
+          </m:sub>
+          <m:sup>
+            <m:r>
+              <m:t>​</m:t>
+            </m:r>
+          </m:sup>
+          <m:e>
+            <m:sSubSup>
+              <m:e>
+                <m:acc>
+                  <m:accPr>
+                    <m:chr m:val="̂"/>
+                  </m:accPr>
+                  <m:e>
+                    <m:r>
+                      <m:t>K</m:t>
+                    </m:r>
+                  </m:e>
+                </m:acc>
+              </m:e>
+              <m:sub>
+                <m:r>
+                  <m:t>μ</m:t>
+                </m:r>
+              </m:sub>
+              <m:sup>
+                <m:r>
+                  <m:rPr>
+                    <m:sty m:val="p"/>
+                  </m:rPr>
+                  <m:t>†</m:t>
+                </m:r>
+              </m:sup>
+            </m:sSubSup>
+          </m:e>
+        </m:nary>
+        <m:sSub>
+          <m:e>
+            <m:acc>
+              <m:accPr>
+                <m:chr m:val="̂"/>
+              </m:accPr>
+              <m:e>
+                <m:r>
+                  <m:t>K</m:t>
+                </m:r>
+              </m:e>
+            </m:acc>
+          </m:e>
+          <m:sub>
+            <m:r>
+              <m:t>μ</m:t>
+            </m:r>
+          </m:sub>
+        </m:sSub>
+        <m:r>
+          <m:rPr>
+            <m:sty m:val="p"/>
+          </m:rPr>
+          <m:t>=</m:t>
+        </m:r>
+        <m:acc>
+          <m:accPr>
+            <m:chr m:val="̂"/>
+          </m:accPr>
+          <m:e>
+            <m:r>
+              <m:t>I</m:t>
+            </m:r>
+          </m:e>
+        </m:acc>
+      </m:oMath>
+      <w:r>
+        <w:rPr>
+          <w:rFonts w:hint="eastAsia"/>
+        </w:rPr>
+        <w:t xml:space="preserve">。双偏振双端口系统共</w:t>
+      </w:r>
+      <w:r>
+        <w:t xml:space="preserve"> 64 </w:t>
+      </w:r>
+      <w:r>
+        <w:rPr>
+          <w:rFonts w:hint="eastAsia"/>
+        </w:rPr>
+        <w:t xml:space="preserve">个联合</w:t>
+      </w:r>
+      <w:r>
+        <w:t xml:space="preserve"> Kraus </w:t>
+      </w:r>
+      <w:r>
+        <w:rPr>
+          <w:rFonts w:hint="eastAsia"/>
+        </w:rPr>
+        <w:t xml:space="preserve">算符</w:t>
+      </w:r>
+      <w:r>
+        <w:t xml:space="preserve"> </w:t>
+      </w:r>
+      <m:oMath>
+        <m:sSub>
+          <m:e>
+            <m:acc>
+              <m:accPr>
+                <m:chr m:val="̂"/>
+              </m:accPr>
+              <m:e>
+                <m:r>
+                  <m:t>K</m:t>
+                </m:r>
+              </m:e>
+            </m:acc>
+          </m:e>
+          <m:sub>
+            <m:r>
+              <m:t>i</m:t>
+            </m:r>
+            <m:r>
+              <m:t>j</m:t>
+            </m:r>
+          </m:sub>
+        </m:sSub>
+        <m:r>
+          <m:rPr>
+            <m:sty m:val="p"/>
+          </m:rPr>
+          <m:t>=</m:t>
+        </m:r>
+        <m:sSubSup>
+          <m:e>
+            <m:acc>
+              <m:accPr>
+                <m:chr m:val="̂"/>
+              </m:accPr>
+              <m:e>
+                <m:r>
+                  <m:t>K</m:t>
+                </m:r>
+              </m:e>
+            </m:acc>
+          </m:e>
+          <m:sub>
+            <m:r>
+              <m:t>i</m:t>
+            </m:r>
+          </m:sub>
+          <m:sup>
+            <m:d>
+              <m:dPr>
+                <m:begChr m:val="("/>
+                <m:sepChr m:val=""/>
+                <m:endChr m:val=")"/>
+                <m:grow/>
+              </m:dPr>
+              <m:e>
+                <m:r>
+                  <m:t>A</m:t>
+                </m:r>
+              </m:e>
+            </m:d>
+          </m:sup>
+        </m:sSubSup>
+        <m:r>
+          <m:rPr>
+            <m:sty m:val="p"/>
+          </m:rPr>
+          <m:t>⊗</m:t>
+        </m:r>
+        <m:sSubSup>
+          <m:e>
+            <m:acc>
+              <m:accPr>
+                <m:chr m:val="̂"/>
+              </m:accPr>
+              <m:e>
+                <m:r>
+                  <m:t>K</m:t>
+                </m:r>
+              </m:e>
+            </m:acc>
+          </m:e>
+          <m:sub>
+            <m:r>
+              <m:t>j</m:t>
+            </m:r>
+          </m:sub>
+          <m:sup>
+            <m:d>
+              <m:dPr>
+                <m:begChr m:val="("/>
+                <m:sepChr m:val=""/>
+                <m:endChr m:val=")"/>
+                <m:grow/>
+              </m:dPr>
+              <m:e>
+                <m:r>
+                  <m:t>B</m:t>
+                </m:r>
+              </m:e>
+            </m:d>
+          </m:sup>
+        </m:sSubSup>
+      </m:oMath>
+      <w:r>
+        <w:t xml:space="preserve">。BSM </w:t>
+      </w:r>
+      <w:r>
+        <w:rPr>
+          <w:rFonts w:hint="eastAsia"/>
+        </w:rPr>
+        <w:t xml:space="preserve">成功判据：同一</w:t>
+      </w:r>
+      <w:r>
+        <w:t xml:space="preserve"> bin </w:t>
+      </w:r>
+      <w:r>
+        <w:rPr>
+          <w:rFonts w:hint="eastAsia"/>
+        </w:rPr>
+        <w:t xml:space="preserve">内恰好两次点击，</w:t>
+      </w:r>
+      <m:oMath>
+        <m:r>
+          <m:rPr>
+            <m:sty m:val="p"/>
+          </m:rPr>
+          <m:t>|</m:t>
+        </m:r>
+        <m:sSup>
+          <m:e>
+            <m:r>
+              <m:t>Ψ</m:t>
+            </m:r>
+          </m:e>
+          <m:sup>
+            <m:r>
+              <m:rPr>
+                <m:sty m:val="p"/>
+              </m:rPr>
+              <m:t>−</m:t>
+            </m:r>
+          </m:sup>
+        </m:sSup>
+        <m:r>
+          <m:rPr>
+            <m:sty m:val="p"/>
+          </m:rPr>
+          <m:t>⟩</m:t>
+        </m:r>
+      </m:oMath>
+      <w:r>
+        <w:t xml:space="preserve"> </w:t>
+      </w:r>
+      <w:r>
+        <w:rPr>
+          <w:rFonts w:hint="eastAsia"/>
+        </w:rPr>
+        <w:t xml:space="preserve">对应</w:t>
+      </w:r>
+      <w:r>
+        <w:t xml:space="preserve"> </w:t>
+      </w:r>
+      <m:oMath>
+        <m:r>
+          <m:rPr>
+            <m:sty m:val="p"/>
+          </m:rPr>
+          <m:t>{</m:t>
+        </m:r>
+        <m:sSub>
+          <m:e>
+            <m:r>
+              <m:t>H</m:t>
+            </m:r>
+          </m:e>
+          <m:sub>
+            <m:r>
+              <m:t>1</m:t>
+            </m:r>
+          </m:sub>
+        </m:sSub>
+        <m:r>
+          <m:rPr>
+            <m:sty m:val="p"/>
+          </m:rPr>
+          <m:t>,</m:t>
+        </m:r>
+        <m:sSub>
+          <m:e>
+            <m:r>
+              <m:t>V</m:t>
+            </m:r>
+          </m:e>
+          <m:sub>
+            <m:r>
+              <m:t>2</m:t>
+            </m:r>
+          </m:sub>
+        </m:sSub>
+        <m:r>
+          <m:rPr>
+            <m:sty m:val="p"/>
+          </m:rPr>
+          <m:t>}</m:t>
+        </m:r>
+      </m:oMath>
+      <w:r>
+        <w:t xml:space="preserve"> </w:t>
+      </w:r>
+      <w:r>
+        <w:rPr>
+          <w:rFonts w:hint="eastAsia"/>
+        </w:rPr>
+        <w:t xml:space="preserve">或</w:t>
+      </w:r>
+      <w:r>
+        <w:t xml:space="preserve"> </w:t>
+      </w:r>
+      <m:oMath>
+        <m:r>
+          <m:rPr>
+            <m:sty m:val="p"/>
+          </m:rPr>
+          <m:t>{</m:t>
+        </m:r>
+        <m:sSub>
+          <m:e>
+            <m:r>
+              <m:t>V</m:t>
+            </m:r>
+          </m:e>
+          <m:sub>
+            <m:r>
+              <m:t>1</m:t>
+            </m:r>
+          </m:sub>
+        </m:sSub>
+        <m:r>
+          <m:rPr>
+            <m:sty m:val="p"/>
+          </m:rPr>
+          <m:t>,</m:t>
+        </m:r>
+        <m:sSub>
+          <m:e>
+            <m:r>
+              <m:t>H</m:t>
+            </m:r>
+          </m:e>
+          <m:sub>
+            <m:r>
+              <m:t>2</m:t>
+            </m:r>
+          </m:sub>
+        </m:sSub>
+        <m:r>
+          <m:rPr>
+            <m:sty m:val="p"/>
+          </m:rPr>
+          <m:t>}</m:t>
+        </m:r>
+      </m:oMath>
+      <w:r>
+        <w:rPr>
+          <w:rFonts w:hint="eastAsia"/>
+        </w:rPr>
+        <w:t xml:space="preserve">，</w:t>
+      </w:r>
+      <m:oMath>
+        <m:r>
+          <m:rPr>
+            <m:sty m:val="p"/>
+          </m:rPr>
+          <m:t>|</m:t>
+        </m:r>
+        <m:sSup>
+          <m:e>
+            <m:r>
+              <m:t>Ψ</m:t>
+            </m:r>
+          </m:e>
+          <m:sup>
+            <m:r>
+              <m:rPr>
+                <m:sty m:val="p"/>
+              </m:rPr>
+              <m:t>+</m:t>
+            </m:r>
+          </m:sup>
+        </m:sSup>
+        <m:r>
+          <m:rPr>
+            <m:sty m:val="p"/>
+          </m:rPr>
+          <m:t>⟩</m:t>
+        </m:r>
+      </m:oMath>
+      <w:r>
+        <w:t xml:space="preserve"> </w:t>
+      </w:r>
+      <w:r>
+        <w:rPr>
+          <w:rFonts w:hint="eastAsia"/>
+        </w:rPr>
+        <w:t xml:space="preserve">对应</w:t>
+      </w:r>
+      <w:r>
+        <w:t xml:space="preserve"> </w:t>
+      </w:r>
+      <m:oMath>
+        <m:r>
+          <m:rPr>
+            <m:sty m:val="p"/>
+          </m:rPr>
+          <m:t>{</m:t>
+        </m:r>
+        <m:sSub>
+          <m:e>
+            <m:r>
+              <m:t>H</m:t>
+            </m:r>
+          </m:e>
+          <m:sub>
+            <m:r>
+              <m:t>1</m:t>
+            </m:r>
+          </m:sub>
+        </m:sSub>
+        <m:r>
+          <m:rPr>
+            <m:sty m:val="p"/>
+          </m:rPr>
+          <m:t>,</m:t>
+        </m:r>
+        <m:sSub>
+          <m:e>
+            <m:r>
+              <m:t>V</m:t>
+            </m:r>
+          </m:e>
+          <m:sub>
+            <m:r>
+              <m:t>1</m:t>
+            </m:r>
+          </m:sub>
+        </m:sSub>
+        <m:r>
+          <m:rPr>
+            <m:sty m:val="p"/>
+          </m:rPr>
+          <m:t>}</m:t>
+        </m:r>
+      </m:oMath>
+      <w:r>
+        <w:t xml:space="preserve"> </w:t>
+      </w:r>
+      <w:r>
+        <w:rPr>
+          <w:rFonts w:hint="eastAsia"/>
+        </w:rPr>
+        <w:t xml:space="preserve">或</w:t>
+      </w:r>
+      <w:r>
+        <w:t xml:space="preserve"> </w:t>
+      </w:r>
+      <m:oMath>
+        <m:r>
+          <m:rPr>
+            <m:sty m:val="p"/>
+          </m:rPr>
+          <m:t>{</m:t>
+        </m:r>
+        <m:sSub>
+          <m:e>
+            <m:r>
+              <m:t>H</m:t>
+            </m:r>
+          </m:e>
+          <m:sub>
+            <m:r>
+              <m:t>2</m:t>
+            </m:r>
+          </m:sub>
+        </m:sSub>
+        <m:r>
+          <m:rPr>
+            <m:sty m:val="p"/>
+          </m:rPr>
+          <m:t>,</m:t>
+        </m:r>
+        <m:sSub>
+          <m:e>
+            <m:r>
+              <m:t>V</m:t>
+            </m:r>
+          </m:e>
+          <m:sub>
+            <m:r>
+              <m:t>2</m:t>
+            </m:r>
+          </m:sub>
+        </m:sSub>
+        <m:r>
+          <m:rPr>
+            <m:sty m:val="p"/>
+          </m:rPr>
+          <m:t>}</m:t>
+        </m:r>
+      </m:oMath>
+      <w:r>
+        <w:t xml:space="preserve">。</w:t>
       </w:r>
     </w:p>
     <w:p>
@@ -6549,8 +10257,502 @@
       <w:r>
         <w:rPr>
           <w:rFonts w:hint="eastAsia"/>
-        </w:rPr>
-        <w:t xml:space="preserve">内容</w:t>
+          <w:b/>
+          <w:bCs/>
+        </w:rPr>
+        <w:t xml:space="preserve">损耗信道.</w:t>
+      </w:r>
+      <w:r>
+        <w:t xml:space="preserve"> </w:t>
+      </w:r>
+      <w:r>
+        <w:rPr>
+          <w:rFonts w:hint="eastAsia"/>
+        </w:rPr>
+        <w:t xml:space="preserve">透过率</w:t>
+      </w:r>
+      <w:r>
+        <w:t xml:space="preserve"> </w:t>
+      </w:r>
+      <m:oMath>
+        <m:r>
+          <m:t>η</m:t>
+        </m:r>
+      </m:oMath>
+      <w:r>
+        <w:t xml:space="preserve"> </w:t>
+      </w:r>
+      <w:r>
+        <w:rPr>
+          <w:rFonts w:hint="eastAsia"/>
+        </w:rPr>
+        <w:t xml:space="preserve">的振幅阻尼：</w:t>
+      </w:r>
+      <m:oMath>
+        <m:sSub>
+          <m:e>
+            <m:acc>
+              <m:accPr>
+                <m:chr m:val="̂"/>
+              </m:accPr>
+              <m:e>
+                <m:r>
+                  <m:t>K</m:t>
+                </m:r>
+              </m:e>
+            </m:acc>
+          </m:e>
+          <m:sub>
+            <m:r>
+              <m:t>0</m:t>
+            </m:r>
+          </m:sub>
+        </m:sSub>
+        <m:r>
+          <m:rPr>
+            <m:sty m:val="p"/>
+          </m:rPr>
+          <m:t>=</m:t>
+        </m:r>
+        <m:nary>
+          <m:naryPr>
+            <m:chr m:val="∑"/>
+            <m:limLoc m:val="undOvr"/>
+            <m:subHide m:val="off"/>
+            <m:supHide m:val="on"/>
+          </m:naryPr>
+          <m:sub>
+            <m:r>
+              <m:t>n</m:t>
+            </m:r>
+          </m:sub>
+          <m:sup>
+            <m:r>
+              <m:t>​</m:t>
+            </m:r>
+          </m:sup>
+          <m:e>
+            <m:sSup>
+              <m:e>
+                <m:r>
+                  <m:t>η</m:t>
+                </m:r>
+              </m:e>
+              <m:sup>
+                <m:r>
+                  <m:t>n</m:t>
+                </m:r>
+                <m:r>
+                  <m:rPr>
+                    <m:sty m:val="p"/>
+                  </m:rPr>
+                  <m:t>/</m:t>
+                </m:r>
+                <m:r>
+                  <m:t>2</m:t>
+                </m:r>
+              </m:sup>
+            </m:sSup>
+          </m:e>
+        </m:nary>
+        <m:d>
+          <m:dPr>
+            <m:begChr m:val="|"/>
+            <m:sepChr m:val=""/>
+            <m:endChr m:val="|"/>
+            <m:grow/>
+          </m:dPr>
+          <m:e>
+            <m:r>
+              <m:t>n</m:t>
+            </m:r>
+            <m:r>
+              <m:rPr>
+                <m:sty m:val="p"/>
+              </m:rPr>
+              <m:t>⟩</m:t>
+            </m:r>
+            <m:r>
+              <m:rPr>
+                <m:sty m:val="p"/>
+              </m:rPr>
+              <m:t>⟨</m:t>
+            </m:r>
+            <m:r>
+              <m:t>n</m:t>
+            </m:r>
+          </m:e>
+        </m:d>
+      </m:oMath>
+      <w:r>
+        <w:rPr>
+          <w:rFonts w:hint="eastAsia"/>
+        </w:rPr>
+        <w:t xml:space="preserve">，</w:t>
+      </w:r>
+      <m:oMath>
+        <m:sSub>
+          <m:e>
+            <m:acc>
+              <m:accPr>
+                <m:chr m:val="̂"/>
+              </m:accPr>
+              <m:e>
+                <m:r>
+                  <m:t>K</m:t>
+                </m:r>
+              </m:e>
+            </m:acc>
+          </m:e>
+          <m:sub>
+            <m:r>
+              <m:t>k</m:t>
+            </m:r>
+          </m:sub>
+        </m:sSub>
+        <m:r>
+          <m:rPr>
+            <m:sty m:val="p"/>
+          </m:rPr>
+          <m:t>=</m:t>
+        </m:r>
+        <m:nary>
+          <m:naryPr>
+            <m:chr m:val="∑"/>
+            <m:limLoc m:val="undOvr"/>
+            <m:subHide m:val="off"/>
+            <m:supHide m:val="on"/>
+          </m:naryPr>
+          <m:sub>
+            <m:r>
+              <m:t>n</m:t>
+            </m:r>
+            <m:r>
+              <m:rPr>
+                <m:sty m:val="p"/>
+              </m:rPr>
+              <m:t>≥</m:t>
+            </m:r>
+            <m:r>
+              <m:t>k</m:t>
+            </m:r>
+          </m:sub>
+          <m:sup>
+            <m:r>
+              <m:t>​</m:t>
+            </m:r>
+          </m:sup>
+          <m:e>
+            <m:rad>
+              <m:radPr>
+                <m:degHide m:val="on"/>
+              </m:radPr>
+              <m:deg/>
+              <m:e>
+                <m:d>
+                  <m:dPr>
+                    <m:begChr m:val="("/>
+                    <m:sepChr m:val=""/>
+                    <m:endChr m:val=")"/>
+                    <m:grow/>
+                  </m:dPr>
+                  <m:e>
+                    <m:f>
+                      <m:fPr>
+                        <m:type m:val="noBar"/>
+                      </m:fPr>
+                      <m:num>
+                        <m:r>
+                          <m:t>n</m:t>
+                        </m:r>
+                      </m:num>
+                      <m:den>
+                        <m:r>
+                          <m:t>k</m:t>
+                        </m:r>
+                      </m:den>
+                    </m:f>
+                  </m:e>
+                </m:d>
+              </m:e>
+            </m:rad>
+          </m:e>
+        </m:nary>
+        <m:sSup>
+          <m:e>
+            <m:r>
+              <m:t>η</m:t>
+            </m:r>
+          </m:e>
+          <m:sup>
+            <m:d>
+              <m:dPr>
+                <m:begChr m:val="("/>
+                <m:sepChr m:val=""/>
+                <m:endChr m:val=")"/>
+                <m:grow/>
+              </m:dPr>
+              <m:e>
+                <m:r>
+                  <m:t>n</m:t>
+                </m:r>
+                <m:r>
+                  <m:rPr>
+                    <m:sty m:val="p"/>
+                  </m:rPr>
+                  <m:t>−</m:t>
+                </m:r>
+                <m:r>
+                  <m:t>k</m:t>
+                </m:r>
+              </m:e>
+            </m:d>
+            <m:r>
+              <m:rPr>
+                <m:sty m:val="p"/>
+              </m:rPr>
+              <m:t>/</m:t>
+            </m:r>
+            <m:r>
+              <m:t>2</m:t>
+            </m:r>
+          </m:sup>
+        </m:sSup>
+        <m:sSup>
+          <m:e>
+            <m:d>
+              <m:dPr>
+                <m:begChr m:val="("/>
+                <m:sepChr m:val=""/>
+                <m:endChr m:val=")"/>
+                <m:grow/>
+              </m:dPr>
+              <m:e>
+                <m:r>
+                  <m:t>1</m:t>
+                </m:r>
+                <m:r>
+                  <m:rPr>
+                    <m:sty m:val="p"/>
+                  </m:rPr>
+                  <m:t>−</m:t>
+                </m:r>
+                <m:r>
+                  <m:t>η</m:t>
+                </m:r>
+              </m:e>
+            </m:d>
+          </m:e>
+          <m:sup>
+            <m:r>
+              <m:t>k</m:t>
+            </m:r>
+            <m:r>
+              <m:rPr>
+                <m:sty m:val="p"/>
+              </m:rPr>
+              <m:t>/</m:t>
+            </m:r>
+            <m:r>
+              <m:t>2</m:t>
+            </m:r>
+          </m:sup>
+        </m:sSup>
+        <m:d>
+          <m:dPr>
+            <m:begChr m:val="|"/>
+            <m:sepChr m:val=""/>
+            <m:endChr m:val="|"/>
+            <m:grow/>
+          </m:dPr>
+          <m:e>
+            <m:r>
+              <m:t>n</m:t>
+            </m:r>
+            <m:r>
+              <m:rPr>
+                <m:sty m:val="p"/>
+              </m:rPr>
+              <m:t>−</m:t>
+            </m:r>
+            <m:r>
+              <m:t>k</m:t>
+            </m:r>
+            <m:r>
+              <m:rPr>
+                <m:sty m:val="p"/>
+              </m:rPr>
+              <m:t>⟩</m:t>
+            </m:r>
+            <m:r>
+              <m:rPr>
+                <m:sty m:val="p"/>
+              </m:rPr>
+              <m:t>⟨</m:t>
+            </m:r>
+            <m:r>
+              <m:t>n</m:t>
+            </m:r>
+          </m:e>
+        </m:d>
+      </m:oMath>
+      <w:r>
+        <w:rPr>
+          <w:rFonts w:hint="eastAsia"/>
+        </w:rPr>
+        <w:t xml:space="preserve">。双模独立损耗取张量积</w:t>
+      </w:r>
+      <w:r>
+        <w:t xml:space="preserve"> </w:t>
+      </w:r>
+      <m:oMath>
+        <m:sSub>
+          <m:e>
+            <m:acc>
+              <m:accPr>
+                <m:chr m:val="̂"/>
+              </m:accPr>
+              <m:e>
+                <m:r>
+                  <m:t>K</m:t>
+                </m:r>
+              </m:e>
+            </m:acc>
+          </m:e>
+          <m:sub>
+            <m:sSub>
+              <m:e>
+                <m:r>
+                  <m:t>k</m:t>
+                </m:r>
+              </m:e>
+              <m:sub>
+                <m:r>
+                  <m:t>H</m:t>
+                </m:r>
+              </m:sub>
+            </m:sSub>
+            <m:r>
+              <m:rPr>
+                <m:sty m:val="p"/>
+              </m:rPr>
+              <m:t>,</m:t>
+            </m:r>
+            <m:sSub>
+              <m:e>
+                <m:r>
+                  <m:t>k</m:t>
+                </m:r>
+              </m:e>
+              <m:sub>
+                <m:r>
+                  <m:t>V</m:t>
+                </m:r>
+              </m:sub>
+            </m:sSub>
+          </m:sub>
+        </m:sSub>
+        <m:r>
+          <m:rPr>
+            <m:sty m:val="p"/>
+          </m:rPr>
+          <m:t>=</m:t>
+        </m:r>
+        <m:sSubSup>
+          <m:e>
+            <m:acc>
+              <m:accPr>
+                <m:chr m:val="̂"/>
+              </m:accPr>
+              <m:e>
+                <m:r>
+                  <m:t>K</m:t>
+                </m:r>
+              </m:e>
+            </m:acc>
+          </m:e>
+          <m:sub>
+            <m:sSub>
+              <m:e>
+                <m:r>
+                  <m:t>k</m:t>
+                </m:r>
+              </m:e>
+              <m:sub>
+                <m:r>
+                  <m:t>H</m:t>
+                </m:r>
+              </m:sub>
+            </m:sSub>
+          </m:sub>
+          <m:sup>
+            <m:d>
+              <m:dPr>
+                <m:begChr m:val="("/>
+                <m:sepChr m:val=""/>
+                <m:endChr m:val=")"/>
+                <m:grow/>
+              </m:dPr>
+              <m:e>
+                <m:r>
+                  <m:t>H</m:t>
+                </m:r>
+              </m:e>
+            </m:d>
+          </m:sup>
+        </m:sSubSup>
+        <m:r>
+          <m:rPr>
+            <m:sty m:val="p"/>
+          </m:rPr>
+          <m:t>⊗</m:t>
+        </m:r>
+        <m:sSubSup>
+          <m:e>
+            <m:acc>
+              <m:accPr>
+                <m:chr m:val="̂"/>
+              </m:accPr>
+              <m:e>
+                <m:r>
+                  <m:t>K</m:t>
+                </m:r>
+              </m:e>
+            </m:acc>
+          </m:e>
+          <m:sub>
+            <m:sSub>
+              <m:e>
+                <m:r>
+                  <m:t>k</m:t>
+                </m:r>
+              </m:e>
+              <m:sub>
+                <m:r>
+                  <m:t>V</m:t>
+                </m:r>
+              </m:sub>
+            </m:sSub>
+          </m:sub>
+          <m:sup>
+            <m:d>
+              <m:dPr>
+                <m:begChr m:val="("/>
+                <m:sepChr m:val=""/>
+                <m:endChr m:val=")"/>
+                <m:grow/>
+              </m:dPr>
+              <m:e>
+                <m:r>
+                  <m:t>V</m:t>
+                </m:r>
+              </m:e>
+            </m:d>
+          </m:sup>
+        </m:sSubSup>
+      </m:oMath>
+      <w:r>
+        <w:t xml:space="preserve">。</w:t>
       </w:r>
     </w:p>
     <w:p>
@@ -6559,123 +10761,18 @@
       </w:pPr>
       <w:r>
         <w:rPr>
-          <w:rFonts w:hint="eastAsia"/>
-        </w:rPr>
-        <w:t xml:space="preserve">学位论文的结论作为论文正文的最后一章单独排写，但不加章标题序号。</w:t>
-      </w:r>
-    </w:p>
-    <w:p>
-      <w:pPr>
-        <w:pStyle w:val="BodyText"/>
-      </w:pPr>
-      <w:r>
-        <w:rPr>
-          <w:rFonts w:hint="eastAsia"/>
-        </w:rPr>
-        <w:t xml:space="preserve">结论应是作者在学位论文研究过程中所取得的创新性成果的概要总结，不能与摘要混为一谈。博士学位论文结论应包括论文的主要结果、创新点、展望三部分，在结论中应概括论文的核心观点，明确、客观地指出本研究内容的创新性成果（含新见解、新观点、方法创新、技术创新、理论创新），并指出今后进一步在本研究方向进行研究工作的展望与设想。对所取得的创新性成果应注意从定性和定量两方面给出科学、准确的评价，分（1）、（2）、（3）…条列出，宜用</w:t>
-      </w:r>
-      <w:r>
-        <w:rPr>
-          <w:rFonts w:hint="eastAsia"/>
-        </w:rPr>
-        <w:t xml:space="preserve">“提出了”</w:t>
-      </w:r>
-      <w:r>
-        <w:t xml:space="preserve">、</w:t>
-      </w:r>
-      <w:r>
-        <w:rPr>
-          <w:rFonts w:hint="eastAsia"/>
-        </w:rPr>
-        <w:t xml:space="preserve">“建立了”</w:t>
-      </w:r>
-      <w:r>
-        <w:rPr>
-          <w:rFonts w:hint="eastAsia"/>
-        </w:rPr>
-        <w:t xml:space="preserve">等词叙述。</w:t>
-      </w:r>
-    </w:p>
-    <w:p>
-      <w:pPr>
-        <w:pStyle w:val="BodyText"/>
-      </w:pPr>
-      <w:r>
-        <w:rPr>
-          <w:rFonts w:hint="eastAsia"/>
-        </w:rPr>
-        <w:t xml:space="preserve">衷心感谢导师</w:t>
-      </w:r>
-      <w:r>
-        <w:t xml:space="preserve"> XXX </w:t>
-      </w:r>
-      <w:r>
-        <w:rPr>
-          <w:rFonts w:hint="eastAsia"/>
-        </w:rPr>
-        <w:t xml:space="preserve">教授对本人的精心指导。他的言传身教将使我终生受益。</w:t>
-      </w:r>
-    </w:p>
-    <w:p>
-      <w:pPr>
-        <w:pStyle w:val="BodyText"/>
-      </w:pPr>
-      <w:r>
-        <w:t xml:space="preserve">……</w:t>
-      </w:r>
-    </w:p>
-    <w:p>
-      <w:pPr>
-        <w:pStyle w:val="BodyText"/>
-      </w:pPr>
-      <w:r>
-        <w:rPr>
-          <w:rFonts w:hint="eastAsia"/>
-        </w:rPr>
-        <w:t xml:space="preserve">感谢哈工大LaTeX</w:t>
-      </w:r>
-      <w:r>
-        <w:t xml:space="preserve"> </w:t>
-      </w:r>
-      <w:r>
-        <w:rPr>
-          <w:rFonts w:hint="eastAsia"/>
-        </w:rPr>
-        <w:t xml:space="preserve">论文模板</w:t>
-      </w:r>
-      <w:r>
-        <w:t xml:space="preserve"> !</w:t>
-      </w:r>
-    </w:p>
-    <w:bookmarkEnd w:id="96"/>
-    <w:bookmarkEnd w:id="97"/>
-    <w:bookmarkStart w:id="99" w:name="带章节的附录"/>
-    <w:p>
-      <w:pPr>
-        <w:pStyle w:val="Heading1"/>
-      </w:pPr>
-      <w:r>
-        <w:rPr>
-          <w:rStyle w:val="SectionNumber"/>
-        </w:rPr>
-        <w:t xml:space="preserve">7</w:t>
-      </w:r>
-      <w:r>
-        <w:tab/>
-      </w:r>
-      <w:r>
-        <w:rPr>
-          <w:rFonts w:hint="eastAsia"/>
-        </w:rPr>
-        <w:t xml:space="preserve">带章节的附录</w:t>
-      </w:r>
-    </w:p>
-    <w:p>
-      <w:pPr>
-        <w:pStyle w:val="FirstParagraph"/>
-      </w:pPr>
-      <w:r>
-        <w:t xml:space="preserve">[Full Appendix]</w:t>
+          <w:b/>
+          <w:bCs/>
+        </w:rPr>
+        <w:t xml:space="preserve">MPS </w:t>
+      </w:r>
+      <w:r>
+        <w:rPr>
+          <w:rFonts w:hint="eastAsia"/>
+          <w:b/>
+          <w:bCs/>
+        </w:rPr>
+        <w:t xml:space="preserve">截断.</w:t>
       </w:r>
       <w:r>
         <w:t xml:space="preserve"> </w:t>
@@ -6684,36 +10781,7 @@
         <w:rPr>
           <w:rFonts w:hint="eastAsia"/>
         </w:rPr>
-        <w:t xml:space="preserve">内容</w:t>
-      </w:r>
-    </w:p>
-    <w:bookmarkStart w:id="98" w:name="附录节的内容"/>
-    <w:p>
-      <w:pPr>
-        <w:pStyle w:val="Heading2"/>
-      </w:pPr>
-      <w:r>
-        <w:rPr>
-          <w:rStyle w:val="SectionNumber"/>
-        </w:rPr>
-        <w:t xml:space="preserve">7.1</w:t>
-      </w:r>
-      <w:r>
-        <w:tab/>
-      </w:r>
-      <w:r>
-        <w:rPr>
-          <w:rFonts w:hint="eastAsia"/>
-        </w:rPr>
-        <w:t xml:space="preserve">附录节的内容</w:t>
-      </w:r>
-    </w:p>
-    <w:p>
-      <w:pPr>
-        <w:pStyle w:val="FirstParagraph"/>
-      </w:pPr>
-      <w:r>
-        <w:t xml:space="preserve">[Section in Appendix]</w:t>
+        <w:t xml:space="preserve">两格点张量</w:t>
       </w:r>
       <w:r>
         <w:t xml:space="preserve"> </w:t>
@@ -6722,140 +10790,465 @@
         <w:rPr>
           <w:rFonts w:hint="eastAsia"/>
         </w:rPr>
-        <w:t xml:space="preserve">内容</w:t>
+        <w:t xml:space="preserve">SVD：</w:t>
+      </w:r>
+      <m:oMath>
+        <m:sSubSup>
+          <m:e>
+            <m:r>
+              <m:t>Θ</m:t>
+            </m:r>
+          </m:e>
+          <m:sub>
+            <m:r>
+              <m:t>α</m:t>
+            </m:r>
+            <m:r>
+              <m:t>β</m:t>
+            </m:r>
+          </m:sub>
+          <m:sup>
+            <m:sSub>
+              <m:e>
+                <m:r>
+                  <m:t>s</m:t>
+                </m:r>
+              </m:e>
+              <m:sub>
+                <m:r>
+                  <m:t>i</m:t>
+                </m:r>
+              </m:sub>
+            </m:sSub>
+            <m:sSub>
+              <m:e>
+                <m:r>
+                  <m:t>s</m:t>
+                </m:r>
+              </m:e>
+              <m:sub>
+                <m:r>
+                  <m:t>i</m:t>
+                </m:r>
+                <m:r>
+                  <m:rPr>
+                    <m:sty m:val="p"/>
+                  </m:rPr>
+                  <m:t>+</m:t>
+                </m:r>
+                <m:r>
+                  <m:t>1</m:t>
+                </m:r>
+              </m:sub>
+            </m:sSub>
+          </m:sup>
+        </m:sSubSup>
+        <m:r>
+          <m:rPr>
+            <m:sty m:val="p"/>
+          </m:rPr>
+          <m:t>=</m:t>
+        </m:r>
+        <m:nary>
+          <m:naryPr>
+            <m:chr m:val="∑"/>
+            <m:limLoc m:val="undOvr"/>
+            <m:subHide m:val="off"/>
+            <m:supHide m:val="on"/>
+          </m:naryPr>
+          <m:sub>
+            <m:r>
+              <m:t>γ</m:t>
+            </m:r>
+          </m:sub>
+          <m:sup>
+            <m:r>
+              <m:t>​</m:t>
+            </m:r>
+          </m:sup>
+          <m:e>
+            <m:sSubSup>
+              <m:e>
+                <m:r>
+                  <m:t>U</m:t>
+                </m:r>
+              </m:e>
+              <m:sub>
+                <m:r>
+                  <m:t>α</m:t>
+                </m:r>
+                <m:r>
+                  <m:t>γ</m:t>
+                </m:r>
+              </m:sub>
+              <m:sup>
+                <m:sSub>
+                  <m:e>
+                    <m:r>
+                      <m:t>s</m:t>
+                    </m:r>
+                  </m:e>
+                  <m:sub>
+                    <m:r>
+                      <m:t>i</m:t>
+                    </m:r>
+                  </m:sub>
+                </m:sSub>
+              </m:sup>
+            </m:sSubSup>
+          </m:e>
+        </m:nary>
+        <m:sSub>
+          <m:e>
+            <m:r>
+              <m:t>λ</m:t>
+            </m:r>
+          </m:e>
+          <m:sub>
+            <m:r>
+              <m:t>γ</m:t>
+            </m:r>
+          </m:sub>
+        </m:sSub>
+        <m:sSubSup>
+          <m:e>
+            <m:r>
+              <m:t>V</m:t>
+            </m:r>
+          </m:e>
+          <m:sub>
+            <m:r>
+              <m:t>γ</m:t>
+            </m:r>
+            <m:r>
+              <m:t>β</m:t>
+            </m:r>
+          </m:sub>
+          <m:sup>
+            <m:sSub>
+              <m:e>
+                <m:r>
+                  <m:t>s</m:t>
+                </m:r>
+              </m:e>
+              <m:sub>
+                <m:r>
+                  <m:t>i</m:t>
+                </m:r>
+                <m:r>
+                  <m:rPr>
+                    <m:sty m:val="p"/>
+                  </m:rPr>
+                  <m:t>+</m:t>
+                </m:r>
+                <m:r>
+                  <m:t>1</m:t>
+                </m:r>
+              </m:sub>
+            </m:sSub>
+          </m:sup>
+        </m:sSubSup>
+      </m:oMath>
+      <w:r>
+        <w:rPr>
+          <w:rFonts w:hint="eastAsia"/>
+        </w:rPr>
+        <w:t xml:space="preserve">，截断误差</w:t>
+      </w:r>
+      <w:r>
+        <w:t xml:space="preserve"> </w:t>
+      </w:r>
+      <m:oMath>
+        <m:r>
+          <m:t>ϵ</m:t>
+        </m:r>
+        <m:r>
+          <m:rPr>
+            <m:sty m:val="p"/>
+          </m:rPr>
+          <m:t>=</m:t>
+        </m:r>
+        <m:rad>
+          <m:radPr>
+            <m:degHide m:val="on"/>
+          </m:radPr>
+          <m:deg/>
+          <m:e>
+            <m:nary>
+              <m:naryPr>
+                <m:chr m:val="∑"/>
+                <m:limLoc m:val="undOvr"/>
+                <m:subHide m:val="off"/>
+                <m:supHide m:val="on"/>
+              </m:naryPr>
+              <m:sub>
+                <m:r>
+                  <m:t>γ</m:t>
+                </m:r>
+                <m:r>
+                  <m:rPr>
+                    <m:sty m:val="p"/>
+                  </m:rPr>
+                  <m:t>&gt;</m:t>
+                </m:r>
+                <m:sSub>
+                  <m:e>
+                    <m:r>
+                      <m:t>χ</m:t>
+                    </m:r>
+                  </m:e>
+                  <m:sub>
+                    <m:r>
+                      <m:rPr>
+                        <m:sty m:val="p"/>
+                      </m:rPr>
+                      <m:t>max</m:t>
+                    </m:r>
+                  </m:sub>
+                </m:sSub>
+              </m:sub>
+              <m:sup>
+                <m:r>
+                  <m:t>​</m:t>
+                </m:r>
+              </m:sup>
+              <m:e>
+                <m:sSubSup>
+                  <m:e>
+                    <m:r>
+                      <m:t>λ</m:t>
+                    </m:r>
+                  </m:e>
+                  <m:sub>
+                    <m:r>
+                      <m:t>γ</m:t>
+                    </m:r>
+                  </m:sub>
+                  <m:sup>
+                    <m:r>
+                      <m:t>2</m:t>
+                    </m:r>
+                  </m:sup>
+                </m:sSubSup>
+              </m:e>
+            </m:nary>
+          </m:e>
+        </m:rad>
+      </m:oMath>
+      <w:r>
+        <w:rPr>
+          <w:rFonts w:hint="eastAsia"/>
+        </w:rPr>
+        <w:t xml:space="preserve">。纠缠熵</w:t>
+      </w:r>
+      <w:r>
+        <w:t xml:space="preserve"> </w:t>
+      </w:r>
+      <m:oMath>
+        <m:r>
+          <m:t>S</m:t>
+        </m:r>
+        <m:r>
+          <m:rPr>
+            <m:sty m:val="p"/>
+          </m:rPr>
+          <m:t>=</m:t>
+        </m:r>
+        <m:r>
+          <m:rPr>
+            <m:sty m:val="p"/>
+          </m:rPr>
+          <m:t>−</m:t>
+        </m:r>
+        <m:nary>
+          <m:naryPr>
+            <m:chr m:val="∑"/>
+            <m:limLoc m:val="undOvr"/>
+            <m:subHide m:val="off"/>
+            <m:supHide m:val="on"/>
+          </m:naryPr>
+          <m:sub>
+            <m:r>
+              <m:t>γ</m:t>
+            </m:r>
+          </m:sub>
+          <m:sup>
+            <m:r>
+              <m:t>​</m:t>
+            </m:r>
+          </m:sup>
+          <m:e>
+            <m:sSubSup>
+              <m:e>
+                <m:r>
+                  <m:t>λ</m:t>
+                </m:r>
+              </m:e>
+              <m:sub>
+                <m:r>
+                  <m:t>γ</m:t>
+                </m:r>
+              </m:sub>
+              <m:sup>
+                <m:r>
+                  <m:t>2</m:t>
+                </m:r>
+              </m:sup>
+            </m:sSubSup>
+          </m:e>
+        </m:nary>
+        <m:r>
+          <m:rPr>
+            <m:sty m:val="p"/>
+          </m:rPr>
+          <m:t>log</m:t>
+        </m:r>
+        <m:sSubSup>
+          <m:e>
+            <m:r>
+              <m:t>λ</m:t>
+            </m:r>
+          </m:e>
+          <m:sub>
+            <m:r>
+              <m:t>γ</m:t>
+            </m:r>
+          </m:sub>
+          <m:sup>
+            <m:r>
+              <m:t>2</m:t>
+            </m:r>
+          </m:sup>
+        </m:sSubSup>
+      </m:oMath>
+      <w:r>
+        <w:t xml:space="preserve"> </w:t>
+      </w:r>
+      <w:r>
+        <w:rPr>
+          <w:rFonts w:hint="eastAsia"/>
+        </w:rPr>
+        <w:t xml:space="preserve">决定所需键维度。时间</w:t>
+      </w:r>
+      <w:r>
+        <w:t xml:space="preserve"> bin </w:t>
+      </w:r>
+      <w:r>
+        <w:rPr>
+          <w:rFonts w:hint="eastAsia"/>
+        </w:rPr>
+        <w:t xml:space="preserve">链中纠缠局域化，</w:t>
+      </w:r>
+      <m:oMath>
+        <m:r>
+          <m:t>χ</m:t>
+        </m:r>
+      </m:oMath>
+      <w:r>
+        <w:t xml:space="preserve"> </w:t>
+      </w:r>
+      <w:r>
+        <w:rPr>
+          <w:rFonts w:hint="eastAsia"/>
+        </w:rPr>
+        <w:t xml:space="preserve">不随</w:t>
+      </w:r>
+      <w:r>
+        <w:t xml:space="preserve"> bin </w:t>
+      </w:r>
+      <w:r>
+        <w:rPr>
+          <w:rFonts w:hint="eastAsia"/>
+        </w:rPr>
+        <w:t xml:space="preserve">数指数增长，典型值</w:t>
+      </w:r>
+      <w:r>
+        <w:t xml:space="preserve"> </w:t>
+      </w:r>
+      <m:oMath>
+        <m:r>
+          <m:t>χ</m:t>
+        </m:r>
+        <m:r>
+          <m:rPr>
+            <m:sty m:val="p"/>
+          </m:rPr>
+          <m:t>≲</m:t>
+        </m:r>
+        <m:r>
+          <m:t>100</m:t>
+        </m:r>
+      </m:oMath>
+      <w:r>
+        <w:rPr>
+          <w:rFonts w:hint="eastAsia"/>
+        </w:rPr>
+        <w:t xml:space="preserve">。收敛性检验：增大</w:t>
+      </w:r>
+      <w:r>
+        <w:t xml:space="preserve"> </w:t>
+      </w:r>
+      <m:oMath>
+        <m:sSub>
+          <m:e>
+            <m:r>
+              <m:t>χ</m:t>
+            </m:r>
+          </m:e>
+          <m:sub>
+            <m:r>
+              <m:rPr>
+                <m:sty m:val="p"/>
+              </m:rPr>
+              <m:t>max</m:t>
+            </m:r>
+          </m:sub>
+        </m:sSub>
+      </m:oMath>
+      <w:r>
+        <w:t xml:space="preserve"> </w:t>
+      </w:r>
+      <w:r>
+        <w:rPr>
+          <w:rFonts w:hint="eastAsia"/>
+        </w:rPr>
+        <w:t xml:space="preserve">观察物理量稳定性，监控累积截断误差</w:t>
+      </w:r>
+      <w:r>
+        <w:t xml:space="preserve"> </w:t>
+      </w:r>
+      <m:oMath>
+        <m:r>
+          <m:rPr>
+            <m:sty m:val="p"/>
+          </m:rPr>
+          <m:t>&lt;</m:t>
+        </m:r>
+        <m:sSup>
+          <m:e>
+            <m:r>
+              <m:t>10</m:t>
+            </m:r>
+          </m:e>
+          <m:sup>
+            <m:r>
+              <m:rPr>
+                <m:sty m:val="p"/>
+              </m:rPr>
+              <m:t>−</m:t>
+            </m:r>
+            <m:r>
+              <m:t>10</m:t>
+            </m:r>
+          </m:sup>
+        </m:sSup>
+      </m:oMath>
+      <w:r>
+        <w:t xml:space="preserve">。</w:t>
       </w:r>
     </w:p>
     <w:bookmarkEnd w:id="98"/>
     <w:bookmarkEnd w:id="99"/>
-    <w:bookmarkStart w:id="103" w:name="这个星球上最好的免费linux软件列表"/>
-    <w:p>
-      <w:pPr>
-        <w:pStyle w:val="Heading1"/>
-      </w:pPr>
-      <w:r>
-        <w:rPr>
-          <w:rStyle w:val="SectionNumber"/>
-        </w:rPr>
-        <w:t xml:space="preserve">8</w:t>
-      </w:r>
-      <w:r>
-        <w:tab/>
-      </w:r>
-      <w:r>
-        <w:rPr>
-          <w:rFonts w:hint="eastAsia"/>
-        </w:rPr>
-        <w:t xml:space="preserve">这个星球上最好的免费Linux软件列表</w:t>
-      </w:r>
-    </w:p>
-    <w:p>
-      <w:pPr>
-        <w:pStyle w:val="FirstParagraph"/>
-      </w:pPr>
-      <w:r>
-        <w:t xml:space="preserve">[List of the Best Linux Software in our Planet]</w:t>
-      </w:r>
-    </w:p>
-    <w:bookmarkStart w:id="101" w:name="系统"/>
-    <w:p>
-      <w:pPr>
-        <w:pStyle w:val="Heading2"/>
-      </w:pPr>
-      <w:r>
-        <w:rPr>
-          <w:rStyle w:val="SectionNumber"/>
-        </w:rPr>
-        <w:t xml:space="preserve">8.1</w:t>
-      </w:r>
-      <w:r>
-        <w:tab/>
-      </w:r>
-      <w:r>
-        <w:rPr>
-          <w:rFonts w:hint="eastAsia"/>
-        </w:rPr>
-        <w:t xml:space="preserve">系统</w:t>
-      </w:r>
-    </w:p>
-    <w:p>
-      <w:pPr>
-        <w:pStyle w:val="FirstParagraph"/>
-      </w:pPr>
-      <w:r>
-        <w:rPr>
-          <w:rFonts w:hint="eastAsia"/>
-        </w:rPr>
-        <w:t xml:space="preserve">内容</w:t>
-      </w:r>
-    </w:p>
-    <w:bookmarkStart w:id="100" w:name="hifvwm的优点"/>
-    <w:p>
-      <w:pPr>
-        <w:pStyle w:val="Heading3"/>
-      </w:pPr>
-      <w:r>
-        <w:rPr>
-          <w:rStyle w:val="SectionNumber"/>
-        </w:rPr>
-        <w:t xml:space="preserve">8.1.1</w:t>
-      </w:r>
-      <w:r>
-        <w:tab/>
-      </w:r>
-      <w:r>
-        <w:rPr>
-          <w:rFonts w:hint="eastAsia"/>
-        </w:rPr>
-        <w:t xml:space="preserve">hifvwm的优点</w:t>
-      </w:r>
-    </w:p>
-    <w:p>
-      <w:pPr>
-        <w:pStyle w:val="FirstParagraph"/>
-      </w:pPr>
-      <w:r>
-        <w:rPr>
-          <w:rFonts w:hint="eastAsia"/>
-        </w:rPr>
-        <w:t xml:space="preserve">内容</w:t>
-      </w:r>
-    </w:p>
-    <w:bookmarkEnd w:id="100"/>
-    <w:bookmarkEnd w:id="101"/>
-    <w:bookmarkStart w:id="102" w:name="其他"/>
-    <w:p>
-      <w:pPr>
-        <w:pStyle w:val="Heading2"/>
-      </w:pPr>
-      <w:r>
-        <w:rPr>
-          <w:rStyle w:val="SectionNumber"/>
-        </w:rPr>
-        <w:t xml:space="preserve">8.2</w:t>
-      </w:r>
-      <w:r>
-        <w:tab/>
-      </w:r>
-      <w:r>
-        <w:rPr>
-          <w:rFonts w:hint="eastAsia"/>
-        </w:rPr>
-        <w:t xml:space="preserve">其他</w:t>
-      </w:r>
-    </w:p>
-    <w:p>
-      <w:pPr>
-        <w:pStyle w:val="FirstParagraph"/>
-      </w:pPr>
-      <w:r>
-        <w:rPr>
-          <w:rFonts w:hint="eastAsia"/>
-        </w:rPr>
-        <w:t xml:space="preserve">内容</w:t>
-      </w:r>
-    </w:p>
-    <w:bookmarkEnd w:id="102"/>
-    <w:bookmarkEnd w:id="103"/>
     <w:p>
       <w:pPr>
         <w:pStyle w:val="BodyText"/>
